--- a/Relazione Progetto.docx
+++ b/Relazione Progetto.docx
@@ -287,13 +287,7 @@
       </w:r>
       <w:proofErr w:type="spellEnd"/>
       <w:r>
-        <w:t xml:space="preserve"> del </w:t>
-      </w:r>
-      <w:r>
-        <w:t>server</w:t>
-      </w:r>
-      <w:r>
-        <w:t>);</w:t>
+        <w:t xml:space="preserve"> del server);</w:t>
       </w:r>
     </w:p>
     <w:p>
@@ -501,6 +495,12 @@
       <w:r>
         <w:t>durante l’avvio del client:</w:t>
       </w:r>
+    </w:p>
+    <w:p>
+      <w:pPr>
+        <w:pStyle w:val="Nessunaspaziatura"/>
+        <w:ind w:left="720"/>
+      </w:pPr>
     </w:p>
     <w:p>
       <w:pPr>
@@ -666,6 +666,10 @@
         </w:numPr>
       </w:pPr>
       <w:r>
+        <w:rPr>
+          <w:b/>
+          <w:bCs/>
+        </w:rPr>
         <w:t>Login</w:t>
       </w:r>
       <w:r>
@@ -788,6 +792,10 @@
         </w:numPr>
       </w:pPr>
       <w:r>
+        <w:rPr>
+          <w:b/>
+          <w:bCs/>
+        </w:rPr>
         <w:t>Logout</w:t>
       </w:r>
       <w:r>
@@ -911,6 +919,10 @@
       </w:pPr>
       <w:proofErr w:type="spellStart"/>
       <w:r>
+        <w:rPr>
+          <w:b/>
+          <w:bCs/>
+        </w:rPr>
         <w:t>UpdateCredentials</w:t>
       </w:r>
       <w:proofErr w:type="spellEnd"/>
@@ -926,6 +938,131 @@
           <w:numId w:val="2"/>
         </w:numPr>
       </w:pPr>
+      <w:r>
+        <w:t xml:space="preserve">Sintassi: </w:t>
+      </w:r>
+      <w:proofErr w:type="spellStart"/>
+      <w:r>
+        <w:rPr>
+          <w:i/>
+          <w:iCs/>
+        </w:rPr>
+        <w:t>UpdateCredentials</w:t>
+      </w:r>
+      <w:proofErr w:type="spellEnd"/>
+      <w:r>
+        <w:rPr>
+          <w:i/>
+          <w:iCs/>
+        </w:rPr>
+        <w:t xml:space="preserve"> (username </w:t>
+      </w:r>
+      <w:proofErr w:type="spellStart"/>
+      <w:r>
+        <w:rPr>
+          <w:i/>
+          <w:iCs/>
+        </w:rPr>
+        <w:t>oldPassword</w:t>
+      </w:r>
+      <w:proofErr w:type="spellEnd"/>
+      <w:r>
+        <w:rPr>
+          <w:i/>
+          <w:iCs/>
+        </w:rPr>
+        <w:t xml:space="preserve"> </w:t>
+      </w:r>
+      <w:proofErr w:type="spellStart"/>
+      <w:r>
+        <w:rPr>
+          <w:i/>
+          <w:iCs/>
+        </w:rPr>
+        <w:t>newPassword</w:t>
+      </w:r>
+      <w:proofErr w:type="spellEnd"/>
+      <w:r>
+        <w:rPr>
+          <w:i/>
+          <w:iCs/>
+        </w:rPr>
+        <w:t>)</w:t>
+      </w:r>
+      <w:r>
+        <w:rPr>
+          <w:i/>
+          <w:iCs/>
+        </w:rPr>
+        <w:t>;</w:t>
+      </w:r>
+    </w:p>
+    <w:p>
+      <w:pPr>
+        <w:pStyle w:val="Nessunaspaziatura"/>
+        <w:numPr>
+          <w:ilvl w:val="2"/>
+          <w:numId w:val="2"/>
+        </w:numPr>
+      </w:pPr>
+      <w:proofErr w:type="spellStart"/>
+      <w:r>
+        <w:t>Desc</w:t>
+      </w:r>
+      <w:proofErr w:type="spellEnd"/>
+      <w:r>
+        <w:t xml:space="preserve">: </w:t>
+      </w:r>
+      <w:r>
+        <w:t>Aggiorna le credenziali di accesso dell'utente</w:t>
+      </w:r>
+      <w:r>
+        <w:t>;</w:t>
+      </w:r>
+    </w:p>
+    <w:p>
+      <w:pPr>
+        <w:pStyle w:val="Nessunaspaziatura"/>
+        <w:numPr>
+          <w:ilvl w:val="2"/>
+          <w:numId w:val="2"/>
+        </w:numPr>
+      </w:pPr>
+      <w:r>
+        <w:t xml:space="preserve">Es: </w:t>
+      </w:r>
+      <w:proofErr w:type="spellStart"/>
+      <w:r>
+        <w:rPr>
+          <w:i/>
+          <w:iCs/>
+        </w:rPr>
+        <w:t>UpdateCredentials</w:t>
+      </w:r>
+      <w:proofErr w:type="spellEnd"/>
+      <w:r>
+        <w:rPr>
+          <w:i/>
+          <w:iCs/>
+        </w:rPr>
+        <w:t xml:space="preserve"> </w:t>
+      </w:r>
+      <w:proofErr w:type="spellStart"/>
+      <w:r>
+        <w:rPr>
+          <w:i/>
+          <w:iCs/>
+        </w:rPr>
+        <w:t>MarioRossi</w:t>
+      </w:r>
+      <w:proofErr w:type="spellEnd"/>
+      <w:r>
+        <w:rPr>
+          <w:i/>
+          <w:iCs/>
+        </w:rPr>
+        <w:t xml:space="preserve"> password123 nuovaPassword456</w:t>
+      </w:r>
     </w:p>
     <w:p>
       <w:pPr>
@@ -937,9 +1074,189 @@
       </w:pPr>
       <w:proofErr w:type="spellStart"/>
       <w:r>
+        <w:rPr>
+          <w:b/>
+          <w:bCs/>
+        </w:rPr>
         <w:t>InsertMarketOrder</w:t>
       </w:r>
       <w:proofErr w:type="spellEnd"/>
+      <w:r>
+        <w:t>:</w:t>
+      </w:r>
+    </w:p>
+    <w:p>
+      <w:pPr>
+        <w:pStyle w:val="Nessunaspaziatura"/>
+        <w:numPr>
+          <w:ilvl w:val="2"/>
+          <w:numId w:val="2"/>
+        </w:numPr>
+      </w:pPr>
+      <w:r>
+        <w:t xml:space="preserve">Sintassi: </w:t>
+      </w:r>
+      <w:proofErr w:type="spellStart"/>
+      <w:r>
+        <w:t>InsertMarketOrder</w:t>
+      </w:r>
+      <w:proofErr w:type="spellEnd"/>
+      <w:r>
+        <w:t xml:space="preserve"> (tipo dimensione)</w:t>
+      </w:r>
+    </w:p>
+    <w:p>
+      <w:pPr>
+        <w:pStyle w:val="Nessunaspaziatura"/>
+        <w:numPr>
+          <w:ilvl w:val="2"/>
+          <w:numId w:val="2"/>
+        </w:numPr>
+      </w:pPr>
+      <w:proofErr w:type="spellStart"/>
+      <w:r>
+        <w:t>Desc</w:t>
+      </w:r>
+      <w:proofErr w:type="spellEnd"/>
+      <w:r>
+        <w:t xml:space="preserve">: </w:t>
+      </w:r>
+      <w:r>
+        <w:t>Inserisce un ordine di mercato che viene eseguito immediatamente al miglior prezzo disponibile</w:t>
+      </w:r>
+      <w:r>
+        <w:t>;</w:t>
+      </w:r>
+    </w:p>
+    <w:p>
+      <w:pPr>
+        <w:pStyle w:val="Nessunaspaziatura"/>
+        <w:numPr>
+          <w:ilvl w:val="2"/>
+          <w:numId w:val="2"/>
+        </w:numPr>
+        <w:rPr>
+          <w:i/>
+          <w:iCs/>
+        </w:rPr>
+      </w:pPr>
+      <w:r>
+        <w:t>Es</w:t>
+      </w:r>
+      <w:r>
+        <w:rPr>
+          <w:i/>
+          <w:iCs/>
+        </w:rPr>
+        <w:t xml:space="preserve">: </w:t>
+      </w:r>
+      <w:proofErr w:type="spellStart"/>
+      <w:r>
+        <w:rPr>
+          <w:i/>
+          <w:iCs/>
+        </w:rPr>
+        <w:t>InsertMarketOrder</w:t>
+      </w:r>
+      <w:proofErr w:type="spellEnd"/>
+      <w:r>
+        <w:rPr>
+          <w:i/>
+          <w:iCs/>
+        </w:rPr>
+        <w:t xml:space="preserve"> </w:t>
+      </w:r>
+      <w:r>
+        <w:rPr>
+          <w:i/>
+          <w:iCs/>
+        </w:rPr>
+        <w:t>BID</w:t>
+      </w:r>
+      <w:r>
+        <w:rPr>
+          <w:i/>
+          <w:iCs/>
+        </w:rPr>
+        <w:t xml:space="preserve"> 100 </w:t>
+      </w:r>
+    </w:p>
+    <w:p>
+      <w:pPr>
+        <w:pStyle w:val="Nessunaspaziatura"/>
+        <w:ind w:left="2160"/>
+        <w:rPr>
+          <w:i/>
+          <w:iCs/>
+        </w:rPr>
+      </w:pPr>
+      <w:r>
+        <w:rPr>
+          <w:i/>
+          <w:iCs/>
+        </w:rPr>
+        <w:t xml:space="preserve">      </w:t>
+      </w:r>
+      <w:proofErr w:type="spellStart"/>
+      <w:r>
+        <w:rPr>
+          <w:i/>
+          <w:iCs/>
+        </w:rPr>
+        <w:t>InsertMarketOrder</w:t>
+      </w:r>
+      <w:proofErr w:type="spellEnd"/>
+      <w:r>
+        <w:rPr>
+          <w:i/>
+          <w:iCs/>
+        </w:rPr>
+        <w:t xml:space="preserve"> </w:t>
+      </w:r>
+      <w:r>
+        <w:rPr>
+          <w:i/>
+          <w:iCs/>
+        </w:rPr>
+        <w:t>ASK</w:t>
+      </w:r>
+      <w:r>
+        <w:rPr>
+          <w:i/>
+          <w:iCs/>
+        </w:rPr>
+        <w:t xml:space="preserve"> 50</w:t>
+      </w:r>
+    </w:p>
+    <w:p>
+      <w:pPr>
+        <w:pStyle w:val="Nessunaspaziatura"/>
+        <w:ind w:left="2160"/>
+        <w:rPr>
+          <w:i/>
+          <w:iCs/>
+        </w:rPr>
+      </w:pPr>
+    </w:p>
+    <w:p>
+      <w:pPr>
+        <w:pStyle w:val="Nessunaspaziatura"/>
+        <w:ind w:left="2160"/>
+        <w:rPr>
+          <w:i/>
+          <w:iCs/>
+        </w:rPr>
+      </w:pPr>
+    </w:p>
+    <w:p>
+      <w:pPr>
+        <w:pStyle w:val="Nessunaspaziatura"/>
+        <w:ind w:left="2160"/>
+        <w:rPr>
+          <w:i/>
+          <w:iCs/>
+        </w:rPr>
+      </w:pPr>
     </w:p>
     <w:p>
       <w:pPr>
@@ -951,9 +1268,159 @@
       </w:pPr>
       <w:proofErr w:type="spellStart"/>
       <w:r>
+        <w:rPr>
+          <w:b/>
+          <w:bCs/>
+        </w:rPr>
         <w:t>InsertLimitOrder</w:t>
       </w:r>
       <w:proofErr w:type="spellEnd"/>
+      <w:r>
+        <w:t>:</w:t>
+      </w:r>
+    </w:p>
+    <w:p>
+      <w:pPr>
+        <w:pStyle w:val="Nessunaspaziatura"/>
+        <w:numPr>
+          <w:ilvl w:val="2"/>
+          <w:numId w:val="2"/>
+        </w:numPr>
+      </w:pPr>
+      <w:r>
+        <w:t xml:space="preserve">Sintassi: </w:t>
+      </w:r>
+      <w:proofErr w:type="spellStart"/>
+      <w:r>
+        <w:t>InsertLimitOrder</w:t>
+      </w:r>
+      <w:proofErr w:type="spellEnd"/>
+      <w:r>
+        <w:t xml:space="preserve"> (tipo dimensione </w:t>
+      </w:r>
+      <w:proofErr w:type="spellStart"/>
+      <w:r>
+        <w:t>prezzoLimite</w:t>
+      </w:r>
+      <w:proofErr w:type="spellEnd"/>
+      <w:r>
+        <w:t>)</w:t>
+      </w:r>
+    </w:p>
+    <w:p>
+      <w:pPr>
+        <w:pStyle w:val="Nessunaspaziatura"/>
+        <w:numPr>
+          <w:ilvl w:val="2"/>
+          <w:numId w:val="2"/>
+        </w:numPr>
+      </w:pPr>
+      <w:proofErr w:type="spellStart"/>
+      <w:r>
+        <w:t>Desc</w:t>
+      </w:r>
+      <w:proofErr w:type="spellEnd"/>
+      <w:r>
+        <w:t xml:space="preserve">: </w:t>
+      </w:r>
+      <w:r>
+        <w:t>i</w:t>
+      </w:r>
+      <w:r>
+        <w:t>nserisce un ordine limite che viene eseguito solo al prezzo specificato o migliore.</w:t>
+      </w:r>
+    </w:p>
+    <w:p>
+      <w:pPr>
+        <w:pStyle w:val="Nessunaspaziatura"/>
+        <w:numPr>
+          <w:ilvl w:val="2"/>
+          <w:numId w:val="2"/>
+        </w:numPr>
+      </w:pPr>
+      <w:r>
+        <w:t xml:space="preserve">Es: </w:t>
+      </w:r>
+      <w:proofErr w:type="spellStart"/>
+      <w:r>
+        <w:rPr>
+          <w:i/>
+          <w:iCs/>
+        </w:rPr>
+        <w:t>InsertLimitOrder</w:t>
+      </w:r>
+      <w:proofErr w:type="spellEnd"/>
+      <w:r>
+        <w:rPr>
+          <w:i/>
+          <w:iCs/>
+        </w:rPr>
+        <w:t xml:space="preserve"> </w:t>
+      </w:r>
+      <w:r>
+        <w:rPr>
+          <w:i/>
+          <w:iCs/>
+        </w:rPr>
+        <w:t>BID</w:t>
+      </w:r>
+      <w:r>
+        <w:rPr>
+          <w:i/>
+          <w:iCs/>
+        </w:rPr>
+        <w:t xml:space="preserve"> 200 48.75</w:t>
+      </w:r>
+      <w:r>
+        <w:t xml:space="preserve"> </w:t>
+      </w:r>
+    </w:p>
+    <w:p>
+      <w:pPr>
+        <w:pStyle w:val="Nessunaspaziatura"/>
+        <w:ind w:left="2136" w:firstLine="24"/>
+        <w:rPr>
+          <w:i/>
+          <w:iCs/>
+        </w:rPr>
+      </w:pPr>
+      <w:r>
+        <w:rPr>
+          <w:i/>
+          <w:iCs/>
+        </w:rPr>
+        <w:t xml:space="preserve">      </w:t>
+      </w:r>
+      <w:proofErr w:type="spellStart"/>
+      <w:r>
+        <w:rPr>
+          <w:i/>
+          <w:iCs/>
+        </w:rPr>
+        <w:t>InsertLimitOrder</w:t>
+      </w:r>
+      <w:proofErr w:type="spellEnd"/>
+      <w:r>
+        <w:rPr>
+          <w:i/>
+          <w:iCs/>
+        </w:rPr>
+        <w:t xml:space="preserve"> </w:t>
+      </w:r>
+      <w:r>
+        <w:rPr>
+          <w:i/>
+          <w:iCs/>
+        </w:rPr>
+        <w:t>ASK</w:t>
+      </w:r>
+      <w:r>
+        <w:rPr>
+          <w:i/>
+          <w:iCs/>
+        </w:rPr>
+        <w:t xml:space="preserve"> 150 51.30</w:t>
+      </w:r>
     </w:p>
     <w:p>
       <w:pPr>
@@ -965,9 +1432,129 @@
       </w:pPr>
       <w:proofErr w:type="spellStart"/>
       <w:r>
+        <w:rPr>
+          <w:b/>
+          <w:bCs/>
+        </w:rPr>
         <w:t>InsertStopOrder</w:t>
       </w:r>
       <w:proofErr w:type="spellEnd"/>
+      <w:r>
+        <w:t>:</w:t>
+      </w:r>
+    </w:p>
+    <w:p>
+      <w:pPr>
+        <w:pStyle w:val="Nessunaspaziatura"/>
+        <w:numPr>
+          <w:ilvl w:val="2"/>
+          <w:numId w:val="2"/>
+        </w:numPr>
+      </w:pPr>
+      <w:r>
+        <w:t xml:space="preserve">Sintassi: </w:t>
+      </w:r>
+      <w:proofErr w:type="spellStart"/>
+      <w:r>
+        <w:rPr>
+          <w:i/>
+          <w:iCs/>
+        </w:rPr>
+        <w:t>InsertStopOrder</w:t>
+      </w:r>
+      <w:proofErr w:type="spellEnd"/>
+      <w:r>
+        <w:rPr>
+          <w:i/>
+          <w:iCs/>
+        </w:rPr>
+        <w:t xml:space="preserve"> (tipo dimensione </w:t>
+      </w:r>
+      <w:proofErr w:type="spellStart"/>
+      <w:r>
+        <w:rPr>
+          <w:i/>
+          <w:iCs/>
+        </w:rPr>
+        <w:t>stopPrice</w:t>
+      </w:r>
+      <w:proofErr w:type="spellEnd"/>
+      <w:r>
+        <w:rPr>
+          <w:i/>
+          <w:iCs/>
+        </w:rPr>
+        <w:t>)</w:t>
+      </w:r>
+    </w:p>
+    <w:p>
+      <w:pPr>
+        <w:pStyle w:val="Nessunaspaziatura"/>
+        <w:numPr>
+          <w:ilvl w:val="2"/>
+          <w:numId w:val="2"/>
+        </w:numPr>
+      </w:pPr>
+      <w:proofErr w:type="spellStart"/>
+      <w:r>
+        <w:t>Desc</w:t>
+      </w:r>
+      <w:proofErr w:type="spellEnd"/>
+      <w:r>
+        <w:t>: i</w:t>
+      </w:r>
+      <w:r>
+        <w:t>nserisce un ordine stop che si attiva quando il prezzo raggiunge il livello specificato.</w:t>
+      </w:r>
+    </w:p>
+    <w:p>
+      <w:pPr>
+        <w:pStyle w:val="Nessunaspaziatura"/>
+        <w:numPr>
+          <w:ilvl w:val="2"/>
+          <w:numId w:val="2"/>
+        </w:numPr>
+      </w:pPr>
+      <w:r>
+        <w:t xml:space="preserve">Es: </w:t>
+      </w:r>
+      <w:proofErr w:type="spellStart"/>
+      <w:r>
+        <w:t>InsertStopOrder</w:t>
+      </w:r>
+      <w:proofErr w:type="spellEnd"/>
+      <w:r>
+        <w:t xml:space="preserve"> </w:t>
+      </w:r>
+      <w:r>
+        <w:t>ASK</w:t>
+      </w:r>
+      <w:r>
+        <w:t xml:space="preserve"> 100 45.50</w:t>
+      </w:r>
+    </w:p>
+    <w:p>
+      <w:pPr>
+        <w:pStyle w:val="Nessunaspaziatura"/>
+        <w:ind w:left="1800" w:firstLine="324"/>
+      </w:pPr>
+      <w:r>
+        <w:t xml:space="preserve">       </w:t>
+      </w:r>
+      <w:proofErr w:type="spellStart"/>
+      <w:r>
+        <w:t>InsertStopOrder</w:t>
+      </w:r>
+      <w:proofErr w:type="spellEnd"/>
+      <w:r>
+        <w:t xml:space="preserve"> B</w:t>
+      </w:r>
+      <w:r>
+        <w:t>ID</w:t>
+      </w:r>
+      <w:r>
+        <w:t xml:space="preserve"> 75 52.20</w:t>
+      </w:r>
     </w:p>
     <w:p>
       <w:pPr>
@@ -979,9 +1566,103 @@
       </w:pPr>
       <w:proofErr w:type="spellStart"/>
       <w:r>
+        <w:rPr>
+          <w:b/>
+          <w:bCs/>
+        </w:rPr>
         <w:t>CancelOrder</w:t>
       </w:r>
       <w:proofErr w:type="spellEnd"/>
+      <w:r>
+        <w:t>:</w:t>
+      </w:r>
+    </w:p>
+    <w:p>
+      <w:pPr>
+        <w:pStyle w:val="Nessunaspaziatura"/>
+        <w:numPr>
+          <w:ilvl w:val="2"/>
+          <w:numId w:val="2"/>
+        </w:numPr>
+      </w:pPr>
+      <w:r>
+        <w:t xml:space="preserve">Sintassi: </w:t>
+      </w:r>
+      <w:proofErr w:type="spellStart"/>
+      <w:r>
+        <w:t>CancelOrder</w:t>
+      </w:r>
+      <w:proofErr w:type="spellEnd"/>
+      <w:r>
+        <w:t xml:space="preserve"> (</w:t>
+      </w:r>
+      <w:proofErr w:type="spellStart"/>
+      <w:r>
+        <w:t>id_ordine</w:t>
+      </w:r>
+      <w:proofErr w:type="spellEnd"/>
+      <w:r>
+        <w:t>);</w:t>
+      </w:r>
+    </w:p>
+    <w:p>
+      <w:pPr>
+        <w:pStyle w:val="Nessunaspaziatura"/>
+        <w:numPr>
+          <w:ilvl w:val="2"/>
+          <w:numId w:val="2"/>
+        </w:numPr>
+      </w:pPr>
+      <w:proofErr w:type="spellStart"/>
+      <w:r>
+        <w:t>Desc</w:t>
+      </w:r>
+      <w:proofErr w:type="spellEnd"/>
+      <w:r>
+        <w:t>:</w:t>
+      </w:r>
+      <w:r>
+        <w:t xml:space="preserve"> </w:t>
+      </w:r>
+      <w:r>
+        <w:t>ancella l'ordine inserito che non è ancora stato eseguito.</w:t>
+      </w:r>
+      <w:r>
+        <w:t xml:space="preserve"> (quindi o presente nella lista degli stop </w:t>
+      </w:r>
+      <w:proofErr w:type="spellStart"/>
+      <w:r>
+        <w:t>order</w:t>
+      </w:r>
+      <w:proofErr w:type="spellEnd"/>
+      <w:r>
+        <w:t xml:space="preserve"> o nell’</w:t>
+      </w:r>
+      <w:proofErr w:type="spellStart"/>
+      <w:r>
+        <w:t>orderbook</w:t>
+      </w:r>
+      <w:proofErr w:type="spellEnd"/>
+    </w:p>
+    <w:p>
+      <w:pPr>
+        <w:pStyle w:val="Nessunaspaziatura"/>
+        <w:numPr>
+          <w:ilvl w:val="2"/>
+          <w:numId w:val="2"/>
+        </w:numPr>
+      </w:pPr>
+      <w:r>
+        <w:t xml:space="preserve">Es: </w:t>
+      </w:r>
+      <w:proofErr w:type="spellStart"/>
+      <w:r>
+        <w:t>CancelOrder</w:t>
+      </w:r>
+      <w:proofErr w:type="spellEnd"/>
+      <w:r>
+        <w:t xml:space="preserve"> 1234</w:t>
+      </w:r>
     </w:p>
     <w:p>
       <w:pPr>
@@ -990,9 +1671,17 @@
           <w:ilvl w:val="1"/>
           <w:numId w:val="2"/>
         </w:numPr>
-      </w:pPr>
-      <w:proofErr w:type="spellStart"/>
-      <w:r>
+        <w:rPr>
+          <w:b/>
+          <w:bCs/>
+        </w:rPr>
+      </w:pPr>
+      <w:proofErr w:type="spellStart"/>
+      <w:r>
+        <w:rPr>
+          <w:b/>
+          <w:bCs/>
+        </w:rPr>
         <w:t>GetHistortyPrice</w:t>
       </w:r>
       <w:proofErr w:type="spellEnd"/>
@@ -1001,10 +1690,147 @@
       <w:pPr>
         <w:pStyle w:val="Nessunaspaziatura"/>
         <w:numPr>
+          <w:ilvl w:val="2"/>
+          <w:numId w:val="2"/>
+        </w:numPr>
+      </w:pPr>
+      <w:r>
+        <w:t>Sintassi</w:t>
+      </w:r>
+      <w:r>
+        <w:t>:</w:t>
+      </w:r>
+      <w:r>
+        <w:t xml:space="preserve"> </w:t>
+      </w:r>
+      <w:proofErr w:type="spellStart"/>
+      <w:r>
+        <w:t>getPriceHistory</w:t>
+      </w:r>
+      <w:proofErr w:type="spellEnd"/>
+      <w:r>
+        <w:t>(mese)</w:t>
+      </w:r>
+    </w:p>
+    <w:p>
+      <w:pPr>
+        <w:pStyle w:val="Nessunaspaziatura"/>
+        <w:numPr>
+          <w:ilvl w:val="2"/>
+          <w:numId w:val="2"/>
+        </w:numPr>
+      </w:pPr>
+      <w:proofErr w:type="spellStart"/>
+      <w:r>
+        <w:t>Desc</w:t>
+      </w:r>
+      <w:proofErr w:type="spellEnd"/>
+      <w:r>
+        <w:t xml:space="preserve">: mostra i dati relativi ad un mese in particolare: in particolare mostra </w:t>
+      </w:r>
+      <w:r>
+        <w:t>il prezzo di apertura, quello di chiusura, il prezzo massimo e quello minimo</w:t>
+      </w:r>
+      <w:r>
+        <w:t>;</w:t>
+      </w:r>
+    </w:p>
+    <w:p>
+      <w:pPr>
+        <w:pStyle w:val="Nessunaspaziatura"/>
+        <w:numPr>
+          <w:ilvl w:val="2"/>
+          <w:numId w:val="2"/>
+        </w:numPr>
+      </w:pPr>
+      <w:r>
+        <w:t xml:space="preserve">Es: </w:t>
+      </w:r>
+      <w:proofErr w:type="spellStart"/>
+      <w:r>
+        <w:t>getPriceHistory</w:t>
+      </w:r>
+      <w:proofErr w:type="spellEnd"/>
+      <w:r>
+        <w:t xml:space="preserve"> 10/2025;</w:t>
+      </w:r>
+    </w:p>
+    <w:p>
+      <w:pPr>
+        <w:pStyle w:val="Nessunaspaziatura"/>
+        <w:numPr>
+          <w:ilvl w:val="2"/>
+          <w:numId w:val="2"/>
+        </w:numPr>
+      </w:pPr>
+      <w:r>
+        <w:t>Nb: è accettato solo il formato MM/YYYY.</w:t>
+      </w:r>
+    </w:p>
+    <w:p>
+      <w:pPr>
+        <w:pStyle w:val="Nessunaspaziatura"/>
+        <w:numPr>
           <w:ilvl w:val="1"/>
           <w:numId w:val="2"/>
         </w:numPr>
       </w:pPr>
+      <w:r>
+        <w:rPr>
+          <w:b/>
+          <w:bCs/>
+        </w:rPr>
+        <w:t>Help</w:t>
+      </w:r>
+      <w:r>
+        <w:t>: mostra tutti i comandi nel client;</w:t>
+      </w:r>
+    </w:p>
+    <w:p>
+      <w:pPr>
+        <w:pStyle w:val="Nessunaspaziatura"/>
+        <w:numPr>
+          <w:ilvl w:val="1"/>
+          <w:numId w:val="2"/>
+        </w:numPr>
+      </w:pPr>
+      <w:proofErr w:type="spellStart"/>
+      <w:r>
+        <w:rPr>
+          <w:b/>
+          <w:bCs/>
+        </w:rPr>
+        <w:t>Clean</w:t>
+      </w:r>
+      <w:proofErr w:type="spellEnd"/>
+      <w:r>
+        <w:t>: pulisce il terminale.</w:t>
+      </w:r>
+    </w:p>
+    <w:p>
+      <w:pPr>
+        <w:pStyle w:val="Titolo1"/>
+      </w:pPr>
+      <w:r>
+        <w:t>Scelte effettuate nei punti a libera scelta</w:t>
+      </w:r>
+    </w:p>
+    <w:p>
+      <w:pPr>
+        <w:pStyle w:val="Nessunaspaziatura"/>
+        <w:numPr>
+          <w:ilvl w:val="0"/>
+          <w:numId w:val="3"/>
+        </w:numPr>
+      </w:pPr>
+      <w:r>
+        <w:t xml:space="preserve">La scelta dell’output del </w:t>
+      </w:r>
+      <w:proofErr w:type="spellStart"/>
+      <w:r>
+        <w:t>GetHistoryPrice</w:t>
+      </w:r>
+      <w:proofErr w:type="spellEnd"/>
     </w:p>
     <w:sectPr>
       <w:pgSz w:w="11906" w:h="16838"/>
@@ -1019,6 +1845,119 @@
 <file path=word/numbering.xml><?xml version="1.0" encoding="utf-8"?>
 <w:numbering xmlns:wpc="http://schemas.microsoft.com/office/word/2010/wordprocessingCanvas" xmlns:cx="http://schemas.microsoft.com/office/drawing/2014/chartex" xmlns:cx1="http://schemas.microsoft.com/office/drawing/2015/9/8/chartex" xmlns:cx2="http://schemas.microsoft.com/office/drawing/2015/10/21/chartex" xmlns:cx3="http://schemas.microsoft.com/office/drawing/2016/5/9/chartex" xmlns:cx4="http://schemas.microsoft.com/office/drawing/2016/5/10/chartex" xmlns:cx5="http://schemas.microsoft.com/office/drawing/2016/5/11/chartex" xmlns:cx6="http://schemas.microsoft.com/office/drawing/2016/5/12/chartex" xmlns:cx7="http://schemas.microsoft.com/office/drawing/2016/5/13/chartex" xmlns:cx8="http://schemas.microsoft.com/office/drawing/2016/5/14/chartex" xmlns:mc="http://schemas.openxmlformats.org/markup-compatibility/2006" xmlns:aink="http://schemas.microsoft.com/office/drawing/2016/ink" xmlns:am3d="http://schemas.microsoft.com/office/drawing/2017/model3d" xmlns:o="urn:schemas-microsoft-com:office:office" xmlns:oel="http://schemas.microsoft.com/office/2019/extlst" xmlns:r="http://schemas.openxmlformats.org/officeDocument/2006/relationships" xmlns:m="http://schemas.openxmlformats.org/officeDocument/2006/math" xmlns:v="urn:schemas-microsoft-com:vml" xmlns:wp14="http://schemas.microsoft.com/office/word/2010/wordprocessingDrawing" xmlns:wp="http://schemas.openxmlformats.org/drawingml/2006/wordprocessingDrawing" xmlns:w10="urn:schemas-microsoft-com:office:word" xmlns:w="http://schemas.openxmlformats.org/wordprocessingml/2006/main" xmlns:w14="http://schemas.microsoft.com/office/word/2010/wordml" xmlns:w15="http://schemas.microsoft.com/office/word/2012/wordml" xmlns:w16cex="http://schemas.microsoft.com/office/word/2018/wordml/cex" xmlns:w16cid="http://schemas.microsoft.com/office/word/2016/wordml/cid" xmlns:w16="http://schemas.microsoft.com/office/word/2018/wordml" xmlns:w16du="http://schemas.microsoft.com/office/word/2023/wordml/word16du" xmlns:w16sdtdh="http://schemas.microsoft.com/office/word/2020/wordml/sdtdatahash" xmlns:w16sdtfl="http://schemas.microsoft.com/office/word/2024/wordml/sdtformatlock" xmlns:w16se="http://schemas.microsoft.com/office/word/2015/wordml/symex" xmlns:wpg="http://schemas.microsoft.com/office/word/2010/wordprocessingGroup" xmlns:wpi="http://schemas.microsoft.com/office/word/2010/wordprocessingInk" xmlns:wne="http://schemas.microsoft.com/office/word/2006/wordml" xmlns:wps="http://schemas.microsoft.com/office/word/2010/wordprocessingShape" mc:Ignorable="w14 w15 w16se w16cid w16 w16cex w16sdtdh w16sdtfl w16du wp14">
   <w:abstractNum w:abstractNumId="0" w15:restartNumberingAfterBreak="0">
+    <w:nsid w:val="05734F6A"/>
+    <w:multiLevelType w:val="hybridMultilevel"/>
+    <w:tmpl w:val="C28ADF78"/>
+    <w:lvl w:ilvl="0" w:tplc="04100001">
+      <w:start w:val="1"/>
+      <w:numFmt w:val="bullet"/>
+      <w:lvlText w:val=""/>
+      <w:lvlJc w:val="left"/>
+      <w:pPr>
+        <w:ind w:left="720" w:hanging="360"/>
+      </w:pPr>
+      <w:rPr>
+        <w:rFonts w:ascii="Symbol" w:hAnsi="Symbol" w:hint="default"/>
+      </w:rPr>
+    </w:lvl>
+    <w:lvl w:ilvl="1" w:tplc="04100003" w:tentative="1">
+      <w:start w:val="1"/>
+      <w:numFmt w:val="bullet"/>
+      <w:lvlText w:val="o"/>
+      <w:lvlJc w:val="left"/>
+      <w:pPr>
+        <w:ind w:left="1440" w:hanging="360"/>
+      </w:pPr>
+      <w:rPr>
+        <w:rFonts w:ascii="Courier New" w:hAnsi="Courier New" w:cs="Courier New" w:hint="default"/>
+      </w:rPr>
+    </w:lvl>
+    <w:lvl w:ilvl="2" w:tplc="04100005" w:tentative="1">
+      <w:start w:val="1"/>
+      <w:numFmt w:val="bullet"/>
+      <w:lvlText w:val=""/>
+      <w:lvlJc w:val="left"/>
+      <w:pPr>
+        <w:ind w:left="2160" w:hanging="360"/>
+      </w:pPr>
+      <w:rPr>
+        <w:rFonts w:ascii="Wingdings" w:hAnsi="Wingdings" w:hint="default"/>
+      </w:rPr>
+    </w:lvl>
+    <w:lvl w:ilvl="3" w:tplc="04100001" w:tentative="1">
+      <w:start w:val="1"/>
+      <w:numFmt w:val="bullet"/>
+      <w:lvlText w:val=""/>
+      <w:lvlJc w:val="left"/>
+      <w:pPr>
+        <w:ind w:left="2880" w:hanging="360"/>
+      </w:pPr>
+      <w:rPr>
+        <w:rFonts w:ascii="Symbol" w:hAnsi="Symbol" w:hint="default"/>
+      </w:rPr>
+    </w:lvl>
+    <w:lvl w:ilvl="4" w:tplc="04100003" w:tentative="1">
+      <w:start w:val="1"/>
+      <w:numFmt w:val="bullet"/>
+      <w:lvlText w:val="o"/>
+      <w:lvlJc w:val="left"/>
+      <w:pPr>
+        <w:ind w:left="3600" w:hanging="360"/>
+      </w:pPr>
+      <w:rPr>
+        <w:rFonts w:ascii="Courier New" w:hAnsi="Courier New" w:cs="Courier New" w:hint="default"/>
+      </w:rPr>
+    </w:lvl>
+    <w:lvl w:ilvl="5" w:tplc="04100005" w:tentative="1">
+      <w:start w:val="1"/>
+      <w:numFmt w:val="bullet"/>
+      <w:lvlText w:val=""/>
+      <w:lvlJc w:val="left"/>
+      <w:pPr>
+        <w:ind w:left="4320" w:hanging="360"/>
+      </w:pPr>
+      <w:rPr>
+        <w:rFonts w:ascii="Wingdings" w:hAnsi="Wingdings" w:hint="default"/>
+      </w:rPr>
+    </w:lvl>
+    <w:lvl w:ilvl="6" w:tplc="04100001" w:tentative="1">
+      <w:start w:val="1"/>
+      <w:numFmt w:val="bullet"/>
+      <w:lvlText w:val=""/>
+      <w:lvlJc w:val="left"/>
+      <w:pPr>
+        <w:ind w:left="5040" w:hanging="360"/>
+      </w:pPr>
+      <w:rPr>
+        <w:rFonts w:ascii="Symbol" w:hAnsi="Symbol" w:hint="default"/>
+      </w:rPr>
+    </w:lvl>
+    <w:lvl w:ilvl="7" w:tplc="04100003" w:tentative="1">
+      <w:start w:val="1"/>
+      <w:numFmt w:val="bullet"/>
+      <w:lvlText w:val="o"/>
+      <w:lvlJc w:val="left"/>
+      <w:pPr>
+        <w:ind w:left="5760" w:hanging="360"/>
+      </w:pPr>
+      <w:rPr>
+        <w:rFonts w:ascii="Courier New" w:hAnsi="Courier New" w:cs="Courier New" w:hint="default"/>
+      </w:rPr>
+    </w:lvl>
+    <w:lvl w:ilvl="8" w:tplc="04100005" w:tentative="1">
+      <w:start w:val="1"/>
+      <w:numFmt w:val="bullet"/>
+      <w:lvlText w:val=""/>
+      <w:lvlJc w:val="left"/>
+      <w:pPr>
+        <w:ind w:left="6480" w:hanging="360"/>
+      </w:pPr>
+      <w:rPr>
+        <w:rFonts w:ascii="Wingdings" w:hAnsi="Wingdings" w:hint="default"/>
+      </w:rPr>
+    </w:lvl>
+  </w:abstractNum>
+  <w:abstractNum w:abstractNumId="1" w15:restartNumberingAfterBreak="0">
     <w:nsid w:val="0DEA6C74"/>
     <w:multiLevelType w:val="hybridMultilevel"/>
     <w:tmpl w:val="47561BBA"/>
@@ -1058,7 +1997,7 @@
         <w:rFonts w:ascii="Wingdings" w:hAnsi="Wingdings" w:hint="default"/>
       </w:rPr>
     </w:lvl>
-    <w:lvl w:ilvl="3" w:tplc="04100001" w:tentative="1">
+    <w:lvl w:ilvl="3" w:tplc="04100001">
       <w:start w:val="1"/>
       <w:numFmt w:val="bullet"/>
       <w:lvlText w:val=""/>
@@ -1131,7 +2070,7 @@
       </w:rPr>
     </w:lvl>
   </w:abstractNum>
-  <w:abstractNum w:abstractNumId="1" w15:restartNumberingAfterBreak="0">
+  <w:abstractNum w:abstractNumId="2" w15:restartNumberingAfterBreak="0">
     <w:nsid w:val="3AD67225"/>
     <w:multiLevelType w:val="hybridMultilevel"/>
     <w:tmpl w:val="845C4572"/>
@@ -1245,9 +2184,12 @@
     </w:lvl>
   </w:abstractNum>
   <w:num w:numId="1" w16cid:durableId="1808931148">
+    <w:abstractNumId w:val="2"/>
+  </w:num>
+  <w:num w:numId="2" w16cid:durableId="799226296">
     <w:abstractNumId w:val="1"/>
   </w:num>
-  <w:num w:numId="2" w16cid:durableId="799226296">
+  <w:num w:numId="3" w16cid:durableId="186480317">
     <w:abstractNumId w:val="0"/>
   </w:num>
 </w:numbering>
@@ -2301,6 +3243,36 @@
       <w:outlineLvl w:val="9"/>
     </w:pPr>
   </w:style>
+  <w:style w:type="paragraph" w:styleId="PreformattatoHTML">
+    <w:name w:val="HTML Preformatted"/>
+    <w:basedOn w:val="Normale"/>
+    <w:link w:val="PreformattatoHTMLCarattere"/>
+    <w:uiPriority w:val="99"/>
+    <w:semiHidden/>
+    <w:unhideWhenUsed/>
+    <w:rsid w:val="00C05D17"/>
+    <w:pPr>
+      <w:spacing w:after="0" w:line="240" w:lineRule="auto"/>
+    </w:pPr>
+    <w:rPr>
+      <w:rFonts w:ascii="Consolas" w:hAnsi="Consolas"/>
+      <w:sz w:val="20"/>
+      <w:szCs w:val="20"/>
+    </w:rPr>
+  </w:style>
+  <w:style w:type="character" w:customStyle="1" w:styleId="PreformattatoHTMLCarattere">
+    <w:name w:val="Preformattato HTML Carattere"/>
+    <w:basedOn w:val="Carpredefinitoparagrafo"/>
+    <w:link w:val="PreformattatoHTML"/>
+    <w:uiPriority w:val="99"/>
+    <w:semiHidden/>
+    <w:rsid w:val="00C05D17"/>
+    <w:rPr>
+      <w:rFonts w:ascii="Consolas" w:hAnsi="Consolas"/>
+      <w:sz w:val="20"/>
+      <w:szCs w:val="20"/>
+    </w:rPr>
+  </w:style>
 </w:styles>
 </file>
 

--- a/Relazione Progetto.docx
+++ b/Relazione Progetto.docx
@@ -18,13 +18,400 @@
         <w:t>Federico Bacci Corso A Matricola 636740</w:t>
       </w:r>
     </w:p>
+    <w:sdt>
+      <w:sdtPr>
+        <w:rPr>
+          <w:rFonts w:asciiTheme="minorHAnsi" w:eastAsiaTheme="minorEastAsia" w:hAnsiTheme="minorHAnsi" w:cstheme="minorBidi"/>
+          <w:b w:val="0"/>
+          <w:bCs w:val="0"/>
+          <w:color w:val="auto"/>
+          <w:sz w:val="22"/>
+          <w:szCs w:val="22"/>
+        </w:rPr>
+        <w:id w:val="-310256184"/>
+        <w:docPartObj>
+          <w:docPartGallery w:val="Table of Contents"/>
+          <w:docPartUnique/>
+        </w:docPartObj>
+      </w:sdtPr>
+      <w:sdtContent>
+        <w:p>
+          <w:pPr>
+            <w:pStyle w:val="Titolosommario"/>
+          </w:pPr>
+          <w:r>
+            <w:t>Sommario</w:t>
+          </w:r>
+        </w:p>
+        <w:p>
+          <w:pPr>
+            <w:pStyle w:val="Sommario1"/>
+            <w:tabs>
+              <w:tab w:val="right" w:leader="dot" w:pos="9628"/>
+            </w:tabs>
+            <w:rPr>
+              <w:noProof/>
+            </w:rPr>
+          </w:pPr>
+          <w:r>
+            <w:fldChar w:fldCharType="begin"/>
+          </w:r>
+          <w:r>
+            <w:instrText xml:space="preserve"> TOC \o "1-3" \h \z \u </w:instrText>
+          </w:r>
+          <w:r>
+            <w:fldChar w:fldCharType="separate"/>
+          </w:r>
+          <w:hyperlink w:anchor="_Toc207537236" w:history="1">
+            <w:r>
+              <w:rPr>
+                <w:rStyle w:val="Collegamentoipertestuale"/>
+                <w:noProof/>
+              </w:rPr>
+              <w:t>Istruzioni per l’uso</w:t>
+            </w:r>
+            <w:r>
+              <w:rPr>
+                <w:noProof/>
+                <w:webHidden/>
+              </w:rPr>
+              <w:tab/>
+            </w:r>
+            <w:r>
+              <w:rPr>
+                <w:noProof/>
+                <w:webHidden/>
+              </w:rPr>
+              <w:fldChar w:fldCharType="begin"/>
+            </w:r>
+            <w:r>
+              <w:rPr>
+                <w:noProof/>
+                <w:webHidden/>
+              </w:rPr>
+              <w:instrText xml:space="preserve"> PAGEREF _Toc207537236 \h </w:instrText>
+            </w:r>
+            <w:r>
+              <w:rPr>
+                <w:noProof/>
+                <w:webHidden/>
+              </w:rPr>
+            </w:r>
+            <w:r>
+              <w:rPr>
+                <w:noProof/>
+                <w:webHidden/>
+              </w:rPr>
+              <w:fldChar w:fldCharType="separate"/>
+            </w:r>
+            <w:r>
+              <w:rPr>
+                <w:noProof/>
+                <w:webHidden/>
+              </w:rPr>
+              <w:t>1</w:t>
+            </w:r>
+            <w:r>
+              <w:rPr>
+                <w:noProof/>
+                <w:webHidden/>
+              </w:rPr>
+              <w:fldChar w:fldCharType="end"/>
+            </w:r>
+          </w:hyperlink>
+        </w:p>
+        <w:p>
+          <w:pPr>
+            <w:pStyle w:val="Sommario1"/>
+            <w:tabs>
+              <w:tab w:val="right" w:leader="dot" w:pos="9628"/>
+            </w:tabs>
+            <w:rPr>
+              <w:noProof/>
+            </w:rPr>
+          </w:pPr>
+          <w:hyperlink w:anchor="_Toc207537237" w:history="1">
+            <w:r>
+              <w:rPr>
+                <w:rStyle w:val="Collegamentoipertestuale"/>
+                <w:noProof/>
+              </w:rPr>
+              <w:t>Scelte effettuate nei punti a libera scelta</w:t>
+            </w:r>
+            <w:r>
+              <w:rPr>
+                <w:noProof/>
+                <w:webHidden/>
+              </w:rPr>
+              <w:tab/>
+            </w:r>
+            <w:r>
+              <w:rPr>
+                <w:noProof/>
+                <w:webHidden/>
+              </w:rPr>
+              <w:fldChar w:fldCharType="begin"/>
+            </w:r>
+            <w:r>
+              <w:rPr>
+                <w:noProof/>
+                <w:webHidden/>
+              </w:rPr>
+              <w:instrText xml:space="preserve"> PAGEREF _Toc207537237 \h </w:instrText>
+            </w:r>
+            <w:r>
+              <w:rPr>
+                <w:noProof/>
+                <w:webHidden/>
+              </w:rPr>
+            </w:r>
+            <w:r>
+              <w:rPr>
+                <w:noProof/>
+                <w:webHidden/>
+              </w:rPr>
+              <w:fldChar w:fldCharType="separate"/>
+            </w:r>
+            <w:r>
+              <w:rPr>
+                <w:noProof/>
+                <w:webHidden/>
+              </w:rPr>
+              <w:t>2</w:t>
+            </w:r>
+            <w:r>
+              <w:rPr>
+                <w:noProof/>
+                <w:webHidden/>
+              </w:rPr>
+              <w:fldChar w:fldCharType="end"/>
+            </w:r>
+          </w:hyperlink>
+        </w:p>
+        <w:p>
+          <w:pPr>
+            <w:pStyle w:val="Sommario1"/>
+            <w:tabs>
+              <w:tab w:val="right" w:leader="dot" w:pos="9628"/>
+            </w:tabs>
+            <w:rPr>
+              <w:noProof/>
+            </w:rPr>
+          </w:pPr>
+          <w:hyperlink w:anchor="_Toc207537238" w:history="1">
+            <w:r>
+              <w:rPr>
+                <w:rStyle w:val="Collegamentoipertestuale"/>
+                <w:noProof/>
+              </w:rPr>
+              <w:t>Thread attivati sia lato server che lato client</w:t>
+            </w:r>
+            <w:r>
+              <w:rPr>
+                <w:noProof/>
+                <w:webHidden/>
+              </w:rPr>
+              <w:tab/>
+            </w:r>
+            <w:r>
+              <w:rPr>
+                <w:noProof/>
+                <w:webHidden/>
+              </w:rPr>
+              <w:fldChar w:fldCharType="begin"/>
+            </w:r>
+            <w:r>
+              <w:rPr>
+                <w:noProof/>
+                <w:webHidden/>
+              </w:rPr>
+              <w:instrText xml:space="preserve"> PAGEREF _Toc207537238 \h </w:instrText>
+            </w:r>
+            <w:r>
+              <w:rPr>
+                <w:noProof/>
+                <w:webHidden/>
+              </w:rPr>
+            </w:r>
+            <w:r>
+              <w:rPr>
+                <w:noProof/>
+                <w:webHidden/>
+              </w:rPr>
+              <w:fldChar w:fldCharType="separate"/>
+            </w:r>
+            <w:r>
+              <w:rPr>
+                <w:noProof/>
+                <w:webHidden/>
+              </w:rPr>
+              <w:t>3</w:t>
+            </w:r>
+            <w:r>
+              <w:rPr>
+                <w:noProof/>
+                <w:webHidden/>
+              </w:rPr>
+              <w:fldChar w:fldCharType="end"/>
+            </w:r>
+          </w:hyperlink>
+        </w:p>
+        <w:p>
+          <w:pPr>
+            <w:pStyle w:val="Sommario1"/>
+            <w:tabs>
+              <w:tab w:val="right" w:leader="dot" w:pos="9628"/>
+            </w:tabs>
+            <w:rPr>
+              <w:noProof/>
+            </w:rPr>
+          </w:pPr>
+          <w:hyperlink w:anchor="_Toc207537239" w:history="1">
+            <w:r>
+              <w:rPr>
+                <w:rStyle w:val="Collegamentoipertestuale"/>
+                <w:noProof/>
+              </w:rPr>
+              <w:t>Strutture dati utilizzate</w:t>
+            </w:r>
+            <w:r>
+              <w:rPr>
+                <w:noProof/>
+                <w:webHidden/>
+              </w:rPr>
+              <w:tab/>
+            </w:r>
+            <w:r>
+              <w:rPr>
+                <w:noProof/>
+                <w:webHidden/>
+              </w:rPr>
+              <w:fldChar w:fldCharType="begin"/>
+            </w:r>
+            <w:r>
+              <w:rPr>
+                <w:noProof/>
+                <w:webHidden/>
+              </w:rPr>
+              <w:instrText xml:space="preserve"> PAGEREF _Toc207537239 \h </w:instrText>
+            </w:r>
+            <w:r>
+              <w:rPr>
+                <w:noProof/>
+                <w:webHidden/>
+              </w:rPr>
+            </w:r>
+            <w:r>
+              <w:rPr>
+                <w:noProof/>
+                <w:webHidden/>
+              </w:rPr>
+              <w:fldChar w:fldCharType="separate"/>
+            </w:r>
+            <w:r>
+              <w:rPr>
+                <w:noProof/>
+                <w:webHidden/>
+              </w:rPr>
+              <w:t>3</w:t>
+            </w:r>
+            <w:r>
+              <w:rPr>
+                <w:noProof/>
+                <w:webHidden/>
+              </w:rPr>
+              <w:fldChar w:fldCharType="end"/>
+            </w:r>
+          </w:hyperlink>
+        </w:p>
+        <w:p>
+          <w:pPr>
+            <w:pStyle w:val="Sommario1"/>
+            <w:tabs>
+              <w:tab w:val="right" w:leader="dot" w:pos="9628"/>
+            </w:tabs>
+            <w:rPr>
+              <w:noProof/>
+            </w:rPr>
+          </w:pPr>
+          <w:hyperlink w:anchor="_Toc207537240" w:history="1">
+            <w:r>
+              <w:rPr>
+                <w:rStyle w:val="Collegamentoipertestuale"/>
+                <w:noProof/>
+              </w:rPr>
+              <w:t>Primitive di sincronizzazione usate</w:t>
+            </w:r>
+            <w:r>
+              <w:rPr>
+                <w:noProof/>
+                <w:webHidden/>
+              </w:rPr>
+              <w:tab/>
+            </w:r>
+            <w:r>
+              <w:rPr>
+                <w:noProof/>
+                <w:webHidden/>
+              </w:rPr>
+              <w:fldChar w:fldCharType="begin"/>
+            </w:r>
+            <w:r>
+              <w:rPr>
+                <w:noProof/>
+                <w:webHidden/>
+              </w:rPr>
+              <w:instrText xml:space="preserve"> PAGEREF _Toc207537240 \h </w:instrText>
+            </w:r>
+            <w:r>
+              <w:rPr>
+                <w:noProof/>
+                <w:webHidden/>
+              </w:rPr>
+            </w:r>
+            <w:r>
+              <w:rPr>
+                <w:noProof/>
+                <w:webHidden/>
+              </w:rPr>
+              <w:fldChar w:fldCharType="separate"/>
+            </w:r>
+            <w:r>
+              <w:rPr>
+                <w:noProof/>
+                <w:webHidden/>
+              </w:rPr>
+              <w:t>4</w:t>
+            </w:r>
+            <w:r>
+              <w:rPr>
+                <w:noProof/>
+                <w:webHidden/>
+              </w:rPr>
+              <w:fldChar w:fldCharType="end"/>
+            </w:r>
+          </w:hyperlink>
+        </w:p>
+        <w:p>
+          <w:r>
+            <w:rPr>
+              <w:b/>
+              <w:bCs/>
+            </w:rPr>
+            <w:fldChar w:fldCharType="end"/>
+          </w:r>
+        </w:p>
+      </w:sdtContent>
+    </w:sdt>
     <w:p>
       <w:pPr>
         <w:pStyle w:val="Titolo1"/>
       </w:pPr>
+      <w:bookmarkStart w:id="0" w:name="_Toc207537236"/>
       <w:r>
         <w:t>Istruzioni per l’uso</w:t>
       </w:r>
+      <w:bookmarkEnd w:id="0"/>
     </w:p>
     <w:p>
       <w:pPr>
@@ -46,125 +433,11 @@
           <w:color w:val="7F7F7F" w:themeColor="text1" w:themeTint="80"/>
         </w:rPr>
       </w:pPr>
-      <w:proofErr w:type="spellStart"/>
       <w:r>
         <w:rPr>
           <w:color w:val="7F7F7F" w:themeColor="text1" w:themeTint="80"/>
         </w:rPr>
-        <w:t>javac</w:t>
-      </w:r>
-      <w:proofErr w:type="spellEnd"/>
-      <w:r>
-        <w:rPr>
-          <w:color w:val="7F7F7F" w:themeColor="text1" w:themeTint="80"/>
-        </w:rPr>
-        <w:t xml:space="preserve"> -d bin -</w:t>
-      </w:r>
-      <w:proofErr w:type="spellStart"/>
-      <w:r>
-        <w:rPr>
-          <w:color w:val="7F7F7F" w:themeColor="text1" w:themeTint="80"/>
-        </w:rPr>
-        <w:t>cp</w:t>
-      </w:r>
-      <w:proofErr w:type="spellEnd"/>
-      <w:r>
-        <w:rPr>
-          <w:color w:val="7F7F7F" w:themeColor="text1" w:themeTint="80"/>
-        </w:rPr>
-        <w:t xml:space="preserve"> "</w:t>
-      </w:r>
-      <w:proofErr w:type="gramStart"/>
-      <w:r>
-        <w:rPr>
-          <w:color w:val="7F7F7F" w:themeColor="text1" w:themeTint="80"/>
-        </w:rPr>
-        <w:t>.;</w:t>
-      </w:r>
-      <w:proofErr w:type="spellStart"/>
-      <w:r>
-        <w:rPr>
-          <w:color w:val="7F7F7F" w:themeColor="text1" w:themeTint="80"/>
-        </w:rPr>
-        <w:t>lib</w:t>
-      </w:r>
-      <w:proofErr w:type="spellEnd"/>
-      <w:proofErr w:type="gramEnd"/>
-      <w:r>
-        <w:rPr>
-          <w:color w:val="7F7F7F" w:themeColor="text1" w:themeTint="80"/>
-        </w:rPr>
-        <w:t xml:space="preserve">/*" </w:t>
-      </w:r>
-      <w:proofErr w:type="spellStart"/>
-      <w:r>
-        <w:rPr>
-          <w:color w:val="7F7F7F" w:themeColor="text1" w:themeTint="80"/>
-        </w:rPr>
-        <w:t>src</w:t>
-      </w:r>
-      <w:proofErr w:type="spellEnd"/>
-      <w:r>
-        <w:rPr>
-          <w:color w:val="7F7F7F" w:themeColor="text1" w:themeTint="80"/>
-        </w:rPr>
-        <w:t xml:space="preserve">\*.java </w:t>
-      </w:r>
-      <w:proofErr w:type="spellStart"/>
-      <w:r>
-        <w:rPr>
-          <w:color w:val="7F7F7F" w:themeColor="text1" w:themeTint="80"/>
-        </w:rPr>
-        <w:t>src</w:t>
-      </w:r>
-      <w:proofErr w:type="spellEnd"/>
-      <w:r>
-        <w:rPr>
-          <w:color w:val="7F7F7F" w:themeColor="text1" w:themeTint="80"/>
-        </w:rPr>
-        <w:t xml:space="preserve">\Order\*.java </w:t>
-      </w:r>
-      <w:proofErr w:type="spellStart"/>
-      <w:r>
-        <w:rPr>
-          <w:color w:val="7F7F7F" w:themeColor="text1" w:themeTint="80"/>
-        </w:rPr>
-        <w:t>src</w:t>
-      </w:r>
-      <w:proofErr w:type="spellEnd"/>
-      <w:r>
-        <w:rPr>
-          <w:color w:val="7F7F7F" w:themeColor="text1" w:themeTint="80"/>
-        </w:rPr>
-        <w:t xml:space="preserve">\Utenti\*.java </w:t>
-      </w:r>
-      <w:proofErr w:type="spellStart"/>
-      <w:r>
-        <w:rPr>
-          <w:color w:val="7F7F7F" w:themeColor="text1" w:themeTint="80"/>
-        </w:rPr>
-        <w:t>src</w:t>
-      </w:r>
-      <w:proofErr w:type="spellEnd"/>
-      <w:r>
-        <w:rPr>
-          <w:color w:val="7F7F7F" w:themeColor="text1" w:themeTint="80"/>
-        </w:rPr>
-        <w:t>\</w:t>
-      </w:r>
-      <w:proofErr w:type="spellStart"/>
-      <w:r>
-        <w:rPr>
-          <w:color w:val="7F7F7F" w:themeColor="text1" w:themeTint="80"/>
-        </w:rPr>
-        <w:t>exceptions</w:t>
-      </w:r>
-      <w:proofErr w:type="spellEnd"/>
-      <w:r>
-        <w:rPr>
-          <w:color w:val="7F7F7F" w:themeColor="text1" w:themeTint="80"/>
-        </w:rPr>
-        <w:t>\*.java</w:t>
+        <w:t>javac -d bin -cp ".;lib/*" src\Order\*.java src\Utenti\*.java src\Exceptions\*.java src\Client\*.java src\Server\*.java src\Properties\*.java</w:t>
       </w:r>
     </w:p>
     <w:p>
@@ -176,15 +449,7 @@
         </w:numPr>
       </w:pPr>
       <w:r>
-        <w:t xml:space="preserve">Istruzione per l’esecuzione del </w:t>
-      </w:r>
-      <w:proofErr w:type="spellStart"/>
-      <w:r>
-        <w:t>Main</w:t>
-      </w:r>
-      <w:proofErr w:type="spellEnd"/>
-      <w:r>
-        <w:t>:</w:t>
+        <w:t>Istruzione per l’esecuzione del Main:</w:t>
       </w:r>
     </w:p>
     <w:p>
@@ -196,45 +461,16 @@
         </w:numPr>
       </w:pPr>
       <w:r>
-        <w:t>java -</w:t>
-      </w:r>
-      <w:proofErr w:type="spellStart"/>
-      <w:r>
-        <w:t>cp</w:t>
-      </w:r>
-      <w:proofErr w:type="spellEnd"/>
-      <w:r>
-        <w:t xml:space="preserve"> "</w:t>
-      </w:r>
-      <w:proofErr w:type="spellStart"/>
-      <w:proofErr w:type="gramStart"/>
-      <w:r>
-        <w:t>bin;lib</w:t>
-      </w:r>
-      <w:proofErr w:type="spellEnd"/>
-      <w:proofErr w:type="gramEnd"/>
-      <w:r>
-        <w:t xml:space="preserve">/*" </w:t>
-      </w:r>
-      <w:proofErr w:type="spellStart"/>
-      <w:r>
-        <w:t>ClientMain</w:t>
-      </w:r>
-      <w:proofErr w:type="spellEnd"/>
-      <w:r>
-        <w:t xml:space="preserve"> </w:t>
-      </w:r>
-      <w:r>
-        <w:tab/>
-        <w:t xml:space="preserve"> (per il </w:t>
-      </w:r>
-      <w:proofErr w:type="spellStart"/>
-      <w:r>
-        <w:t>main</w:t>
-      </w:r>
-      <w:proofErr w:type="spellEnd"/>
-      <w:r>
-        <w:t xml:space="preserve"> del client);</w:t>
+        <w:rPr>
+          <w:u w:val="single"/>
+        </w:rPr>
+        <w:t>java</w:t>
+      </w:r>
+      <w:r>
+        <w:t xml:space="preserve"> -jar Client.jar </w:t>
+      </w:r>
+      <w:r>
+        <w:t>(per il main del client);</w:t>
       </w:r>
     </w:p>
     <w:p>
@@ -246,48 +482,41 @@
         </w:numPr>
       </w:pPr>
       <w:r>
-        <w:t>java -</w:t>
-      </w:r>
-      <w:proofErr w:type="spellStart"/>
-      <w:r>
-        <w:t>cp</w:t>
-      </w:r>
-      <w:proofErr w:type="spellEnd"/>
-      <w:r>
-        <w:t xml:space="preserve"> "</w:t>
-      </w:r>
-      <w:proofErr w:type="spellStart"/>
-      <w:proofErr w:type="gramStart"/>
-      <w:r>
-        <w:t>bin;lib</w:t>
-      </w:r>
-      <w:proofErr w:type="spellEnd"/>
-      <w:proofErr w:type="gramEnd"/>
-      <w:r>
-        <w:t xml:space="preserve">/*" </w:t>
-      </w:r>
-      <w:proofErr w:type="spellStart"/>
-      <w:r>
-        <w:t>Server</w:t>
-      </w:r>
-      <w:r>
-        <w:t>Main</w:t>
-      </w:r>
-      <w:proofErr w:type="spellEnd"/>
-      <w:r>
-        <w:t xml:space="preserve"> </w:t>
-      </w:r>
-      <w:r>
-        <w:tab/>
-        <w:t xml:space="preserve"> (per il </w:t>
-      </w:r>
-      <w:proofErr w:type="spellStart"/>
-      <w:r>
-        <w:t>main</w:t>
-      </w:r>
-      <w:proofErr w:type="spellEnd"/>
-      <w:r>
-        <w:t xml:space="preserve"> del server);</w:t>
+        <w:t xml:space="preserve">java -jar Server.jar </w:t>
+      </w:r>
+      <w:r>
+        <w:t>(per il main del server);</w:t>
+      </w:r>
+    </w:p>
+    <w:p>
+      <w:pPr>
+        <w:pStyle w:val="Nessunaspaziatura"/>
+        <w:ind w:left="720"/>
+        <w:rPr>
+          <w:b/>
+          <w:bCs/>
+        </w:rPr>
+      </w:pPr>
+      <w:r>
+        <w:rPr>
+          <w:b/>
+          <w:bCs/>
+        </w:rPr>
+        <w:t xml:space="preserve">NB: è </w:t>
+      </w:r>
+      <w:r>
+        <w:rPr>
+          <w:b/>
+          <w:bCs/>
+        </w:rPr>
+        <w:t>IMPORTANTE</w:t>
+      </w:r>
+      <w:r>
+        <w:rPr>
+          <w:b/>
+          <w:bCs/>
+        </w:rPr>
+        <w:t xml:space="preserve"> essere nel root del progetto per eseguire il Client e il Server</w:t>
       </w:r>
     </w:p>
     <w:p>
@@ -326,23 +555,7 @@
         </w:numPr>
       </w:pPr>
       <w:r>
-        <w:t>utilizzato per la serializzazione/</w:t>
-      </w:r>
-      <w:proofErr w:type="spellStart"/>
-      <w:r>
-        <w:t>deserializzazione</w:t>
-      </w:r>
-      <w:proofErr w:type="spellEnd"/>
-      <w:r>
-        <w:t xml:space="preserve"> in formato </w:t>
-      </w:r>
-      <w:proofErr w:type="spellStart"/>
-      <w:r>
-        <w:t>json</w:t>
-      </w:r>
-      <w:proofErr w:type="spellEnd"/>
-      <w:r>
-        <w:t xml:space="preserve"> delle varie richieste e risposte sia TCP che UDP;</w:t>
+        <w:t>utilizzato per la serializzazione/deserializzazione in formato json delle varie richieste e risposte sia TCP che UDP;</w:t>
       </w:r>
     </w:p>
     <w:p>
@@ -354,25 +567,7 @@
         </w:numPr>
       </w:pPr>
       <w:r>
-        <w:t>usato anche per il salvataggio dei dati in file esterni (</w:t>
-      </w:r>
-      <w:proofErr w:type="spellStart"/>
-      <w:proofErr w:type="gramStart"/>
-      <w:r>
-        <w:t>users.json</w:t>
-      </w:r>
-      <w:proofErr w:type="spellEnd"/>
-      <w:proofErr w:type="gramEnd"/>
-      <w:r>
-        <w:t xml:space="preserve"> e </w:t>
-      </w:r>
-      <w:proofErr w:type="spellStart"/>
-      <w:r>
-        <w:t>storicoOrdini.json</w:t>
-      </w:r>
-      <w:proofErr w:type="spellEnd"/>
-      <w:r>
-        <w:t>;</w:t>
+        <w:t>usato anche per il salvataggio dei dati in file esterni (users.json e storicoOrdini.json;</w:t>
       </w:r>
     </w:p>
     <w:p>
@@ -410,86 +605,47 @@
       <w:r>
         <w:t xml:space="preserve">Poiché nel progetto è stato richiesto di NON passare nulla come argomenti da passare al codice, è stata utilizzata la classe </w:t>
       </w:r>
-      <w:proofErr w:type="spellStart"/>
-      <w:proofErr w:type="gramStart"/>
       <w:r>
         <w:rPr>
           <w:i/>
           <w:iCs/>
         </w:rPr>
-        <w:t>java.util</w:t>
-      </w:r>
-      <w:proofErr w:type="gramEnd"/>
+        <w:t>java.util.properties</w:t>
+      </w:r>
       <w:r>
         <w:rPr>
           <w:i/>
           <w:iCs/>
         </w:rPr>
-        <w:t>.properties</w:t>
-      </w:r>
-      <w:proofErr w:type="spellEnd"/>
+        <w:t xml:space="preserve"> </w:t>
+      </w:r>
+      <w:r>
+        <w:t>per la lettura di due file di configurazione (client.properties e server.properties) nelle classi main corrispondenti.</w:t>
+      </w:r>
+    </w:p>
+    <w:p>
+      <w:pPr>
+        <w:pStyle w:val="Nessunaspaziatura"/>
+        <w:numPr>
+          <w:ilvl w:val="0"/>
+          <w:numId w:val="2"/>
+        </w:numPr>
+      </w:pPr>
+      <w:r>
+        <w:t xml:space="preserve">La sintassi per eseguire le operazioni è stato seguito il formato richiesto nel progetto adeguandolo al mio elaborato; qua sotto verranno riportate tutte le istruzioni reperibili anche usando il comando </w:t>
+      </w:r>
       <w:r>
         <w:rPr>
           <w:i/>
           <w:iCs/>
         </w:rPr>
-        <w:t xml:space="preserve"> </w:t>
-      </w:r>
-      <w:r>
-        <w:t>per la lettura di due file di configurazione (</w:t>
-      </w:r>
-      <w:proofErr w:type="spellStart"/>
-      <w:proofErr w:type="gramStart"/>
-      <w:r>
-        <w:t>client.properties</w:t>
-      </w:r>
-      <w:proofErr w:type="spellEnd"/>
-      <w:proofErr w:type="gramEnd"/>
-      <w:r>
-        <w:t xml:space="preserve"> e </w:t>
-      </w:r>
-      <w:proofErr w:type="spellStart"/>
-      <w:proofErr w:type="gramStart"/>
-      <w:r>
-        <w:t>server.properties</w:t>
-      </w:r>
-      <w:proofErr w:type="spellEnd"/>
-      <w:proofErr w:type="gramEnd"/>
-      <w:r>
-        <w:t xml:space="preserve">) nelle classi </w:t>
-      </w:r>
-      <w:proofErr w:type="spellStart"/>
-      <w:r>
-        <w:t>main</w:t>
-      </w:r>
-      <w:proofErr w:type="spellEnd"/>
-      <w:r>
-        <w:t xml:space="preserve"> corrispondenti.</w:t>
-      </w:r>
-    </w:p>
-    <w:p>
-      <w:pPr>
-        <w:pStyle w:val="Nessunaspaziatura"/>
-        <w:numPr>
-          <w:ilvl w:val="0"/>
-          <w:numId w:val="2"/>
-        </w:numPr>
-      </w:pPr>
-      <w:r>
-        <w:t xml:space="preserve">La sintassi per eseguire le operazioni è stato seguito il formato richiesto nel progetto adeguandolo al mio elaborato; qua sotto verranno riportate tutte le istruzioni reperibili anche usando il comando </w:t>
+        <w:t>help</w:t>
       </w:r>
       <w:r>
         <w:rPr>
           <w:i/>
           <w:iCs/>
         </w:rPr>
-        <w:t>help</w:t>
-      </w:r>
-      <w:r>
-        <w:rPr>
-          <w:i/>
-          <w:iCs/>
-        </w:rPr>
         <w:t xml:space="preserve"> </w:t>
       </w:r>
       <w:r>
@@ -514,7 +670,6 @@
           <w:bCs/>
         </w:rPr>
       </w:pPr>
-      <w:proofErr w:type="spellStart"/>
       <w:r>
         <w:rPr>
           <w:b/>
@@ -522,7 +677,6 @@
         </w:rPr>
         <w:t>Register</w:t>
       </w:r>
-      <w:proofErr w:type="spellEnd"/>
     </w:p>
     <w:p>
       <w:pPr>
@@ -554,31 +708,89 @@
         </w:rPr>
         <w:t xml:space="preserve"> </w:t>
       </w:r>
-      <w:proofErr w:type="spellStart"/>
       <w:r>
         <w:rPr>
           <w:i/>
           <w:iCs/>
           <w:color w:val="595959" w:themeColor="text1" w:themeTint="A6"/>
         </w:rPr>
-        <w:t>Register</w:t>
-      </w:r>
-      <w:proofErr w:type="spellEnd"/>
+        <w:t>Register (username password)</w:t>
+      </w:r>
       <w:r>
         <w:rPr>
           <w:i/>
           <w:iCs/>
           <w:color w:val="595959" w:themeColor="text1" w:themeTint="A6"/>
         </w:rPr>
-        <w:t xml:space="preserve"> (username password)</w:t>
+        <w:t>;</w:t>
+      </w:r>
+    </w:p>
+    <w:p>
+      <w:pPr>
+        <w:pStyle w:val="Nessunaspaziatura"/>
+        <w:numPr>
+          <w:ilvl w:val="2"/>
+          <w:numId w:val="2"/>
+        </w:numPr>
+      </w:pPr>
+      <w:r>
+        <w:rPr>
+          <w:u w:val="single"/>
+        </w:rPr>
+        <w:t>Desc</w:t>
+      </w:r>
+      <w:r>
+        <w:t xml:space="preserve">: </w:t>
+      </w:r>
+      <w:r>
+        <w:t>Registra un nuovo utente nel sistema</w:t>
+      </w:r>
+      <w:r>
+        <w:t>;</w:t>
+      </w:r>
+    </w:p>
+    <w:p>
+      <w:pPr>
+        <w:pStyle w:val="Nessunaspaziatura"/>
+        <w:numPr>
+          <w:ilvl w:val="2"/>
+          <w:numId w:val="2"/>
+        </w:numPr>
+      </w:pPr>
+      <w:r>
+        <w:rPr>
+          <w:u w:val="single"/>
+        </w:rPr>
+        <w:t>Es</w:t>
+      </w:r>
+      <w:r>
+        <w:t xml:space="preserve">: </w:t>
       </w:r>
       <w:r>
         <w:rPr>
           <w:i/>
           <w:iCs/>
-          <w:color w:val="595959" w:themeColor="text1" w:themeTint="A6"/>
-        </w:rPr>
-        <w:t>;</w:t>
+        </w:rPr>
+        <w:t>Register MarioRossi password123</w:t>
+      </w:r>
+    </w:p>
+    <w:p>
+      <w:pPr>
+        <w:pStyle w:val="Nessunaspaziatura"/>
+        <w:numPr>
+          <w:ilvl w:val="1"/>
+          <w:numId w:val="2"/>
+        </w:numPr>
+      </w:pPr>
+      <w:r>
+        <w:rPr>
+          <w:b/>
+          <w:bCs/>
+        </w:rPr>
+        <w:t>Login</w:t>
+      </w:r>
+      <w:r>
+        <w:t>:</w:t>
       </w:r>
     </w:p>
     <w:p>
@@ -588,73 +800,86 @@
           <w:ilvl w:val="2"/>
           <w:numId w:val="2"/>
         </w:numPr>
-      </w:pPr>
-      <w:proofErr w:type="spellStart"/>
-      <w:r>
-        <w:rPr>
-          <w:u w:val="single"/>
-        </w:rPr>
-        <w:t>Desc</w:t>
-      </w:r>
-      <w:proofErr w:type="spellEnd"/>
-      <w:r>
-        <w:t xml:space="preserve">: </w:t>
-      </w:r>
-      <w:r>
-        <w:t>Registra un nuovo utente nel sistema</w:t>
-      </w:r>
-      <w:r>
-        <w:t>;</w:t>
-      </w:r>
-    </w:p>
-    <w:p>
-      <w:pPr>
-        <w:pStyle w:val="Nessunaspaziatura"/>
-        <w:numPr>
-          <w:ilvl w:val="2"/>
-          <w:numId w:val="2"/>
-        </w:numPr>
-      </w:pPr>
-      <w:r>
-        <w:rPr>
-          <w:u w:val="single"/>
-        </w:rPr>
-        <w:t>Es</w:t>
-      </w:r>
-      <w:r>
-        <w:t xml:space="preserve">: </w:t>
-      </w:r>
-      <w:proofErr w:type="spellStart"/>
-      <w:r>
         <w:rPr>
           <w:i/>
           <w:iCs/>
         </w:rPr>
-        <w:t>Register</w:t>
-      </w:r>
-      <w:proofErr w:type="spellEnd"/>
+      </w:pPr>
+      <w:r>
+        <w:rPr>
+          <w:u w:val="single"/>
+        </w:rPr>
+        <w:t>Sintassi</w:t>
+      </w:r>
+      <w:r>
+        <w:t>:</w:t>
+      </w:r>
       <w:r>
         <w:rPr>
           <w:i/>
           <w:iCs/>
         </w:rPr>
-        <w:t xml:space="preserve"> </w:t>
-      </w:r>
-      <w:proofErr w:type="spellStart"/>
+        <w:t xml:space="preserve"> Login (username password)</w:t>
+      </w:r>
       <w:r>
         <w:rPr>
           <w:i/>
           <w:iCs/>
         </w:rPr>
-        <w:t>MarioRossi</w:t>
-      </w:r>
-      <w:proofErr w:type="spellEnd"/>
-      <w:r>
+        <w:t>;</w:t>
+      </w:r>
+    </w:p>
+    <w:p>
+      <w:pPr>
+        <w:pStyle w:val="Nessunaspaziatura"/>
+        <w:numPr>
+          <w:ilvl w:val="2"/>
+          <w:numId w:val="2"/>
+        </w:numPr>
+      </w:pPr>
+      <w:r>
+        <w:rPr>
+          <w:u w:val="single"/>
+        </w:rPr>
+        <w:t>Desc</w:t>
+      </w:r>
+      <w:r>
+        <w:t xml:space="preserve">: </w:t>
+      </w:r>
+      <w:r>
+        <w:t>Autentica l'utente e consente l'accesso al sistema di trading</w:t>
+      </w:r>
+      <w:r>
+        <w:t>;</w:t>
+      </w:r>
+    </w:p>
+    <w:p>
+      <w:pPr>
+        <w:pStyle w:val="Nessunaspaziatura"/>
+        <w:numPr>
+          <w:ilvl w:val="2"/>
+          <w:numId w:val="2"/>
+        </w:numPr>
         <w:rPr>
           <w:i/>
           <w:iCs/>
         </w:rPr>
-        <w:t xml:space="preserve"> password123</w:t>
+      </w:pPr>
+      <w:r>
+        <w:rPr>
+          <w:u w:val="single"/>
+        </w:rPr>
+        <w:t>Es</w:t>
+      </w:r>
+      <w:r>
+        <w:t xml:space="preserve">: </w:t>
+      </w:r>
+      <w:r>
+        <w:rPr>
+          <w:i/>
+          <w:iCs/>
+        </w:rPr>
+        <w:t>Login MarioRossi password123</w:t>
       </w:r>
     </w:p>
     <w:p>
@@ -670,7 +895,7 @@
           <w:b/>
           <w:bCs/>
         </w:rPr>
-        <w:t>Login</w:t>
+        <w:t>Logout</w:t>
       </w:r>
       <w:r>
         <w:t>:</w:t>
@@ -702,7 +927,7 @@
           <w:i/>
           <w:iCs/>
         </w:rPr>
-        <w:t xml:space="preserve"> Login (username password)</w:t>
+        <w:t xml:space="preserve"> Logout (username)</w:t>
       </w:r>
       <w:r>
         <w:rPr>
@@ -720,19 +945,18 @@
           <w:numId w:val="2"/>
         </w:numPr>
       </w:pPr>
-      <w:proofErr w:type="spellStart"/>
       <w:r>
         <w:rPr>
           <w:u w:val="single"/>
         </w:rPr>
+        <w:lastRenderedPageBreak/>
         <w:t>Desc</w:t>
       </w:r>
-      <w:proofErr w:type="spellEnd"/>
       <w:r>
         <w:t xml:space="preserve">: </w:t>
       </w:r>
       <w:r>
-        <w:t>Autentica l'utente e consente l'accesso al sistema di trading</w:t>
+        <w:t>Disconnette l'utente corrente dal sistema</w:t>
       </w:r>
       <w:r>
         <w:t>;</w:t>
@@ -764,23 +988,96 @@
           <w:i/>
           <w:iCs/>
         </w:rPr>
-        <w:t xml:space="preserve">Login </w:t>
-      </w:r>
-      <w:proofErr w:type="spellStart"/>
+        <w:t>Logout</w:t>
+      </w:r>
       <w:r>
         <w:rPr>
           <w:i/>
           <w:iCs/>
         </w:rPr>
-        <w:t>MarioRossi</w:t>
-      </w:r>
-      <w:proofErr w:type="spellEnd"/>
+        <w:t xml:space="preserve"> MarioRossi</w:t>
+      </w:r>
+    </w:p>
+    <w:p>
+      <w:pPr>
+        <w:pStyle w:val="Nessunaspaziatura"/>
+        <w:numPr>
+          <w:ilvl w:val="1"/>
+          <w:numId w:val="2"/>
+        </w:numPr>
+      </w:pPr>
+      <w:r>
+        <w:rPr>
+          <w:b/>
+          <w:bCs/>
+        </w:rPr>
+        <w:t>UpdateCredentials</w:t>
+      </w:r>
+      <w:r>
+        <w:t>:</w:t>
+      </w:r>
+    </w:p>
+    <w:p>
+      <w:pPr>
+        <w:pStyle w:val="Nessunaspaziatura"/>
+        <w:numPr>
+          <w:ilvl w:val="2"/>
+          <w:numId w:val="2"/>
+        </w:numPr>
+      </w:pPr>
+      <w:r>
+        <w:t xml:space="preserve">Sintassi: </w:t>
+      </w:r>
       <w:r>
         <w:rPr>
           <w:i/>
           <w:iCs/>
         </w:rPr>
-        <w:t xml:space="preserve"> password123</w:t>
+        <w:t>UpdateCredentials (username oldPassword newPassword)</w:t>
+      </w:r>
+      <w:r>
+        <w:rPr>
+          <w:i/>
+          <w:iCs/>
+        </w:rPr>
+        <w:t>;</w:t>
+      </w:r>
+    </w:p>
+    <w:p>
+      <w:pPr>
+        <w:pStyle w:val="Nessunaspaziatura"/>
+        <w:numPr>
+          <w:ilvl w:val="2"/>
+          <w:numId w:val="2"/>
+        </w:numPr>
+      </w:pPr>
+      <w:r>
+        <w:t xml:space="preserve">Desc: </w:t>
+      </w:r>
+      <w:r>
+        <w:t>Aggiorna le credenziali di accesso dell'utente</w:t>
+      </w:r>
+      <w:r>
+        <w:t>;</w:t>
+      </w:r>
+    </w:p>
+    <w:p>
+      <w:pPr>
+        <w:pStyle w:val="Nessunaspaziatura"/>
+        <w:numPr>
+          <w:ilvl w:val="2"/>
+          <w:numId w:val="2"/>
+        </w:numPr>
+      </w:pPr>
+      <w:r>
+        <w:t xml:space="preserve">Es: </w:t>
+      </w:r>
+      <w:r>
+        <w:rPr>
+          <w:i/>
+          <w:iCs/>
+        </w:rPr>
+        <w:t>UpdateCredentials MarioRossi password123 nuovaPassword456</w:t>
       </w:r>
     </w:p>
     <w:p>
@@ -796,10 +1093,43 @@
           <w:b/>
           <w:bCs/>
         </w:rPr>
-        <w:t>Logout</w:t>
+        <w:t>InsertMarketOrder</w:t>
       </w:r>
       <w:r>
         <w:t>:</w:t>
+      </w:r>
+    </w:p>
+    <w:p>
+      <w:pPr>
+        <w:pStyle w:val="Nessunaspaziatura"/>
+        <w:numPr>
+          <w:ilvl w:val="2"/>
+          <w:numId w:val="2"/>
+        </w:numPr>
+      </w:pPr>
+      <w:r>
+        <w:t xml:space="preserve">Sintassi: </w:t>
+      </w:r>
+      <w:r>
+        <w:t>InsertMarketOrder (tipo dimensione)</w:t>
+      </w:r>
+    </w:p>
+    <w:p>
+      <w:pPr>
+        <w:pStyle w:val="Nessunaspaziatura"/>
+        <w:numPr>
+          <w:ilvl w:val="2"/>
+          <w:numId w:val="2"/>
+        </w:numPr>
+      </w:pPr>
+      <w:r>
+        <w:t xml:space="preserve">Desc: </w:t>
+      </w:r>
+      <w:r>
+        <w:t>Inserisce un ordine di mercato che viene eseguito immediatamente al miglior prezzo disponibile</w:t>
+      </w:r>
+      <w:r>
+        <w:t>;</w:t>
       </w:r>
     </w:p>
     <w:p>
@@ -815,99 +1145,151 @@
         </w:rPr>
       </w:pPr>
       <w:r>
-        <w:rPr>
-          <w:u w:val="single"/>
-        </w:rPr>
-        <w:t>Sintassi</w:t>
-      </w:r>
-      <w:r>
-        <w:t>:</w:t>
+        <w:t>Es</w:t>
       </w:r>
       <w:r>
         <w:rPr>
           <w:i/>
           <w:iCs/>
         </w:rPr>
-        <w:t xml:space="preserve"> Logout (username)</w:t>
-      </w:r>
-      <w:r>
+        <w:t xml:space="preserve">: InsertMarketOrder BID 100 </w:t>
+      </w:r>
+    </w:p>
+    <w:p>
+      <w:pPr>
+        <w:pStyle w:val="Nessunaspaziatura"/>
+        <w:ind w:left="2160"/>
         <w:rPr>
           <w:i/>
           <w:iCs/>
         </w:rPr>
-        <w:t>;</w:t>
-      </w:r>
-    </w:p>
-    <w:p>
-      <w:pPr>
-        <w:pStyle w:val="Nessunaspaziatura"/>
-        <w:numPr>
-          <w:ilvl w:val="2"/>
-          <w:numId w:val="2"/>
-        </w:numPr>
-      </w:pPr>
-      <w:proofErr w:type="spellStart"/>
-      <w:r>
-        <w:rPr>
-          <w:u w:val="single"/>
-        </w:rPr>
-        <w:t>Desc</w:t>
-      </w:r>
-      <w:proofErr w:type="spellEnd"/>
-      <w:r>
-        <w:t xml:space="preserve">: </w:t>
-      </w:r>
-      <w:r>
-        <w:t>Disconnette l'utente corrente dal sistema</w:t>
-      </w:r>
-      <w:r>
-        <w:t>;</w:t>
-      </w:r>
-    </w:p>
-    <w:p>
-      <w:pPr>
-        <w:pStyle w:val="Nessunaspaziatura"/>
-        <w:numPr>
-          <w:ilvl w:val="2"/>
-          <w:numId w:val="2"/>
-        </w:numPr>
+      </w:pPr>
+      <w:r>
         <w:rPr>
           <w:i/>
           <w:iCs/>
         </w:rPr>
-      </w:pPr>
-      <w:r>
-        <w:rPr>
-          <w:u w:val="single"/>
-        </w:rPr>
-        <w:t>Es</w:t>
-      </w:r>
-      <w:r>
-        <w:t xml:space="preserve">: </w:t>
+        <w:t xml:space="preserve">      InsertMarketOrder ASK 50</w:t>
+      </w:r>
+    </w:p>
+    <w:p>
+      <w:pPr>
+        <w:pStyle w:val="Nessunaspaziatura"/>
+        <w:numPr>
+          <w:ilvl w:val="1"/>
+          <w:numId w:val="2"/>
+        </w:numPr>
+      </w:pPr>
+      <w:r>
+        <w:rPr>
+          <w:b/>
+          <w:bCs/>
+        </w:rPr>
+        <w:t>InsertLimitOrder</w:t>
+      </w:r>
+      <w:r>
+        <w:t>:</w:t>
+      </w:r>
+    </w:p>
+    <w:p>
+      <w:pPr>
+        <w:pStyle w:val="Nessunaspaziatura"/>
+        <w:numPr>
+          <w:ilvl w:val="2"/>
+          <w:numId w:val="2"/>
+        </w:numPr>
+      </w:pPr>
+      <w:r>
+        <w:t xml:space="preserve">Sintassi: </w:t>
+      </w:r>
+      <w:r>
+        <w:t>InsertLimitOrder (tipo dimensione prezzoLimite)</w:t>
+      </w:r>
+    </w:p>
+    <w:p>
+      <w:pPr>
+        <w:pStyle w:val="Nessunaspaziatura"/>
+        <w:numPr>
+          <w:ilvl w:val="2"/>
+          <w:numId w:val="2"/>
+        </w:numPr>
+      </w:pPr>
+      <w:r>
+        <w:t xml:space="preserve">Desc: </w:t>
+      </w:r>
+      <w:r>
+        <w:t>i</w:t>
+      </w:r>
+      <w:r>
+        <w:t>nserisce un ordine limite che viene eseguito solo al prezzo specificato o migliore.</w:t>
+      </w:r>
+    </w:p>
+    <w:p>
+      <w:pPr>
+        <w:pStyle w:val="Nessunaspaziatura"/>
+        <w:numPr>
+          <w:ilvl w:val="2"/>
+          <w:numId w:val="2"/>
+        </w:numPr>
+      </w:pPr>
+      <w:r>
+        <w:t xml:space="preserve">Es: </w:t>
       </w:r>
       <w:r>
         <w:rPr>
           <w:i/>
           <w:iCs/>
         </w:rPr>
-        <w:t>Logout</w:t>
+        <w:t xml:space="preserve">InsertLimitOrder </w:t>
       </w:r>
       <w:r>
         <w:rPr>
           <w:i/>
           <w:iCs/>
         </w:rPr>
-        <w:t xml:space="preserve"> </w:t>
-      </w:r>
-      <w:proofErr w:type="spellStart"/>
+        <w:t>BID</w:t>
+      </w:r>
       <w:r>
         <w:rPr>
           <w:i/>
           <w:iCs/>
         </w:rPr>
-        <w:t>MarioRossi</w:t>
-      </w:r>
-      <w:proofErr w:type="spellEnd"/>
+        <w:t xml:space="preserve"> 200 48.75</w:t>
+      </w:r>
+      <w:r>
+        <w:t xml:space="preserve"> </w:t>
+      </w:r>
+    </w:p>
+    <w:p>
+      <w:pPr>
+        <w:pStyle w:val="Nessunaspaziatura"/>
+        <w:ind w:left="2136" w:firstLine="24"/>
+        <w:rPr>
+          <w:i/>
+          <w:iCs/>
+        </w:rPr>
+      </w:pPr>
+      <w:r>
+        <w:rPr>
+          <w:i/>
+          <w:iCs/>
+        </w:rPr>
+        <w:t xml:space="preserve">      InsertLimitOrder </w:t>
+      </w:r>
+      <w:r>
+        <w:rPr>
+          <w:i/>
+          <w:iCs/>
+        </w:rPr>
+        <w:t>ASK</w:t>
+      </w:r>
+      <w:r>
+        <w:rPr>
+          <w:i/>
+          <w:iCs/>
+        </w:rPr>
+        <w:t xml:space="preserve"> 150 51.30</w:t>
+      </w:r>
     </w:p>
     <w:p>
       <w:pPr>
@@ -917,15 +1299,13 @@
           <w:numId w:val="2"/>
         </w:numPr>
       </w:pPr>
-      <w:proofErr w:type="spellStart"/>
       <w:r>
         <w:rPr>
           <w:b/>
           <w:bCs/>
         </w:rPr>
-        <w:t>UpdateCredentials</w:t>
-      </w:r>
-      <w:proofErr w:type="spellEnd"/>
+        <w:t>InsertStopOrder</w:t>
+      </w:r>
       <w:r>
         <w:t>:</w:t>
       </w:r>
@@ -941,60 +1321,12 @@
       <w:r>
         <w:t xml:space="preserve">Sintassi: </w:t>
       </w:r>
-      <w:proofErr w:type="spellStart"/>
       <w:r>
         <w:rPr>
           <w:i/>
           <w:iCs/>
         </w:rPr>
-        <w:t>UpdateCredentials</w:t>
-      </w:r>
-      <w:proofErr w:type="spellEnd"/>
-      <w:r>
-        <w:rPr>
-          <w:i/>
-          <w:iCs/>
-        </w:rPr>
-        <w:t xml:space="preserve"> (username </w:t>
-      </w:r>
-      <w:proofErr w:type="spellStart"/>
-      <w:r>
-        <w:rPr>
-          <w:i/>
-          <w:iCs/>
-        </w:rPr>
-        <w:t>oldPassword</w:t>
-      </w:r>
-      <w:proofErr w:type="spellEnd"/>
-      <w:r>
-        <w:rPr>
-          <w:i/>
-          <w:iCs/>
-        </w:rPr>
-        <w:t xml:space="preserve"> </w:t>
-      </w:r>
-      <w:proofErr w:type="spellStart"/>
-      <w:r>
-        <w:rPr>
-          <w:i/>
-          <w:iCs/>
-        </w:rPr>
-        <w:t>newPassword</w:t>
-      </w:r>
-      <w:proofErr w:type="spellEnd"/>
-      <w:r>
-        <w:rPr>
-          <w:i/>
-          <w:iCs/>
-        </w:rPr>
-        <w:t>)</w:t>
-      </w:r>
-      <w:r>
-        <w:rPr>
-          <w:i/>
-          <w:iCs/>
-        </w:rPr>
-        <w:t>;</w:t>
+        <w:t>InsertStopOrder (tipo dimensione stopPrice)</w:t>
       </w:r>
     </w:p>
     <w:p>
@@ -1005,19 +1337,11 @@
           <w:numId w:val="2"/>
         </w:numPr>
       </w:pPr>
-      <w:proofErr w:type="spellStart"/>
-      <w:r>
-        <w:t>Desc</w:t>
-      </w:r>
-      <w:proofErr w:type="spellEnd"/>
-      <w:r>
-        <w:t xml:space="preserve">: </w:t>
-      </w:r>
-      <w:r>
-        <w:t>Aggiorna le credenziali di accesso dell'utente</w:t>
-      </w:r>
-      <w:r>
-        <w:t>;</w:t>
+      <w:r>
+        <w:t>Desc: i</w:t>
+      </w:r>
+      <w:r>
+        <w:t>nserisce un ordine stop che si attiva quando il prezzo raggiunge il livello specificato.</w:t>
       </w:r>
     </w:p>
     <w:p>
@@ -1031,37 +1355,32 @@
       <w:r>
         <w:t xml:space="preserve">Es: </w:t>
       </w:r>
-      <w:proofErr w:type="spellStart"/>
-      <w:r>
-        <w:rPr>
-          <w:i/>
-          <w:iCs/>
-        </w:rPr>
-        <w:t>UpdateCredentials</w:t>
-      </w:r>
-      <w:proofErr w:type="spellEnd"/>
-      <w:r>
-        <w:rPr>
-          <w:i/>
-          <w:iCs/>
-        </w:rPr>
-        <w:t xml:space="preserve"> </w:t>
-      </w:r>
-      <w:proofErr w:type="spellStart"/>
-      <w:r>
-        <w:rPr>
-          <w:i/>
-          <w:iCs/>
-        </w:rPr>
-        <w:t>MarioRossi</w:t>
-      </w:r>
-      <w:proofErr w:type="spellEnd"/>
-      <w:r>
-        <w:rPr>
-          <w:i/>
-          <w:iCs/>
-        </w:rPr>
-        <w:t xml:space="preserve"> password123 nuovaPassword456</w:t>
+      <w:r>
+        <w:t xml:space="preserve">InsertStopOrder </w:t>
+      </w:r>
+      <w:r>
+        <w:t>ASK</w:t>
+      </w:r>
+      <w:r>
+        <w:t xml:space="preserve"> 100 45.50</w:t>
+      </w:r>
+    </w:p>
+    <w:p>
+      <w:pPr>
+        <w:pStyle w:val="Nessunaspaziatura"/>
+        <w:ind w:left="1800" w:firstLine="324"/>
+      </w:pPr>
+      <w:r>
+        <w:t xml:space="preserve">       </w:t>
+      </w:r>
+      <w:r>
+        <w:t>InsertStopOrder B</w:t>
+      </w:r>
+      <w:r>
+        <w:t>ID</w:t>
+      </w:r>
+      <w:r>
+        <w:t xml:space="preserve"> 75 52.20</w:t>
       </w:r>
     </w:p>
     <w:p>
@@ -1072,15 +1391,13 @@
           <w:numId w:val="2"/>
         </w:numPr>
       </w:pPr>
-      <w:proofErr w:type="spellStart"/>
       <w:r>
         <w:rPr>
           <w:b/>
           <w:bCs/>
         </w:rPr>
-        <w:t>InsertMarketOrder</w:t>
-      </w:r>
-      <w:proofErr w:type="spellEnd"/>
+        <w:t>CancelOrder</w:t>
+      </w:r>
       <w:r>
         <w:t>:</w:t>
       </w:r>
@@ -1096,13 +1413,11 @@
       <w:r>
         <w:t xml:space="preserve">Sintassi: </w:t>
       </w:r>
-      <w:proofErr w:type="spellStart"/>
-      <w:r>
-        <w:t>InsertMarketOrder</w:t>
-      </w:r>
-      <w:proofErr w:type="spellEnd"/>
-      <w:r>
-        <w:t xml:space="preserve"> (tipo dimensione)</w:t>
+      <w:r>
+        <w:t>CancelOrder</w:t>
+      </w:r>
+      <w:r>
+        <w:t xml:space="preserve"> (id_ordine);</w:t>
       </w:r>
     </w:p>
     <w:p>
@@ -1113,19 +1428,17 @@
           <w:numId w:val="2"/>
         </w:numPr>
       </w:pPr>
-      <w:proofErr w:type="spellStart"/>
-      <w:r>
-        <w:t>Desc</w:t>
-      </w:r>
-      <w:proofErr w:type="spellEnd"/>
-      <w:r>
-        <w:t xml:space="preserve">: </w:t>
-      </w:r>
-      <w:r>
-        <w:t>Inserisce un ordine di mercato che viene eseguito immediatamente al miglior prezzo disponibile</w:t>
-      </w:r>
-      <w:r>
-        <w:t>;</w:t>
+      <w:r>
+        <w:t>Desc:</w:t>
+      </w:r>
+      <w:r>
+        <w:t xml:space="preserve"> </w:t>
+      </w:r>
+      <w:r>
+        <w:t>ancella l'ordine inserito che non è ancora stato eseguito.</w:t>
+      </w:r>
+      <w:r>
+        <w:t xml:space="preserve"> (quindi o presente nella lista degli stop order o nell’orderbook</w:t>
       </w:r>
     </w:p>
     <w:p>
@@ -1135,128 +1448,13 @@
           <w:ilvl w:val="2"/>
           <w:numId w:val="2"/>
         </w:numPr>
-        <w:rPr>
-          <w:i/>
-          <w:iCs/>
-        </w:rPr>
-      </w:pPr>
-      <w:r>
-        <w:t>Es</w:t>
-      </w:r>
-      <w:r>
-        <w:rPr>
-          <w:i/>
-          <w:iCs/>
-        </w:rPr>
-        <w:t xml:space="preserve">: </w:t>
-      </w:r>
-      <w:proofErr w:type="spellStart"/>
-      <w:r>
-        <w:rPr>
-          <w:i/>
-          <w:iCs/>
-        </w:rPr>
-        <w:t>InsertMarketOrder</w:t>
-      </w:r>
-      <w:proofErr w:type="spellEnd"/>
-      <w:r>
-        <w:rPr>
-          <w:i/>
-          <w:iCs/>
-        </w:rPr>
-        <w:t xml:space="preserve"> </w:t>
-      </w:r>
-      <w:r>
-        <w:rPr>
-          <w:i/>
-          <w:iCs/>
-        </w:rPr>
-        <w:t>BID</w:t>
-      </w:r>
-      <w:r>
-        <w:rPr>
-          <w:i/>
-          <w:iCs/>
-        </w:rPr>
-        <w:t xml:space="preserve"> 100 </w:t>
-      </w:r>
-    </w:p>
-    <w:p>
-      <w:pPr>
-        <w:pStyle w:val="Nessunaspaziatura"/>
-        <w:ind w:left="2160"/>
-        <w:rPr>
-          <w:i/>
-          <w:iCs/>
-        </w:rPr>
-      </w:pPr>
-      <w:r>
-        <w:rPr>
-          <w:i/>
-          <w:iCs/>
-        </w:rPr>
-        <w:t xml:space="preserve">      </w:t>
-      </w:r>
-      <w:proofErr w:type="spellStart"/>
-      <w:r>
-        <w:rPr>
-          <w:i/>
-          <w:iCs/>
-        </w:rPr>
-        <w:t>InsertMarketOrder</w:t>
-      </w:r>
-      <w:proofErr w:type="spellEnd"/>
-      <w:r>
-        <w:rPr>
-          <w:i/>
-          <w:iCs/>
-        </w:rPr>
-        <w:t xml:space="preserve"> </w:t>
-      </w:r>
-      <w:r>
-        <w:rPr>
-          <w:i/>
-          <w:iCs/>
-        </w:rPr>
-        <w:t>ASK</w:t>
-      </w:r>
-      <w:r>
-        <w:rPr>
-          <w:i/>
-          <w:iCs/>
-        </w:rPr>
-        <w:t xml:space="preserve"> 50</w:t>
-      </w:r>
-    </w:p>
-    <w:p>
-      <w:pPr>
-        <w:pStyle w:val="Nessunaspaziatura"/>
-        <w:ind w:left="2160"/>
-        <w:rPr>
-          <w:i/>
-          <w:iCs/>
-        </w:rPr>
-      </w:pPr>
-    </w:p>
-    <w:p>
-      <w:pPr>
-        <w:pStyle w:val="Nessunaspaziatura"/>
-        <w:ind w:left="2160"/>
-        <w:rPr>
-          <w:i/>
-          <w:iCs/>
-        </w:rPr>
-      </w:pPr>
-    </w:p>
-    <w:p>
-      <w:pPr>
-        <w:pStyle w:val="Nessunaspaziatura"/>
-        <w:ind w:left="2160"/>
-        <w:rPr>
-          <w:i/>
-          <w:iCs/>
-        </w:rPr>
-      </w:pPr>
+      </w:pPr>
+      <w:r>
+        <w:t xml:space="preserve">Es: </w:t>
+      </w:r>
+      <w:r>
+        <w:t>CancelOrder 1234</w:t>
+      </w:r>
     </w:p>
     <w:p>
       <w:pPr>
@@ -1265,182 +1463,17 @@
           <w:ilvl w:val="1"/>
           <w:numId w:val="2"/>
         </w:numPr>
-      </w:pPr>
-      <w:proofErr w:type="spellStart"/>
-      <w:r>
         <w:rPr>
           <w:b/>
           <w:bCs/>
         </w:rPr>
-        <w:t>InsertLimitOrder</w:t>
-      </w:r>
-      <w:proofErr w:type="spellEnd"/>
-      <w:r>
-        <w:t>:</w:t>
-      </w:r>
-    </w:p>
-    <w:p>
-      <w:pPr>
-        <w:pStyle w:val="Nessunaspaziatura"/>
-        <w:numPr>
-          <w:ilvl w:val="2"/>
-          <w:numId w:val="2"/>
-        </w:numPr>
-      </w:pPr>
-      <w:r>
-        <w:t xml:space="preserve">Sintassi: </w:t>
-      </w:r>
-      <w:proofErr w:type="spellStart"/>
-      <w:r>
-        <w:t>InsertLimitOrder</w:t>
-      </w:r>
-      <w:proofErr w:type="spellEnd"/>
-      <w:r>
-        <w:t xml:space="preserve"> (tipo dimensione </w:t>
-      </w:r>
-      <w:proofErr w:type="spellStart"/>
-      <w:r>
-        <w:t>prezzoLimite</w:t>
-      </w:r>
-      <w:proofErr w:type="spellEnd"/>
-      <w:r>
-        <w:t>)</w:t>
-      </w:r>
-    </w:p>
-    <w:p>
-      <w:pPr>
-        <w:pStyle w:val="Nessunaspaziatura"/>
-        <w:numPr>
-          <w:ilvl w:val="2"/>
-          <w:numId w:val="2"/>
-        </w:numPr>
-      </w:pPr>
-      <w:proofErr w:type="spellStart"/>
-      <w:r>
-        <w:t>Desc</w:t>
-      </w:r>
-      <w:proofErr w:type="spellEnd"/>
-      <w:r>
-        <w:t xml:space="preserve">: </w:t>
-      </w:r>
-      <w:r>
-        <w:t>i</w:t>
-      </w:r>
-      <w:r>
-        <w:t>nserisce un ordine limite che viene eseguito solo al prezzo specificato o migliore.</w:t>
-      </w:r>
-    </w:p>
-    <w:p>
-      <w:pPr>
-        <w:pStyle w:val="Nessunaspaziatura"/>
-        <w:numPr>
-          <w:ilvl w:val="2"/>
-          <w:numId w:val="2"/>
-        </w:numPr>
-      </w:pPr>
-      <w:r>
-        <w:t xml:space="preserve">Es: </w:t>
-      </w:r>
-      <w:proofErr w:type="spellStart"/>
-      <w:r>
-        <w:rPr>
-          <w:i/>
-          <w:iCs/>
-        </w:rPr>
-        <w:t>InsertLimitOrder</w:t>
-      </w:r>
-      <w:proofErr w:type="spellEnd"/>
-      <w:r>
-        <w:rPr>
-          <w:i/>
-          <w:iCs/>
-        </w:rPr>
-        <w:t xml:space="preserve"> </w:t>
-      </w:r>
-      <w:r>
-        <w:rPr>
-          <w:i/>
-          <w:iCs/>
-        </w:rPr>
-        <w:t>BID</w:t>
-      </w:r>
-      <w:r>
-        <w:rPr>
-          <w:i/>
-          <w:iCs/>
-        </w:rPr>
-        <w:t xml:space="preserve"> 200 48.75</w:t>
-      </w:r>
-      <w:r>
-        <w:t xml:space="preserve"> </w:t>
-      </w:r>
-    </w:p>
-    <w:p>
-      <w:pPr>
-        <w:pStyle w:val="Nessunaspaziatura"/>
-        <w:ind w:left="2136" w:firstLine="24"/>
-        <w:rPr>
-          <w:i/>
-          <w:iCs/>
-        </w:rPr>
-      </w:pPr>
-      <w:r>
-        <w:rPr>
-          <w:i/>
-          <w:iCs/>
-        </w:rPr>
-        <w:t xml:space="preserve">      </w:t>
-      </w:r>
-      <w:proofErr w:type="spellStart"/>
-      <w:r>
-        <w:rPr>
-          <w:i/>
-          <w:iCs/>
-        </w:rPr>
-        <w:t>InsertLimitOrder</w:t>
-      </w:r>
-      <w:proofErr w:type="spellEnd"/>
-      <w:r>
-        <w:rPr>
-          <w:i/>
-          <w:iCs/>
-        </w:rPr>
-        <w:t xml:space="preserve"> </w:t>
-      </w:r>
-      <w:r>
-        <w:rPr>
-          <w:i/>
-          <w:iCs/>
-        </w:rPr>
-        <w:t>ASK</w:t>
-      </w:r>
-      <w:r>
-        <w:rPr>
-          <w:i/>
-          <w:iCs/>
-        </w:rPr>
-        <w:t xml:space="preserve"> 150 51.30</w:t>
-      </w:r>
-    </w:p>
-    <w:p>
-      <w:pPr>
-        <w:pStyle w:val="Nessunaspaziatura"/>
-        <w:numPr>
-          <w:ilvl w:val="1"/>
-          <w:numId w:val="2"/>
-        </w:numPr>
-      </w:pPr>
-      <w:proofErr w:type="spellStart"/>
+      </w:pPr>
       <w:r>
         <w:rPr>
           <w:b/>
           <w:bCs/>
         </w:rPr>
-        <w:t>InsertStopOrder</w:t>
-      </w:r>
-      <w:proofErr w:type="spellEnd"/>
-      <w:r>
-        <w:t>:</w:t>
+        <w:t>GetHistortyPrice</w:t>
       </w:r>
     </w:p>
     <w:p>
@@ -1454,37 +1487,8 @@
       <w:r>
         <w:t xml:space="preserve">Sintassi: </w:t>
       </w:r>
-      <w:proofErr w:type="spellStart"/>
-      <w:r>
-        <w:rPr>
-          <w:i/>
-          <w:iCs/>
-        </w:rPr>
-        <w:t>InsertStopOrder</w:t>
-      </w:r>
-      <w:proofErr w:type="spellEnd"/>
-      <w:r>
-        <w:rPr>
-          <w:i/>
-          <w:iCs/>
-        </w:rPr>
-        <w:t xml:space="preserve"> (tipo dimensione </w:t>
-      </w:r>
-      <w:proofErr w:type="spellStart"/>
-      <w:r>
-        <w:rPr>
-          <w:i/>
-          <w:iCs/>
-        </w:rPr>
-        <w:t>stopPrice</w:t>
-      </w:r>
-      <w:proofErr w:type="spellEnd"/>
-      <w:r>
-        <w:rPr>
-          <w:i/>
-          <w:iCs/>
-        </w:rPr>
-        <w:t>)</w:t>
+      <w:r>
+        <w:t>getPriceHistory(mese)</w:t>
       </w:r>
     </w:p>
     <w:p>
@@ -1495,16 +1499,14 @@
           <w:numId w:val="2"/>
         </w:numPr>
       </w:pPr>
-      <w:proofErr w:type="spellStart"/>
-      <w:r>
-        <w:t>Desc</w:t>
-      </w:r>
-      <w:proofErr w:type="spellEnd"/>
-      <w:r>
-        <w:t>: i</w:t>
-      </w:r>
-      <w:r>
-        <w:t>nserisce un ordine stop che si attiva quando il prezzo raggiunge il livello specificato.</w:t>
+      <w:r>
+        <w:t xml:space="preserve">Desc: mostra i dati relativi ad un mese in particolare: in particolare mostra </w:t>
+      </w:r>
+      <w:r>
+        <w:t>il prezzo di apertura, quello di chiusura, il prezzo massimo e quello minimo</w:t>
+      </w:r>
+      <w:r>
+        <w:t>;</w:t>
       </w:r>
     </w:p>
     <w:p>
@@ -1518,42 +1520,23 @@
       <w:r>
         <w:t xml:space="preserve">Es: </w:t>
       </w:r>
-      <w:proofErr w:type="spellStart"/>
-      <w:r>
-        <w:t>InsertStopOrder</w:t>
-      </w:r>
-      <w:proofErr w:type="spellEnd"/>
-      <w:r>
-        <w:t xml:space="preserve"> </w:t>
-      </w:r>
-      <w:r>
-        <w:t>ASK</w:t>
-      </w:r>
-      <w:r>
-        <w:t xml:space="preserve"> 100 45.50</w:t>
-      </w:r>
-    </w:p>
-    <w:p>
-      <w:pPr>
-        <w:pStyle w:val="Nessunaspaziatura"/>
-        <w:ind w:left="1800" w:firstLine="324"/>
-      </w:pPr>
-      <w:r>
-        <w:t xml:space="preserve">       </w:t>
-      </w:r>
-      <w:proofErr w:type="spellStart"/>
-      <w:r>
-        <w:t>InsertStopOrder</w:t>
-      </w:r>
-      <w:proofErr w:type="spellEnd"/>
-      <w:r>
-        <w:t xml:space="preserve"> B</w:t>
-      </w:r>
-      <w:r>
-        <w:t>ID</w:t>
-      </w:r>
-      <w:r>
-        <w:t xml:space="preserve"> 75 52.20</w:t>
+      <w:r>
+        <w:t>getPriceHistory</w:t>
+      </w:r>
+      <w:r>
+        <w:t xml:space="preserve"> 10/2025;</w:t>
+      </w:r>
+    </w:p>
+    <w:p>
+      <w:pPr>
+        <w:pStyle w:val="Nessunaspaziatura"/>
+        <w:numPr>
+          <w:ilvl w:val="2"/>
+          <w:numId w:val="2"/>
+        </w:numPr>
+      </w:pPr>
+      <w:r>
+        <w:t>Nb: è accettato solo il formato MM/YYYY.</w:t>
       </w:r>
     </w:p>
     <w:p>
@@ -1564,104 +1547,15 @@
           <w:numId w:val="2"/>
         </w:numPr>
       </w:pPr>
-      <w:proofErr w:type="spellStart"/>
       <w:r>
         <w:rPr>
           <w:b/>
           <w:bCs/>
         </w:rPr>
-        <w:t>CancelOrder</w:t>
-      </w:r>
-      <w:proofErr w:type="spellEnd"/>
-      <w:r>
-        <w:t>:</w:t>
-      </w:r>
-    </w:p>
-    <w:p>
-      <w:pPr>
-        <w:pStyle w:val="Nessunaspaziatura"/>
-        <w:numPr>
-          <w:ilvl w:val="2"/>
-          <w:numId w:val="2"/>
-        </w:numPr>
-      </w:pPr>
-      <w:r>
-        <w:t xml:space="preserve">Sintassi: </w:t>
-      </w:r>
-      <w:proofErr w:type="spellStart"/>
-      <w:r>
-        <w:t>CancelOrder</w:t>
-      </w:r>
-      <w:proofErr w:type="spellEnd"/>
-      <w:r>
-        <w:t xml:space="preserve"> (</w:t>
-      </w:r>
-      <w:proofErr w:type="spellStart"/>
-      <w:r>
-        <w:t>id_ordine</w:t>
-      </w:r>
-      <w:proofErr w:type="spellEnd"/>
-      <w:r>
-        <w:t>);</w:t>
-      </w:r>
-    </w:p>
-    <w:p>
-      <w:pPr>
-        <w:pStyle w:val="Nessunaspaziatura"/>
-        <w:numPr>
-          <w:ilvl w:val="2"/>
-          <w:numId w:val="2"/>
-        </w:numPr>
-      </w:pPr>
-      <w:proofErr w:type="spellStart"/>
-      <w:r>
-        <w:t>Desc</w:t>
-      </w:r>
-      <w:proofErr w:type="spellEnd"/>
-      <w:r>
-        <w:t>:</w:t>
-      </w:r>
-      <w:r>
-        <w:t xml:space="preserve"> </w:t>
-      </w:r>
-      <w:r>
-        <w:t>ancella l'ordine inserito che non è ancora stato eseguito.</w:t>
-      </w:r>
-      <w:r>
-        <w:t xml:space="preserve"> (quindi o presente nella lista degli stop </w:t>
-      </w:r>
-      <w:proofErr w:type="spellStart"/>
-      <w:r>
-        <w:t>order</w:t>
-      </w:r>
-      <w:proofErr w:type="spellEnd"/>
-      <w:r>
-        <w:t xml:space="preserve"> o nell’</w:t>
-      </w:r>
-      <w:proofErr w:type="spellStart"/>
-      <w:r>
-        <w:t>orderbook</w:t>
-      </w:r>
-      <w:proofErr w:type="spellEnd"/>
-    </w:p>
-    <w:p>
-      <w:pPr>
-        <w:pStyle w:val="Nessunaspaziatura"/>
-        <w:numPr>
-          <w:ilvl w:val="2"/>
-          <w:numId w:val="2"/>
-        </w:numPr>
-      </w:pPr>
-      <w:r>
-        <w:t xml:space="preserve">Es: </w:t>
-      </w:r>
-      <w:proofErr w:type="spellStart"/>
-      <w:r>
-        <w:t>CancelOrder</w:t>
-      </w:r>
-      <w:proofErr w:type="spellEnd"/>
-      <w:r>
-        <w:t xml:space="preserve"> 1234</w:t>
+        <w:t>Help</w:t>
+      </w:r>
+      <w:r>
+        <w:t>: mostra tutti i comandi nel client;</w:t>
       </w:r>
     </w:p>
     <w:p>
@@ -1671,65 +1565,102 @@
           <w:ilvl w:val="1"/>
           <w:numId w:val="2"/>
         </w:numPr>
+      </w:pPr>
+      <w:r>
         <w:rPr>
           <w:b/>
           <w:bCs/>
         </w:rPr>
-      </w:pPr>
-      <w:proofErr w:type="spellStart"/>
+        <w:t>Clean</w:t>
+      </w:r>
+      <w:r>
+        <w:t>: pulisce il terminale.</w:t>
+      </w:r>
+    </w:p>
+    <w:p>
+      <w:pPr>
+        <w:pStyle w:val="Nessunaspaziatura"/>
+        <w:numPr>
+          <w:ilvl w:val="1"/>
+          <w:numId w:val="2"/>
+        </w:numPr>
+      </w:pPr>
       <w:r>
         <w:rPr>
           <w:b/>
           <w:bCs/>
         </w:rPr>
-        <w:t>GetHistortyPrice</w:t>
-      </w:r>
-      <w:proofErr w:type="spellEnd"/>
-    </w:p>
-    <w:p>
-      <w:pPr>
-        <w:pStyle w:val="Nessunaspaziatura"/>
-        <w:numPr>
-          <w:ilvl w:val="2"/>
-          <w:numId w:val="2"/>
-        </w:numPr>
-      </w:pPr>
-      <w:r>
-        <w:t>Sintassi</w:t>
+        <w:t>Exit</w:t>
       </w:r>
       <w:r>
         <w:t>:</w:t>
       </w:r>
       <w:r>
-        <w:t xml:space="preserve"> </w:t>
-      </w:r>
-      <w:proofErr w:type="spellStart"/>
-      <w:r>
-        <w:t>getPriceHistory</w:t>
-      </w:r>
-      <w:proofErr w:type="spellEnd"/>
-      <w:r>
-        <w:t>(mese)</w:t>
-      </w:r>
-    </w:p>
-    <w:p>
-      <w:pPr>
-        <w:pStyle w:val="Nessunaspaziatura"/>
-        <w:numPr>
-          <w:ilvl w:val="2"/>
-          <w:numId w:val="2"/>
-        </w:numPr>
-      </w:pPr>
-      <w:proofErr w:type="spellStart"/>
-      <w:r>
-        <w:t>Desc</w:t>
-      </w:r>
-      <w:proofErr w:type="spellEnd"/>
-      <w:r>
-        <w:t xml:space="preserve">: mostra i dati relativi ad un mese in particolare: in particolare mostra </w:t>
-      </w:r>
-      <w:r>
-        <w:t>il prezzo di apertura, quello di chiusura, il prezzo massimo e quello minimo</w:t>
+        <w:t xml:space="preserve"> esce dal Client</w:t>
+      </w:r>
+    </w:p>
+    <w:p>
+      <w:pPr>
+        <w:pStyle w:val="Titolo1"/>
+      </w:pPr>
+      <w:bookmarkStart w:id="1" w:name="_Toc207537237"/>
+      <w:r>
+        <w:t>Scelte effettuate nei punti a libera scelta</w:t>
+      </w:r>
+      <w:bookmarkEnd w:id="1"/>
+    </w:p>
+    <w:p>
+      <w:pPr>
+        <w:pStyle w:val="Nessunaspaziatura"/>
+        <w:numPr>
+          <w:ilvl w:val="0"/>
+          <w:numId w:val="3"/>
+        </w:numPr>
+      </w:pPr>
+      <w:r>
+        <w:t>La scelta dell’output</w:t>
+      </w:r>
+      <w:r>
+        <w:t xml:space="preserve"> JSON</w:t>
+      </w:r>
+      <w:r>
+        <w:t xml:space="preserve"> del GetHistoryPrice</w:t>
+      </w:r>
+      <w:r>
+        <w:t xml:space="preserve"> è </w:t>
+      </w:r>
+      <w:r>
+        <w:t>di un messaggio composto da:</w:t>
+      </w:r>
+    </w:p>
+    <w:p>
+      <w:pPr>
+        <w:pStyle w:val="Nessunaspaziatura"/>
+        <w:numPr>
+          <w:ilvl w:val="1"/>
+          <w:numId w:val="3"/>
+        </w:numPr>
+      </w:pPr>
+      <w:r>
+        <w:t xml:space="preserve">Ordine di </w:t>
+      </w:r>
+      <w:r>
+        <w:t xml:space="preserve">Apertura, </w:t>
+      </w:r>
+      <w:r>
+        <w:t xml:space="preserve">Ordine di </w:t>
+      </w:r>
+      <w:r>
+        <w:t xml:space="preserve">Chiusura, </w:t>
+      </w:r>
+      <w:r>
+        <w:t xml:space="preserve">Ordine col Prezzo </w:t>
+      </w:r>
+      <w:r>
+        <w:t>Ma</w:t>
+      </w:r>
+      <w:r>
+        <w:t>ssimo, Ordine col Prezzo Minimo</w:t>
       </w:r>
       <w:r>
         <w:t>;</w:t>
@@ -1739,40 +1670,358 @@
       <w:pPr>
         <w:pStyle w:val="Nessunaspaziatura"/>
         <w:numPr>
-          <w:ilvl w:val="2"/>
-          <w:numId w:val="2"/>
-        </w:numPr>
-      </w:pPr>
-      <w:r>
-        <w:t xml:space="preserve">Es: </w:t>
-      </w:r>
-      <w:proofErr w:type="spellStart"/>
-      <w:r>
-        <w:t>getPriceHistory</w:t>
-      </w:r>
-      <w:proofErr w:type="spellEnd"/>
-      <w:r>
-        <w:t xml:space="preserve"> 10/2025;</w:t>
-      </w:r>
-    </w:p>
-    <w:p>
-      <w:pPr>
-        <w:pStyle w:val="Nessunaspaziatura"/>
-        <w:numPr>
-          <w:ilvl w:val="2"/>
-          <w:numId w:val="2"/>
-        </w:numPr>
-      </w:pPr>
-      <w:r>
-        <w:t>Nb: è accettato solo il formato MM/YYYY.</w:t>
-      </w:r>
-    </w:p>
-    <w:p>
-      <w:pPr>
-        <w:pStyle w:val="Nessunaspaziatura"/>
-        <w:numPr>
           <w:ilvl w:val="1"/>
-          <w:numId w:val="2"/>
+          <w:numId w:val="3"/>
+        </w:numPr>
+      </w:pPr>
+      <w:r>
+        <w:t>In aggiunta c’è anche un codice che varia da 100 (OK) e 101 (Messaggio di errore)</w:t>
+      </w:r>
+    </w:p>
+    <w:p>
+      <w:pPr>
+        <w:pStyle w:val="Nessunaspaziatura"/>
+        <w:ind w:left="1440"/>
+      </w:pPr>
+      <w:r>
+        <w:t>{</w:t>
+      </w:r>
+    </w:p>
+    <w:p>
+      <w:pPr>
+        <w:pStyle w:val="Nessunaspaziatura"/>
+        <w:ind w:left="1080" w:firstLine="348"/>
+      </w:pPr>
+      <w:r>
+        <w:t xml:space="preserve">  "code": 100,</w:t>
+      </w:r>
+    </w:p>
+    <w:p>
+      <w:pPr>
+        <w:pStyle w:val="Nessunaspaziatura"/>
+        <w:ind w:left="1440"/>
+      </w:pPr>
+      <w:r>
+        <w:t xml:space="preserve">  "oApertura": {</w:t>
+      </w:r>
+      <w:r>
+        <w:t>price di apertura per quel mese</w:t>
+      </w:r>
+      <w:r>
+        <w:t>},</w:t>
+      </w:r>
+    </w:p>
+    <w:p>
+      <w:pPr>
+        <w:pStyle w:val="Nessunaspaziatura"/>
+        <w:ind w:left="1440"/>
+      </w:pPr>
+      <w:r>
+        <w:t xml:space="preserve">  "oChiusura": {</w:t>
+      </w:r>
+      <w:r>
+        <w:t>price di chiusura per quel mese</w:t>
+      </w:r>
+      <w:r>
+        <w:t>},</w:t>
+      </w:r>
+    </w:p>
+    <w:p>
+      <w:pPr>
+        <w:pStyle w:val="Nessunaspaziatura"/>
+        <w:ind w:left="1440"/>
+      </w:pPr>
+      <w:r>
+        <w:t xml:space="preserve">  "oMax": {</w:t>
+      </w:r>
+      <w:r>
+        <w:t>price massimo (più alto) per quel mese</w:t>
+      </w:r>
+      <w:r>
+        <w:t>},</w:t>
+      </w:r>
+    </w:p>
+    <w:p>
+      <w:pPr>
+        <w:pStyle w:val="Nessunaspaziatura"/>
+        <w:ind w:left="1440"/>
+      </w:pPr>
+      <w:r>
+        <w:t xml:space="preserve">  "oMin": {</w:t>
+      </w:r>
+      <w:r>
+        <w:t>price minimo (più basso) per quel mese</w:t>
+      </w:r>
+      <w:r>
+        <w:t>},</w:t>
+      </w:r>
+    </w:p>
+    <w:p>
+      <w:pPr>
+        <w:pStyle w:val="Nessunaspaziatura"/>
+        <w:ind w:left="1440"/>
+      </w:pPr>
+      <w:r>
+        <w:t xml:space="preserve">  "message": "OK"</w:t>
+      </w:r>
+    </w:p>
+    <w:p>
+      <w:pPr>
+        <w:pStyle w:val="Nessunaspaziatura"/>
+        <w:ind w:left="1080" w:firstLine="348"/>
+      </w:pPr>
+      <w:r>
+        <w:lastRenderedPageBreak/>
+        <w:t>}</w:t>
+      </w:r>
+      <w:r>
+        <w:tab/>
+      </w:r>
+    </w:p>
+    <w:p>
+      <w:pPr>
+        <w:pStyle w:val="Nessunaspaziatura"/>
+        <w:numPr>
+          <w:ilvl w:val="0"/>
+          <w:numId w:val="3"/>
+        </w:numPr>
+      </w:pPr>
+      <w:r>
+        <w:t>La persistenza degli utenti registrati e ordini effettuati è stata fatta con un salvataggio dati di tot minuti da inserire nel file di configurazione</w:t>
+      </w:r>
+      <w:r>
+        <w:t>;</w:t>
+      </w:r>
+    </w:p>
+    <w:p>
+      <w:pPr>
+        <w:pStyle w:val="Nessunaspaziatura"/>
+        <w:numPr>
+          <w:ilvl w:val="0"/>
+          <w:numId w:val="3"/>
+        </w:numPr>
+      </w:pPr>
+      <w:r>
+        <w:t>Per la lista degli utenti si è preferito usare una struttura dati concorrente per la loro gestione sia per lo scaricamento, modifica, output e per l’aggiornamento del file json esterno;</w:t>
+      </w:r>
+    </w:p>
+    <w:p>
+      <w:pPr>
+        <w:pStyle w:val="Nessunaspaziatura"/>
+        <w:numPr>
+          <w:ilvl w:val="0"/>
+          <w:numId w:val="3"/>
+        </w:numPr>
+      </w:pPr>
+      <w:r>
+        <w:t>Lo storico ordini viene scaricato anche esso nella sua struttura dati (ConcurrentHashMap) gestita dalla classe OrderHistory;</w:t>
+      </w:r>
+    </w:p>
+    <w:p>
+      <w:pPr>
+        <w:pStyle w:val="Nessunaspaziatura"/>
+        <w:numPr>
+          <w:ilvl w:val="0"/>
+          <w:numId w:val="3"/>
+        </w:numPr>
+      </w:pPr>
+      <w:r>
+        <w:t>Gli ordini svolti durante la sessione verranno salvati nella medesima struttura dati e poi immessi nel file durante l’aggiornamento;</w:t>
+      </w:r>
+    </w:p>
+    <w:p>
+      <w:pPr>
+        <w:pStyle w:val="Nessunaspaziatura"/>
+        <w:numPr>
+          <w:ilvl w:val="0"/>
+          <w:numId w:val="3"/>
+        </w:numPr>
+      </w:pPr>
+      <w:r>
+        <w:t>Nel file di configurazione per il client sono presenti i valori:</w:t>
+      </w:r>
+    </w:p>
+    <w:p>
+      <w:pPr>
+        <w:pStyle w:val="Nessunaspaziatura"/>
+        <w:numPr>
+          <w:ilvl w:val="1"/>
+          <w:numId w:val="3"/>
+        </w:numPr>
+      </w:pPr>
+      <w:r>
+        <w:t>server.host</w:t>
+      </w:r>
+      <w:r>
+        <w:t xml:space="preserve"> = indirizzo del server</w:t>
+      </w:r>
+      <w:r>
+        <w:t>;</w:t>
+      </w:r>
+    </w:p>
+    <w:p>
+      <w:pPr>
+        <w:pStyle w:val="Nessunaspaziatura"/>
+        <w:numPr>
+          <w:ilvl w:val="1"/>
+          <w:numId w:val="3"/>
+        </w:numPr>
+      </w:pPr>
+      <w:r>
+        <w:t>server.port</w:t>
+      </w:r>
+      <w:r>
+        <w:t xml:space="preserve"> = porta;</w:t>
+      </w:r>
+    </w:p>
+    <w:p>
+      <w:pPr>
+        <w:pStyle w:val="Nessunaspaziatura"/>
+        <w:numPr>
+          <w:ilvl w:val="1"/>
+          <w:numId w:val="3"/>
+        </w:numPr>
+      </w:pPr>
+      <w:r>
+        <w:t>timeout</w:t>
+      </w:r>
+      <w:r>
+        <w:t xml:space="preserve"> = tot secondi che sono la durata del client</w:t>
+      </w:r>
+      <w:r>
+        <w:t>;</w:t>
+      </w:r>
+    </w:p>
+    <w:p>
+      <w:pPr>
+        <w:pStyle w:val="Nessunaspaziatura"/>
+        <w:numPr>
+          <w:ilvl w:val="1"/>
+          <w:numId w:val="3"/>
+        </w:numPr>
+      </w:pPr>
+      <w:r>
+        <w:t>max_users</w:t>
+      </w:r>
+      <w:r>
+        <w:t xml:space="preserve"> = massimo n. di client che possono collegarsi.+</w:t>
+      </w:r>
+    </w:p>
+    <w:p>
+      <w:pPr>
+        <w:pStyle w:val="Nessunaspaziatura"/>
+        <w:numPr>
+          <w:ilvl w:val="0"/>
+          <w:numId w:val="3"/>
+        </w:numPr>
+      </w:pPr>
+      <w:r>
+        <w:t>Invece per il server</w:t>
+      </w:r>
+    </w:p>
+    <w:p>
+      <w:pPr>
+        <w:pStyle w:val="Nessunaspaziatura"/>
+        <w:numPr>
+          <w:ilvl w:val="1"/>
+          <w:numId w:val="3"/>
+        </w:numPr>
+      </w:pPr>
+      <w:r>
+        <w:t>server.host;</w:t>
+      </w:r>
+    </w:p>
+    <w:p>
+      <w:pPr>
+        <w:pStyle w:val="Nessunaspaziatura"/>
+        <w:numPr>
+          <w:ilvl w:val="1"/>
+          <w:numId w:val="3"/>
+        </w:numPr>
+      </w:pPr>
+      <w:r>
+        <w:t>server.port;</w:t>
+      </w:r>
+    </w:p>
+    <w:p>
+      <w:pPr>
+        <w:pStyle w:val="Nessunaspaziatura"/>
+        <w:numPr>
+          <w:ilvl w:val="1"/>
+          <w:numId w:val="3"/>
+        </w:numPr>
+      </w:pPr>
+      <w:r>
+        <w:t>timeout;</w:t>
+      </w:r>
+    </w:p>
+    <w:p>
+      <w:pPr>
+        <w:pStyle w:val="Nessunaspaziatura"/>
+        <w:numPr>
+          <w:ilvl w:val="1"/>
+          <w:numId w:val="3"/>
+        </w:numPr>
+      </w:pPr>
+      <w:r>
+        <w:t>max_users;</w:t>
+      </w:r>
+    </w:p>
+    <w:p>
+      <w:pPr>
+        <w:pStyle w:val="Nessunaspaziatura"/>
+        <w:numPr>
+          <w:ilvl w:val="1"/>
+          <w:numId w:val="3"/>
+        </w:numPr>
+      </w:pPr>
+      <w:r>
+        <w:t>timer.</w:t>
+      </w:r>
+    </w:p>
+    <w:p>
+      <w:pPr>
+        <w:pStyle w:val="Nessunaspaziatura"/>
+        <w:numPr>
+          <w:ilvl w:val="0"/>
+          <w:numId w:val="3"/>
+        </w:numPr>
+      </w:pPr>
+      <w:r>
+        <w:t>Se l’utente non è loggato non può eseguire alcun comando tranne help, login, register, clean e updateCredentials.</w:t>
+      </w:r>
+    </w:p>
+    <w:p>
+      <w:pPr>
+        <w:pStyle w:val="Titolo1"/>
+      </w:pPr>
+      <w:bookmarkStart w:id="2" w:name="_Toc207537238"/>
+      <w:r>
+        <w:t>T</w:t>
+      </w:r>
+      <w:r>
+        <w:t>hread attivati sia lato server che lato client</w:t>
+      </w:r>
+      <w:bookmarkEnd w:id="2"/>
+    </w:p>
+    <w:p>
+      <w:pPr>
+        <w:pStyle w:val="Nessunaspaziatura"/>
+        <w:numPr>
+          <w:ilvl w:val="0"/>
+          <w:numId w:val="5"/>
+        </w:numPr>
+      </w:pPr>
+      <w:r>
+        <w:t>Lato server:</w:t>
+      </w:r>
+    </w:p>
+    <w:p>
+      <w:pPr>
+        <w:pStyle w:val="Nessunaspaziatura"/>
+        <w:numPr>
+          <w:ilvl w:val="1"/>
+          <w:numId w:val="5"/>
         </w:numPr>
       </w:pPr>
       <w:r>
@@ -1780,10 +2029,16 @@
           <w:b/>
           <w:bCs/>
         </w:rPr>
-        <w:t>Help</w:t>
-      </w:r>
-      <w:r>
-        <w:t>: mostra tutti i comandi nel client;</w:t>
+        <w:t>CrossServer</w:t>
+      </w:r>
+      <w:r>
+        <w:t xml:space="preserve"> è il task dove il ThreadPoolExecturo assegna ad ogni thread attivato ed è il thread principale in cui viene gestita la sessione di un particolare client connesso al server (richiesta, nome utente, gestione della </w:t>
+      </w:r>
+      <w:r>
+        <w:t>disconnessione, ...</w:t>
+      </w:r>
+      <w:r>
+        <w:t>)</w:t>
       </w:r>
     </w:p>
     <w:p>
@@ -1791,46 +2046,507 @@
         <w:pStyle w:val="Nessunaspaziatura"/>
         <w:numPr>
           <w:ilvl w:val="1"/>
-          <w:numId w:val="2"/>
-        </w:numPr>
-      </w:pPr>
-      <w:proofErr w:type="spellStart"/>
+          <w:numId w:val="5"/>
+        </w:numPr>
+      </w:pPr>
       <w:r>
         <w:rPr>
           <w:b/>
           <w:bCs/>
         </w:rPr>
-        <w:t>Clean</w:t>
-      </w:r>
-      <w:proofErr w:type="spellEnd"/>
-      <w:r>
-        <w:t>: pulisce il terminale.</w:t>
+        <w:t xml:space="preserve">SalvataggioDati </w:t>
+      </w:r>
+      <w:r>
+        <w:t xml:space="preserve">è il task dove un singolo thread gestisce il caricamento della lista degli utenti e la lista </w:t>
+      </w:r>
+      <w:r>
+        <w:t>degli ordini</w:t>
+      </w:r>
+      <w:r>
+        <w:t xml:space="preserve"> evasi nel suo apposito file JSON.</w:t>
+      </w:r>
+    </w:p>
+    <w:p>
+      <w:pPr>
+        <w:pStyle w:val="Nessunaspaziatura"/>
+        <w:numPr>
+          <w:ilvl w:val="0"/>
+          <w:numId w:val="5"/>
+        </w:numPr>
+      </w:pPr>
+      <w:r>
+        <w:t>Lato client:</w:t>
+      </w:r>
+    </w:p>
+    <w:p>
+      <w:pPr>
+        <w:pStyle w:val="Nessunaspaziatura"/>
+        <w:numPr>
+          <w:ilvl w:val="1"/>
+          <w:numId w:val="5"/>
+        </w:numPr>
+        <w:rPr>
+          <w:b/>
+          <w:bCs/>
+        </w:rPr>
+      </w:pPr>
+      <w:r>
+        <w:rPr>
+          <w:b/>
+          <w:bCs/>
+        </w:rPr>
+        <w:t>NotificaOrdine</w:t>
+      </w:r>
+      <w:r>
+        <w:rPr>
+          <w:b/>
+          <w:bCs/>
+        </w:rPr>
+        <w:t xml:space="preserve"> </w:t>
+      </w:r>
+      <w:r>
+        <w:t>è il task usato in un unico thread dove ha il compito di accettare le notifiche che gli arrivano dal server e di mostrarle a schermo;</w:t>
+      </w:r>
+    </w:p>
+    <w:p>
+      <w:pPr>
+        <w:pStyle w:val="Nessunaspaziatura"/>
+        <w:numPr>
+          <w:ilvl w:val="1"/>
+          <w:numId w:val="5"/>
+        </w:numPr>
+        <w:rPr>
+          <w:b/>
+          <w:bCs/>
+        </w:rPr>
+      </w:pPr>
+      <w:r>
+        <w:rPr>
+          <w:b/>
+          <w:bCs/>
+        </w:rPr>
+        <w:t>LogoutUserHandler</w:t>
+      </w:r>
+      <w:r>
+        <w:t xml:space="preserve"> è il task che gestisce il caso in cui il client rimane inattivo per tot. tempo scelto dal file di configurazione (timeout);</w:t>
+      </w:r>
+    </w:p>
+    <w:p>
+      <w:pPr>
+        <w:pStyle w:val="Nessunaspaziatura"/>
+        <w:ind w:left="1440"/>
+      </w:pPr>
+      <w:r>
+        <w:t>Il timeout viene messo in una variabile atomica così che venga gestita la concorrenza nel caso in cui il client debba modificare la variabile (ossia nel caso in cui viene eseguito un comando da CLI</w:t>
+      </w:r>
+      <w:r>
+        <w:t>).</w:t>
       </w:r>
     </w:p>
     <w:p>
       <w:pPr>
         <w:pStyle w:val="Titolo1"/>
       </w:pPr>
-      <w:r>
-        <w:t>Scelte effettuate nei punti a libera scelta</w:t>
-      </w:r>
+      <w:bookmarkStart w:id="3" w:name="_Toc207537239"/>
+      <w:r>
+        <w:t>Strutture dati utilizzate</w:t>
+      </w:r>
+      <w:bookmarkEnd w:id="3"/>
     </w:p>
     <w:p>
       <w:pPr>
         <w:pStyle w:val="Nessunaspaziatura"/>
         <w:numPr>
           <w:ilvl w:val="0"/>
-          <w:numId w:val="3"/>
-        </w:numPr>
-      </w:pPr>
-      <w:r>
-        <w:t xml:space="preserve">La scelta dell’output del </w:t>
-      </w:r>
-      <w:proofErr w:type="spellStart"/>
-      <w:r>
-        <w:t>GetHistoryPrice</w:t>
-      </w:r>
-      <w:proofErr w:type="spellEnd"/>
+          <w:numId w:val="7"/>
+        </w:numPr>
+      </w:pPr>
+      <w:r>
+        <w:t>Lato Server:</w:t>
+      </w:r>
+    </w:p>
+    <w:p>
+      <w:pPr>
+        <w:pStyle w:val="Nessunaspaziatura"/>
+        <w:numPr>
+          <w:ilvl w:val="1"/>
+          <w:numId w:val="7"/>
+        </w:numPr>
+      </w:pPr>
+      <w:r>
+        <w:t xml:space="preserve">ConcurrentHashMap&lt;String, UserConnected&gt; users </w:t>
+      </w:r>
+    </w:p>
+    <w:p>
+      <w:pPr>
+        <w:pStyle w:val="Nessunaspaziatura"/>
+        <w:numPr>
+          <w:ilvl w:val="2"/>
+          <w:numId w:val="7"/>
+        </w:numPr>
+      </w:pPr>
+      <w:r>
+        <w:t>Utile per la gestione di una lista di utenti inizialmente caricata da file (se presente)</w:t>
+      </w:r>
+      <w:r>
+        <w:t>;</w:t>
+      </w:r>
+    </w:p>
+    <w:p>
+      <w:pPr>
+        <w:pStyle w:val="Nessunaspaziatura"/>
+        <w:numPr>
+          <w:ilvl w:val="2"/>
+          <w:numId w:val="7"/>
+        </w:numPr>
+      </w:pPr>
+      <w:r>
+        <w:t>Si è preferito usare la struttura dati ConcurrentiHashMap poiché ci interessava avere una gestione sincronizzata dato che viene usata da più thread all’interno del server (task SalvataggioDati e CrossServer);</w:t>
+      </w:r>
+    </w:p>
+    <w:p>
+      <w:pPr>
+        <w:pStyle w:val="Nessunaspaziatura"/>
+        <w:numPr>
+          <w:ilvl w:val="2"/>
+          <w:numId w:val="7"/>
+        </w:numPr>
+      </w:pPr>
+      <w:r>
+        <w:t>La tipologia HashMap è stata preferita per la sua comodità di trovare l’utente in maniera più rapida</w:t>
+      </w:r>
+    </w:p>
+    <w:p>
+      <w:pPr>
+        <w:pStyle w:val="Nessunaspaziatura"/>
+        <w:numPr>
+          <w:ilvl w:val="1"/>
+          <w:numId w:val="7"/>
+        </w:numPr>
+      </w:pPr>
+      <w:r>
+        <w:t>OrderBook</w:t>
+      </w:r>
+    </w:p>
+    <w:p>
+      <w:pPr>
+        <w:pStyle w:val="Nessunaspaziatura"/>
+        <w:numPr>
+          <w:ilvl w:val="2"/>
+          <w:numId w:val="7"/>
+        </w:numPr>
+      </w:pPr>
+      <w:r>
+        <w:t>È una classe composta da 3 strutture dati, ossia</w:t>
+      </w:r>
+      <w:r>
+        <w:tab/>
+      </w:r>
+    </w:p>
+    <w:p>
+      <w:pPr>
+        <w:pStyle w:val="Nessunaspaziatura"/>
+        <w:numPr>
+          <w:ilvl w:val="3"/>
+          <w:numId w:val="7"/>
+        </w:numPr>
+      </w:pPr>
+      <w:r>
+        <w:lastRenderedPageBreak/>
+        <w:t>una TreeMap per la lista dei limitorder di tipo ask (</w:t>
+      </w:r>
+      <w:r>
+        <w:t>TreeMap&lt;Integer, LinkedList&lt;EvaluatingOrder&gt;&gt; askBoo</w:t>
+      </w:r>
+      <w:r>
+        <w:t>k) dove Integer è l’order id e la LinkedList è per i limitorder non ancora evasi in ordine di arrivo;</w:t>
+      </w:r>
+    </w:p>
+    <w:p>
+      <w:pPr>
+        <w:pStyle w:val="Nessunaspaziatura"/>
+        <w:numPr>
+          <w:ilvl w:val="3"/>
+          <w:numId w:val="7"/>
+        </w:numPr>
+      </w:pPr>
+      <w:r>
+        <w:t>una TreeMap per il solito scopo della precedente ma per i bid;</w:t>
+      </w:r>
+    </w:p>
+    <w:p>
+      <w:pPr>
+        <w:pStyle w:val="Nessunaspaziatura"/>
+        <w:numPr>
+          <w:ilvl w:val="3"/>
+          <w:numId w:val="7"/>
+        </w:numPr>
+      </w:pPr>
+      <w:r>
+        <w:t>una LinkedList per gli stop orders gestita come una coda (FIFO) così da dare la precedenza a chi ha fatto l’ordine di tipo Stop.</w:t>
+      </w:r>
+    </w:p>
+    <w:p>
+      <w:pPr>
+        <w:pStyle w:val="Nessunaspaziatura"/>
+        <w:numPr>
+          <w:ilvl w:val="2"/>
+          <w:numId w:val="7"/>
+        </w:numPr>
+      </w:pPr>
+      <w:r>
+        <w:t>La concorrenza è stata gestita usando i monitor sui metodi che accedevano in sola lettura oppure modificavano la struttura dati OrderBook</w:t>
+      </w:r>
+    </w:p>
+    <w:p>
+      <w:pPr>
+        <w:pStyle w:val="Nessunaspaziatura"/>
+        <w:numPr>
+          <w:ilvl w:val="1"/>
+          <w:numId w:val="7"/>
+        </w:numPr>
+      </w:pPr>
+      <w:r>
+        <w:t>OrderHistory</w:t>
+      </w:r>
+    </w:p>
+    <w:p>
+      <w:pPr>
+        <w:pStyle w:val="Nessunaspaziatura"/>
+        <w:numPr>
+          <w:ilvl w:val="2"/>
+          <w:numId w:val="7"/>
+        </w:numPr>
+      </w:pPr>
+      <w:r>
+        <w:t xml:space="preserve">Anche essa è una classe in cui serve per gestire la struttura dati </w:t>
+      </w:r>
+      <w:r>
+        <w:t xml:space="preserve">    ConcurrentHashMap&lt;Integer, OrdineEvaso&gt; ordiniEvasi;</w:t>
+      </w:r>
+    </w:p>
+    <w:p>
+      <w:pPr>
+        <w:pStyle w:val="Nessunaspaziatura"/>
+        <w:numPr>
+          <w:ilvl w:val="2"/>
+          <w:numId w:val="7"/>
+        </w:numPr>
+      </w:pPr>
+      <w:r>
+        <w:t>La struttura dati serve per gestire sia gli ordini storici caricati dal file storicoOrdini.json (se valido e presente) sia per gli ordini effettuati nelle sessioni dei vari client connessi al server;</w:t>
+      </w:r>
+    </w:p>
+    <w:p>
+      <w:pPr>
+        <w:pStyle w:val="Nessunaspaziatura"/>
+        <w:numPr>
+          <w:ilvl w:val="2"/>
+          <w:numId w:val="7"/>
+        </w:numPr>
+      </w:pPr>
+      <w:r>
+        <w:t>È stata usata la ConcurrentHashMap per gestire la sincronizzazione dei thread che accedono al file sia in sola lettura che in modifica quando viene aggiunto un nuovo ordine evaso</w:t>
+      </w:r>
+      <w:r>
+        <w:t>.</w:t>
+      </w:r>
+    </w:p>
+    <w:p>
+      <w:pPr>
+        <w:pStyle w:val="Titolo1"/>
+      </w:pPr>
+      <w:bookmarkStart w:id="4" w:name="_Toc207537240"/>
+      <w:r>
+        <w:t>Primitive di sincronizzazione usate</w:t>
+      </w:r>
+      <w:bookmarkEnd w:id="4"/>
+    </w:p>
+    <w:p>
+      <w:pPr>
+        <w:pStyle w:val="Paragrafoelenco"/>
+        <w:numPr>
+          <w:ilvl w:val="0"/>
+          <w:numId w:val="8"/>
+        </w:numPr>
+      </w:pPr>
+      <w:r>
+        <w:t>Monitor:</w:t>
+      </w:r>
+    </w:p>
+    <w:p>
+      <w:pPr>
+        <w:pStyle w:val="Paragrafoelenco"/>
+        <w:numPr>
+          <w:ilvl w:val="1"/>
+          <w:numId w:val="8"/>
+        </w:numPr>
+      </w:pPr>
+      <w:r>
+        <w:t xml:space="preserve">I monitor sono meccanismi di sincronizzazione che permettono </w:t>
+      </w:r>
+      <w:r>
+        <w:t>la mutua esclusione</w:t>
+      </w:r>
+      <w:r>
+        <w:t xml:space="preserve"> a sezioni di codice da parte di un solo thread alla volta</w:t>
+      </w:r>
+      <w:r>
+        <w:t>;</w:t>
+      </w:r>
+    </w:p>
+    <w:p>
+      <w:pPr>
+        <w:pStyle w:val="Paragrafoelenco"/>
+        <w:numPr>
+          <w:ilvl w:val="1"/>
+          <w:numId w:val="8"/>
+        </w:numPr>
+      </w:pPr>
+      <w:r>
+        <w:t xml:space="preserve"> In Java, ogni oggetto ha un monitor associato, che viene acquisito quando si entra in un metodo o blocco synchronized. Questo garantisce la sicurezza dei dati in ambienti multithread</w:t>
+      </w:r>
+      <w:r>
+        <w:t>;</w:t>
+      </w:r>
+    </w:p>
+    <w:p>
+      <w:pPr>
+        <w:pStyle w:val="Paragrafoelenco"/>
+        <w:numPr>
+          <w:ilvl w:val="1"/>
+          <w:numId w:val="8"/>
+        </w:numPr>
+      </w:pPr>
+      <w:r>
+        <w:t>La spiegazione su come è stata usato questo meccanismo di sincronizzazione nella sezione legata alle strutture dati.</w:t>
+      </w:r>
+    </w:p>
+    <w:p>
+      <w:pPr>
+        <w:pStyle w:val="Paragrafoelenco"/>
+        <w:numPr>
+          <w:ilvl w:val="0"/>
+          <w:numId w:val="8"/>
+        </w:numPr>
+      </w:pPr>
+      <w:r>
+        <w:t>La classe ConcurrentHashMap:</w:t>
+      </w:r>
+      <w:r>
+        <w:tab/>
+      </w:r>
+    </w:p>
+    <w:p>
+      <w:pPr>
+        <w:pStyle w:val="Paragrafoelenco"/>
+        <w:numPr>
+          <w:ilvl w:val="1"/>
+          <w:numId w:val="8"/>
+        </w:numPr>
+      </w:pPr>
+      <w:r>
+        <w:t xml:space="preserve">una mappa thread-safe in Java che consente l'accesso simultaneo da più thread senza bisogno di sincronizzazione esterna. </w:t>
+      </w:r>
+    </w:p>
+    <w:p>
+      <w:pPr>
+        <w:pStyle w:val="Paragrafoelenco"/>
+        <w:numPr>
+          <w:ilvl w:val="1"/>
+          <w:numId w:val="8"/>
+        </w:numPr>
+      </w:pPr>
+      <w:r>
+        <w:t>Divide internamente la mappa in segmenti per ridurre la contesa e migliorare le prestazioni. È ideale per ambienti concorrenti dove più thread leggono e scrivono dati in parallelo.</w:t>
+      </w:r>
+    </w:p>
+    <w:p>
+      <w:pPr>
+        <w:pStyle w:val="Paragrafoelenco"/>
+        <w:numPr>
+          <w:ilvl w:val="1"/>
+          <w:numId w:val="8"/>
+        </w:numPr>
+      </w:pPr>
+      <w:r>
+        <w:t>Anche essa la spiegazione di come è stata usata nel paragrafo precedente</w:t>
+      </w:r>
+    </w:p>
+    <w:p>
+      <w:pPr>
+        <w:pStyle w:val="Paragrafoelenco"/>
+        <w:numPr>
+          <w:ilvl w:val="0"/>
+          <w:numId w:val="8"/>
+        </w:numPr>
+      </w:pPr>
+      <w:r>
+        <w:rPr>
+          <w:u w:val="single"/>
+        </w:rPr>
+        <w:t>AtomicInteger</w:t>
+      </w:r>
+      <w:r>
+        <w:rPr>
+          <w:u w:val="single"/>
+        </w:rPr>
+        <w:t>:</w:t>
+      </w:r>
+    </w:p>
+    <w:p>
+      <w:pPr>
+        <w:pStyle w:val="Paragrafoelenco"/>
+        <w:numPr>
+          <w:ilvl w:val="1"/>
+          <w:numId w:val="8"/>
+        </w:numPr>
+      </w:pPr>
+      <w:r>
+        <w:t>AtomicInteger è una classe di Java che fornisce operazioni atomiche su variabili intere, evitando la necessità di sincronizzazione esplicita.</w:t>
+      </w:r>
+    </w:p>
+    <w:p>
+      <w:pPr>
+        <w:pStyle w:val="Paragrafoelenco"/>
+        <w:numPr>
+          <w:ilvl w:val="1"/>
+          <w:numId w:val="8"/>
+        </w:numPr>
+      </w:pPr>
+      <w:r>
+        <w:t>È utile in ambienti multithread per incrementi, decrementi e confronti sicuri.</w:t>
+      </w:r>
+    </w:p>
+    <w:p>
+      <w:pPr>
+        <w:pStyle w:val="Paragrafoelenco"/>
+        <w:numPr>
+          <w:ilvl w:val="1"/>
+          <w:numId w:val="8"/>
+        </w:numPr>
+      </w:pPr>
+      <w:r>
+        <w:t>È</w:t>
+      </w:r>
+      <w:r>
+        <w:t xml:space="preserve"> stata usata per creare un timer gestione dal thread apposito, poiché usato da 2 thread, uno per decrementarlo e per terminare in client in caso di inattività e l’altro per resettarlo quando viene inserito un nuovo comando da CLI;</w:t>
+      </w:r>
+    </w:p>
+    <w:p>
+      <w:pPr>
+        <w:pStyle w:val="Paragrafoelenco"/>
+        <w:numPr>
+          <w:ilvl w:val="1"/>
+          <w:numId w:val="8"/>
+        </w:numPr>
+      </w:pPr>
+      <w:r>
+        <w:t>È</w:t>
+      </w:r>
+      <w:r>
+        <w:t xml:space="preserve"> stata usata anche per assegnare l’orderId ai vari ordini e incrementare ogni volta che viene creato un ordine nuovo;l’orderId viene settato o con 1 o con l’OrderId storico più alto + 1 del file storicoOrdini.json.</w:t>
+      </w:r>
     </w:p>
     <w:sectPr>
       <w:pgSz w:w="11906" w:h="16838"/>
@@ -1860,7 +2576,7 @@
         <w:rFonts w:ascii="Symbol" w:hAnsi="Symbol" w:hint="default"/>
       </w:rPr>
     </w:lvl>
-    <w:lvl w:ilvl="1" w:tplc="04100003" w:tentative="1">
+    <w:lvl w:ilvl="1" w:tplc="04100003">
       <w:start w:val="1"/>
       <w:numFmt w:val="bullet"/>
       <w:lvlText w:val="o"/>
@@ -1958,6 +2674,119 @@
     </w:lvl>
   </w:abstractNum>
   <w:abstractNum w:abstractNumId="1" w15:restartNumberingAfterBreak="0">
+    <w:nsid w:val="0B474247"/>
+    <w:multiLevelType w:val="hybridMultilevel"/>
+    <w:tmpl w:val="9CA01716"/>
+    <w:lvl w:ilvl="0" w:tplc="04100001">
+      <w:start w:val="1"/>
+      <w:numFmt w:val="bullet"/>
+      <w:lvlText w:val=""/>
+      <w:lvlJc w:val="left"/>
+      <w:pPr>
+        <w:ind w:left="720" w:hanging="360"/>
+      </w:pPr>
+      <w:rPr>
+        <w:rFonts w:ascii="Symbol" w:hAnsi="Symbol" w:hint="default"/>
+      </w:rPr>
+    </w:lvl>
+    <w:lvl w:ilvl="1" w:tplc="04100003" w:tentative="1">
+      <w:start w:val="1"/>
+      <w:numFmt w:val="bullet"/>
+      <w:lvlText w:val="o"/>
+      <w:lvlJc w:val="left"/>
+      <w:pPr>
+        <w:ind w:left="1440" w:hanging="360"/>
+      </w:pPr>
+      <w:rPr>
+        <w:rFonts w:ascii="Courier New" w:hAnsi="Courier New" w:cs="Courier New" w:hint="default"/>
+      </w:rPr>
+    </w:lvl>
+    <w:lvl w:ilvl="2" w:tplc="04100005" w:tentative="1">
+      <w:start w:val="1"/>
+      <w:numFmt w:val="bullet"/>
+      <w:lvlText w:val=""/>
+      <w:lvlJc w:val="left"/>
+      <w:pPr>
+        <w:ind w:left="2160" w:hanging="360"/>
+      </w:pPr>
+      <w:rPr>
+        <w:rFonts w:ascii="Wingdings" w:hAnsi="Wingdings" w:hint="default"/>
+      </w:rPr>
+    </w:lvl>
+    <w:lvl w:ilvl="3" w:tplc="04100001" w:tentative="1">
+      <w:start w:val="1"/>
+      <w:numFmt w:val="bullet"/>
+      <w:lvlText w:val=""/>
+      <w:lvlJc w:val="left"/>
+      <w:pPr>
+        <w:ind w:left="2880" w:hanging="360"/>
+      </w:pPr>
+      <w:rPr>
+        <w:rFonts w:ascii="Symbol" w:hAnsi="Symbol" w:hint="default"/>
+      </w:rPr>
+    </w:lvl>
+    <w:lvl w:ilvl="4" w:tplc="04100003" w:tentative="1">
+      <w:start w:val="1"/>
+      <w:numFmt w:val="bullet"/>
+      <w:lvlText w:val="o"/>
+      <w:lvlJc w:val="left"/>
+      <w:pPr>
+        <w:ind w:left="3600" w:hanging="360"/>
+      </w:pPr>
+      <w:rPr>
+        <w:rFonts w:ascii="Courier New" w:hAnsi="Courier New" w:cs="Courier New" w:hint="default"/>
+      </w:rPr>
+    </w:lvl>
+    <w:lvl w:ilvl="5" w:tplc="04100005" w:tentative="1">
+      <w:start w:val="1"/>
+      <w:numFmt w:val="bullet"/>
+      <w:lvlText w:val=""/>
+      <w:lvlJc w:val="left"/>
+      <w:pPr>
+        <w:ind w:left="4320" w:hanging="360"/>
+      </w:pPr>
+      <w:rPr>
+        <w:rFonts w:ascii="Wingdings" w:hAnsi="Wingdings" w:hint="default"/>
+      </w:rPr>
+    </w:lvl>
+    <w:lvl w:ilvl="6" w:tplc="04100001" w:tentative="1">
+      <w:start w:val="1"/>
+      <w:numFmt w:val="bullet"/>
+      <w:lvlText w:val=""/>
+      <w:lvlJc w:val="left"/>
+      <w:pPr>
+        <w:ind w:left="5040" w:hanging="360"/>
+      </w:pPr>
+      <w:rPr>
+        <w:rFonts w:ascii="Symbol" w:hAnsi="Symbol" w:hint="default"/>
+      </w:rPr>
+    </w:lvl>
+    <w:lvl w:ilvl="7" w:tplc="04100003" w:tentative="1">
+      <w:start w:val="1"/>
+      <w:numFmt w:val="bullet"/>
+      <w:lvlText w:val="o"/>
+      <w:lvlJc w:val="left"/>
+      <w:pPr>
+        <w:ind w:left="5760" w:hanging="360"/>
+      </w:pPr>
+      <w:rPr>
+        <w:rFonts w:ascii="Courier New" w:hAnsi="Courier New" w:cs="Courier New" w:hint="default"/>
+      </w:rPr>
+    </w:lvl>
+    <w:lvl w:ilvl="8" w:tplc="04100005" w:tentative="1">
+      <w:start w:val="1"/>
+      <w:numFmt w:val="bullet"/>
+      <w:lvlText w:val=""/>
+      <w:lvlJc w:val="left"/>
+      <w:pPr>
+        <w:ind w:left="6480" w:hanging="360"/>
+      </w:pPr>
+      <w:rPr>
+        <w:rFonts w:ascii="Wingdings" w:hAnsi="Wingdings" w:hint="default"/>
+      </w:rPr>
+    </w:lvl>
+  </w:abstractNum>
+  <w:abstractNum w:abstractNumId="2" w15:restartNumberingAfterBreak="0">
     <w:nsid w:val="0DEA6C74"/>
     <w:multiLevelType w:val="hybridMultilevel"/>
     <w:tmpl w:val="47561BBA"/>
@@ -2070,7 +2899,120 @@
       </w:rPr>
     </w:lvl>
   </w:abstractNum>
-  <w:abstractNum w:abstractNumId="2" w15:restartNumberingAfterBreak="0">
+  <w:abstractNum w:abstractNumId="3" w15:restartNumberingAfterBreak="0">
+    <w:nsid w:val="1F1F2AEA"/>
+    <w:multiLevelType w:val="hybridMultilevel"/>
+    <w:tmpl w:val="3EE2E6F4"/>
+    <w:lvl w:ilvl="0" w:tplc="04100001">
+      <w:start w:val="1"/>
+      <w:numFmt w:val="bullet"/>
+      <w:lvlText w:val=""/>
+      <w:lvlJc w:val="left"/>
+      <w:pPr>
+        <w:ind w:left="720" w:hanging="360"/>
+      </w:pPr>
+      <w:rPr>
+        <w:rFonts w:ascii="Symbol" w:hAnsi="Symbol" w:hint="default"/>
+      </w:rPr>
+    </w:lvl>
+    <w:lvl w:ilvl="1" w:tplc="04100003">
+      <w:start w:val="1"/>
+      <w:numFmt w:val="bullet"/>
+      <w:lvlText w:val="o"/>
+      <w:lvlJc w:val="left"/>
+      <w:pPr>
+        <w:ind w:left="1440" w:hanging="360"/>
+      </w:pPr>
+      <w:rPr>
+        <w:rFonts w:ascii="Courier New" w:hAnsi="Courier New" w:cs="Courier New" w:hint="default"/>
+      </w:rPr>
+    </w:lvl>
+    <w:lvl w:ilvl="2" w:tplc="04100005">
+      <w:start w:val="1"/>
+      <w:numFmt w:val="bullet"/>
+      <w:lvlText w:val=""/>
+      <w:lvlJc w:val="left"/>
+      <w:pPr>
+        <w:ind w:left="2160" w:hanging="360"/>
+      </w:pPr>
+      <w:rPr>
+        <w:rFonts w:ascii="Wingdings" w:hAnsi="Wingdings" w:hint="default"/>
+      </w:rPr>
+    </w:lvl>
+    <w:lvl w:ilvl="3" w:tplc="04100001" w:tentative="1">
+      <w:start w:val="1"/>
+      <w:numFmt w:val="bullet"/>
+      <w:lvlText w:val=""/>
+      <w:lvlJc w:val="left"/>
+      <w:pPr>
+        <w:ind w:left="2880" w:hanging="360"/>
+      </w:pPr>
+      <w:rPr>
+        <w:rFonts w:ascii="Symbol" w:hAnsi="Symbol" w:hint="default"/>
+      </w:rPr>
+    </w:lvl>
+    <w:lvl w:ilvl="4" w:tplc="04100003" w:tentative="1">
+      <w:start w:val="1"/>
+      <w:numFmt w:val="bullet"/>
+      <w:lvlText w:val="o"/>
+      <w:lvlJc w:val="left"/>
+      <w:pPr>
+        <w:ind w:left="3600" w:hanging="360"/>
+      </w:pPr>
+      <w:rPr>
+        <w:rFonts w:ascii="Courier New" w:hAnsi="Courier New" w:cs="Courier New" w:hint="default"/>
+      </w:rPr>
+    </w:lvl>
+    <w:lvl w:ilvl="5" w:tplc="04100005" w:tentative="1">
+      <w:start w:val="1"/>
+      <w:numFmt w:val="bullet"/>
+      <w:lvlText w:val=""/>
+      <w:lvlJc w:val="left"/>
+      <w:pPr>
+        <w:ind w:left="4320" w:hanging="360"/>
+      </w:pPr>
+      <w:rPr>
+        <w:rFonts w:ascii="Wingdings" w:hAnsi="Wingdings" w:hint="default"/>
+      </w:rPr>
+    </w:lvl>
+    <w:lvl w:ilvl="6" w:tplc="04100001" w:tentative="1">
+      <w:start w:val="1"/>
+      <w:numFmt w:val="bullet"/>
+      <w:lvlText w:val=""/>
+      <w:lvlJc w:val="left"/>
+      <w:pPr>
+        <w:ind w:left="5040" w:hanging="360"/>
+      </w:pPr>
+      <w:rPr>
+        <w:rFonts w:ascii="Symbol" w:hAnsi="Symbol" w:hint="default"/>
+      </w:rPr>
+    </w:lvl>
+    <w:lvl w:ilvl="7" w:tplc="04100003" w:tentative="1">
+      <w:start w:val="1"/>
+      <w:numFmt w:val="bullet"/>
+      <w:lvlText w:val="o"/>
+      <w:lvlJc w:val="left"/>
+      <w:pPr>
+        <w:ind w:left="5760" w:hanging="360"/>
+      </w:pPr>
+      <w:rPr>
+        <w:rFonts w:ascii="Courier New" w:hAnsi="Courier New" w:cs="Courier New" w:hint="default"/>
+      </w:rPr>
+    </w:lvl>
+    <w:lvl w:ilvl="8" w:tplc="04100005" w:tentative="1">
+      <w:start w:val="1"/>
+      <w:numFmt w:val="bullet"/>
+      <w:lvlText w:val=""/>
+      <w:lvlJc w:val="left"/>
+      <w:pPr>
+        <w:ind w:left="6480" w:hanging="360"/>
+      </w:pPr>
+      <w:rPr>
+        <w:rFonts w:ascii="Wingdings" w:hAnsi="Wingdings" w:hint="default"/>
+      </w:rPr>
+    </w:lvl>
+  </w:abstractNum>
+  <w:abstractNum w:abstractNumId="4" w15:restartNumberingAfterBreak="0">
     <w:nsid w:val="3AD67225"/>
     <w:multiLevelType w:val="hybridMultilevel"/>
     <w:tmpl w:val="845C4572"/>
@@ -2183,14 +3125,368 @@
       </w:rPr>
     </w:lvl>
   </w:abstractNum>
+  <w:abstractNum w:abstractNumId="5" w15:restartNumberingAfterBreak="0">
+    <w:nsid w:val="55600F8D"/>
+    <w:multiLevelType w:val="hybridMultilevel"/>
+    <w:tmpl w:val="95520F6E"/>
+    <w:lvl w:ilvl="0" w:tplc="04100001">
+      <w:start w:val="1"/>
+      <w:numFmt w:val="bullet"/>
+      <w:lvlText w:val=""/>
+      <w:lvlJc w:val="left"/>
+      <w:pPr>
+        <w:ind w:left="720" w:hanging="360"/>
+      </w:pPr>
+      <w:rPr>
+        <w:rFonts w:ascii="Symbol" w:hAnsi="Symbol" w:hint="default"/>
+      </w:rPr>
+    </w:lvl>
+    <w:lvl w:ilvl="1" w:tplc="04100003" w:tentative="1">
+      <w:start w:val="1"/>
+      <w:numFmt w:val="bullet"/>
+      <w:lvlText w:val="o"/>
+      <w:lvlJc w:val="left"/>
+      <w:pPr>
+        <w:ind w:left="1440" w:hanging="360"/>
+      </w:pPr>
+      <w:rPr>
+        <w:rFonts w:ascii="Courier New" w:hAnsi="Courier New" w:cs="Courier New" w:hint="default"/>
+      </w:rPr>
+    </w:lvl>
+    <w:lvl w:ilvl="2" w:tplc="04100005" w:tentative="1">
+      <w:start w:val="1"/>
+      <w:numFmt w:val="bullet"/>
+      <w:lvlText w:val=""/>
+      <w:lvlJc w:val="left"/>
+      <w:pPr>
+        <w:ind w:left="2160" w:hanging="360"/>
+      </w:pPr>
+      <w:rPr>
+        <w:rFonts w:ascii="Wingdings" w:hAnsi="Wingdings" w:hint="default"/>
+      </w:rPr>
+    </w:lvl>
+    <w:lvl w:ilvl="3" w:tplc="04100001" w:tentative="1">
+      <w:start w:val="1"/>
+      <w:numFmt w:val="bullet"/>
+      <w:lvlText w:val=""/>
+      <w:lvlJc w:val="left"/>
+      <w:pPr>
+        <w:ind w:left="2880" w:hanging="360"/>
+      </w:pPr>
+      <w:rPr>
+        <w:rFonts w:ascii="Symbol" w:hAnsi="Symbol" w:hint="default"/>
+      </w:rPr>
+    </w:lvl>
+    <w:lvl w:ilvl="4" w:tplc="04100003" w:tentative="1">
+      <w:start w:val="1"/>
+      <w:numFmt w:val="bullet"/>
+      <w:lvlText w:val="o"/>
+      <w:lvlJc w:val="left"/>
+      <w:pPr>
+        <w:ind w:left="3600" w:hanging="360"/>
+      </w:pPr>
+      <w:rPr>
+        <w:rFonts w:ascii="Courier New" w:hAnsi="Courier New" w:cs="Courier New" w:hint="default"/>
+      </w:rPr>
+    </w:lvl>
+    <w:lvl w:ilvl="5" w:tplc="04100005" w:tentative="1">
+      <w:start w:val="1"/>
+      <w:numFmt w:val="bullet"/>
+      <w:lvlText w:val=""/>
+      <w:lvlJc w:val="left"/>
+      <w:pPr>
+        <w:ind w:left="4320" w:hanging="360"/>
+      </w:pPr>
+      <w:rPr>
+        <w:rFonts w:ascii="Wingdings" w:hAnsi="Wingdings" w:hint="default"/>
+      </w:rPr>
+    </w:lvl>
+    <w:lvl w:ilvl="6" w:tplc="04100001" w:tentative="1">
+      <w:start w:val="1"/>
+      <w:numFmt w:val="bullet"/>
+      <w:lvlText w:val=""/>
+      <w:lvlJc w:val="left"/>
+      <w:pPr>
+        <w:ind w:left="5040" w:hanging="360"/>
+      </w:pPr>
+      <w:rPr>
+        <w:rFonts w:ascii="Symbol" w:hAnsi="Symbol" w:hint="default"/>
+      </w:rPr>
+    </w:lvl>
+    <w:lvl w:ilvl="7" w:tplc="04100003" w:tentative="1">
+      <w:start w:val="1"/>
+      <w:numFmt w:val="bullet"/>
+      <w:lvlText w:val="o"/>
+      <w:lvlJc w:val="left"/>
+      <w:pPr>
+        <w:ind w:left="5760" w:hanging="360"/>
+      </w:pPr>
+      <w:rPr>
+        <w:rFonts w:ascii="Courier New" w:hAnsi="Courier New" w:cs="Courier New" w:hint="default"/>
+      </w:rPr>
+    </w:lvl>
+    <w:lvl w:ilvl="8" w:tplc="04100005" w:tentative="1">
+      <w:start w:val="1"/>
+      <w:numFmt w:val="bullet"/>
+      <w:lvlText w:val=""/>
+      <w:lvlJc w:val="left"/>
+      <w:pPr>
+        <w:ind w:left="6480" w:hanging="360"/>
+      </w:pPr>
+      <w:rPr>
+        <w:rFonts w:ascii="Wingdings" w:hAnsi="Wingdings" w:hint="default"/>
+      </w:rPr>
+    </w:lvl>
+  </w:abstractNum>
+  <w:abstractNum w:abstractNumId="6" w15:restartNumberingAfterBreak="0">
+    <w:nsid w:val="6A21415A"/>
+    <w:multiLevelType w:val="hybridMultilevel"/>
+    <w:tmpl w:val="CC92719C"/>
+    <w:lvl w:ilvl="0" w:tplc="04100001">
+      <w:start w:val="1"/>
+      <w:numFmt w:val="bullet"/>
+      <w:lvlText w:val=""/>
+      <w:lvlJc w:val="left"/>
+      <w:pPr>
+        <w:ind w:left="720" w:hanging="360"/>
+      </w:pPr>
+      <w:rPr>
+        <w:rFonts w:ascii="Symbol" w:hAnsi="Symbol" w:hint="default"/>
+      </w:rPr>
+    </w:lvl>
+    <w:lvl w:ilvl="1" w:tplc="04100003">
+      <w:start w:val="1"/>
+      <w:numFmt w:val="bullet"/>
+      <w:lvlText w:val="o"/>
+      <w:lvlJc w:val="left"/>
+      <w:pPr>
+        <w:ind w:left="1440" w:hanging="360"/>
+      </w:pPr>
+      <w:rPr>
+        <w:rFonts w:ascii="Courier New" w:hAnsi="Courier New" w:cs="Courier New" w:hint="default"/>
+      </w:rPr>
+    </w:lvl>
+    <w:lvl w:ilvl="2" w:tplc="04100005">
+      <w:start w:val="1"/>
+      <w:numFmt w:val="bullet"/>
+      <w:lvlText w:val=""/>
+      <w:lvlJc w:val="left"/>
+      <w:pPr>
+        <w:ind w:left="2160" w:hanging="360"/>
+      </w:pPr>
+      <w:rPr>
+        <w:rFonts w:ascii="Wingdings" w:hAnsi="Wingdings" w:hint="default"/>
+      </w:rPr>
+    </w:lvl>
+    <w:lvl w:ilvl="3" w:tplc="04100001" w:tentative="1">
+      <w:start w:val="1"/>
+      <w:numFmt w:val="bullet"/>
+      <w:lvlText w:val=""/>
+      <w:lvlJc w:val="left"/>
+      <w:pPr>
+        <w:ind w:left="2880" w:hanging="360"/>
+      </w:pPr>
+      <w:rPr>
+        <w:rFonts w:ascii="Symbol" w:hAnsi="Symbol" w:hint="default"/>
+      </w:rPr>
+    </w:lvl>
+    <w:lvl w:ilvl="4" w:tplc="04100003" w:tentative="1">
+      <w:start w:val="1"/>
+      <w:numFmt w:val="bullet"/>
+      <w:lvlText w:val="o"/>
+      <w:lvlJc w:val="left"/>
+      <w:pPr>
+        <w:ind w:left="3600" w:hanging="360"/>
+      </w:pPr>
+      <w:rPr>
+        <w:rFonts w:ascii="Courier New" w:hAnsi="Courier New" w:cs="Courier New" w:hint="default"/>
+      </w:rPr>
+    </w:lvl>
+    <w:lvl w:ilvl="5" w:tplc="04100005" w:tentative="1">
+      <w:start w:val="1"/>
+      <w:numFmt w:val="bullet"/>
+      <w:lvlText w:val=""/>
+      <w:lvlJc w:val="left"/>
+      <w:pPr>
+        <w:ind w:left="4320" w:hanging="360"/>
+      </w:pPr>
+      <w:rPr>
+        <w:rFonts w:ascii="Wingdings" w:hAnsi="Wingdings" w:hint="default"/>
+      </w:rPr>
+    </w:lvl>
+    <w:lvl w:ilvl="6" w:tplc="04100001" w:tentative="1">
+      <w:start w:val="1"/>
+      <w:numFmt w:val="bullet"/>
+      <w:lvlText w:val=""/>
+      <w:lvlJc w:val="left"/>
+      <w:pPr>
+        <w:ind w:left="5040" w:hanging="360"/>
+      </w:pPr>
+      <w:rPr>
+        <w:rFonts w:ascii="Symbol" w:hAnsi="Symbol" w:hint="default"/>
+      </w:rPr>
+    </w:lvl>
+    <w:lvl w:ilvl="7" w:tplc="04100003" w:tentative="1">
+      <w:start w:val="1"/>
+      <w:numFmt w:val="bullet"/>
+      <w:lvlText w:val="o"/>
+      <w:lvlJc w:val="left"/>
+      <w:pPr>
+        <w:ind w:left="5760" w:hanging="360"/>
+      </w:pPr>
+      <w:rPr>
+        <w:rFonts w:ascii="Courier New" w:hAnsi="Courier New" w:cs="Courier New" w:hint="default"/>
+      </w:rPr>
+    </w:lvl>
+    <w:lvl w:ilvl="8" w:tplc="04100005" w:tentative="1">
+      <w:start w:val="1"/>
+      <w:numFmt w:val="bullet"/>
+      <w:lvlText w:val=""/>
+      <w:lvlJc w:val="left"/>
+      <w:pPr>
+        <w:ind w:left="6480" w:hanging="360"/>
+      </w:pPr>
+      <w:rPr>
+        <w:rFonts w:ascii="Wingdings" w:hAnsi="Wingdings" w:hint="default"/>
+      </w:rPr>
+    </w:lvl>
+  </w:abstractNum>
+  <w:abstractNum w:abstractNumId="7" w15:restartNumberingAfterBreak="0">
+    <w:nsid w:val="7B5704AD"/>
+    <w:multiLevelType w:val="hybridMultilevel"/>
+    <w:tmpl w:val="33360584"/>
+    <w:lvl w:ilvl="0" w:tplc="04100001">
+      <w:start w:val="1"/>
+      <w:numFmt w:val="bullet"/>
+      <w:lvlText w:val=""/>
+      <w:lvlJc w:val="left"/>
+      <w:pPr>
+        <w:ind w:left="720" w:hanging="360"/>
+      </w:pPr>
+      <w:rPr>
+        <w:rFonts w:ascii="Symbol" w:hAnsi="Symbol" w:hint="default"/>
+      </w:rPr>
+    </w:lvl>
+    <w:lvl w:ilvl="1" w:tplc="04100003">
+      <w:start w:val="1"/>
+      <w:numFmt w:val="bullet"/>
+      <w:lvlText w:val="o"/>
+      <w:lvlJc w:val="left"/>
+      <w:pPr>
+        <w:ind w:left="1440" w:hanging="360"/>
+      </w:pPr>
+      <w:rPr>
+        <w:rFonts w:ascii="Courier New" w:hAnsi="Courier New" w:cs="Courier New" w:hint="default"/>
+      </w:rPr>
+    </w:lvl>
+    <w:lvl w:ilvl="2" w:tplc="04100005">
+      <w:start w:val="1"/>
+      <w:numFmt w:val="bullet"/>
+      <w:lvlText w:val=""/>
+      <w:lvlJc w:val="left"/>
+      <w:pPr>
+        <w:ind w:left="2160" w:hanging="360"/>
+      </w:pPr>
+      <w:rPr>
+        <w:rFonts w:ascii="Wingdings" w:hAnsi="Wingdings" w:hint="default"/>
+      </w:rPr>
+    </w:lvl>
+    <w:lvl w:ilvl="3" w:tplc="04100001">
+      <w:start w:val="1"/>
+      <w:numFmt w:val="bullet"/>
+      <w:lvlText w:val=""/>
+      <w:lvlJc w:val="left"/>
+      <w:pPr>
+        <w:ind w:left="2880" w:hanging="360"/>
+      </w:pPr>
+      <w:rPr>
+        <w:rFonts w:ascii="Symbol" w:hAnsi="Symbol" w:hint="default"/>
+      </w:rPr>
+    </w:lvl>
+    <w:lvl w:ilvl="4" w:tplc="04100003" w:tentative="1">
+      <w:start w:val="1"/>
+      <w:numFmt w:val="bullet"/>
+      <w:lvlText w:val="o"/>
+      <w:lvlJc w:val="left"/>
+      <w:pPr>
+        <w:ind w:left="3600" w:hanging="360"/>
+      </w:pPr>
+      <w:rPr>
+        <w:rFonts w:ascii="Courier New" w:hAnsi="Courier New" w:cs="Courier New" w:hint="default"/>
+      </w:rPr>
+    </w:lvl>
+    <w:lvl w:ilvl="5" w:tplc="04100005" w:tentative="1">
+      <w:start w:val="1"/>
+      <w:numFmt w:val="bullet"/>
+      <w:lvlText w:val=""/>
+      <w:lvlJc w:val="left"/>
+      <w:pPr>
+        <w:ind w:left="4320" w:hanging="360"/>
+      </w:pPr>
+      <w:rPr>
+        <w:rFonts w:ascii="Wingdings" w:hAnsi="Wingdings" w:hint="default"/>
+      </w:rPr>
+    </w:lvl>
+    <w:lvl w:ilvl="6" w:tplc="04100001" w:tentative="1">
+      <w:start w:val="1"/>
+      <w:numFmt w:val="bullet"/>
+      <w:lvlText w:val=""/>
+      <w:lvlJc w:val="left"/>
+      <w:pPr>
+        <w:ind w:left="5040" w:hanging="360"/>
+      </w:pPr>
+      <w:rPr>
+        <w:rFonts w:ascii="Symbol" w:hAnsi="Symbol" w:hint="default"/>
+      </w:rPr>
+    </w:lvl>
+    <w:lvl w:ilvl="7" w:tplc="04100003" w:tentative="1">
+      <w:start w:val="1"/>
+      <w:numFmt w:val="bullet"/>
+      <w:lvlText w:val="o"/>
+      <w:lvlJc w:val="left"/>
+      <w:pPr>
+        <w:ind w:left="5760" w:hanging="360"/>
+      </w:pPr>
+      <w:rPr>
+        <w:rFonts w:ascii="Courier New" w:hAnsi="Courier New" w:cs="Courier New" w:hint="default"/>
+      </w:rPr>
+    </w:lvl>
+    <w:lvl w:ilvl="8" w:tplc="04100005" w:tentative="1">
+      <w:start w:val="1"/>
+      <w:numFmt w:val="bullet"/>
+      <w:lvlText w:val=""/>
+      <w:lvlJc w:val="left"/>
+      <w:pPr>
+        <w:ind w:left="6480" w:hanging="360"/>
+      </w:pPr>
+      <w:rPr>
+        <w:rFonts w:ascii="Wingdings" w:hAnsi="Wingdings" w:hint="default"/>
+      </w:rPr>
+    </w:lvl>
+  </w:abstractNum>
   <w:num w:numId="1" w16cid:durableId="1808931148">
-    <w:abstractNumId w:val="2"/>
+    <w:abstractNumId w:val="4"/>
   </w:num>
   <w:num w:numId="2" w16cid:durableId="799226296">
-    <w:abstractNumId w:val="1"/>
+    <w:abstractNumId w:val="2"/>
   </w:num>
   <w:num w:numId="3" w16cid:durableId="186480317">
     <w:abstractNumId w:val="0"/>
+  </w:num>
+  <w:num w:numId="4" w16cid:durableId="350641938">
+    <w:abstractNumId w:val="1"/>
+  </w:num>
+  <w:num w:numId="5" w16cid:durableId="1318847553">
+    <w:abstractNumId w:val="6"/>
+  </w:num>
+  <w:num w:numId="6" w16cid:durableId="1082723106">
+    <w:abstractNumId w:val="5"/>
+  </w:num>
+  <w:num w:numId="7" w16cid:durableId="788544802">
+    <w:abstractNumId w:val="7"/>
+  </w:num>
+  <w:num w:numId="8" w16cid:durableId="1730373405">
+    <w:abstractNumId w:val="3"/>
   </w:num>
 </w:numbering>
 </file>
@@ -2809,6 +4105,7 @@
   <w:style w:type="character" w:default="1" w:styleId="Carpredefinitoparagrafo">
     <w:name w:val="Default Paragraph Font"/>
     <w:uiPriority w:val="1"/>
+    <w:semiHidden/>
     <w:unhideWhenUsed/>
   </w:style>
   <w:style w:type="table" w:default="1" w:styleId="Tabellanormale">
@@ -3235,7 +4532,6 @@
     <w:basedOn w:val="Titolo1"/>
     <w:next w:val="Normale"/>
     <w:uiPriority w:val="39"/>
-    <w:semiHidden/>
     <w:unhideWhenUsed/>
     <w:qFormat/>
     <w:rsid w:val="00147617"/>
@@ -3271,6 +4567,29 @@
       <w:rFonts w:ascii="Consolas" w:hAnsi="Consolas"/>
       <w:sz w:val="20"/>
       <w:szCs w:val="20"/>
+    </w:rPr>
+  </w:style>
+  <w:style w:type="paragraph" w:styleId="Sommario1">
+    <w:name w:val="toc 1"/>
+    <w:basedOn w:val="Normale"/>
+    <w:next w:val="Normale"/>
+    <w:autoRedefine/>
+    <w:uiPriority w:val="39"/>
+    <w:unhideWhenUsed/>
+    <w:rsid w:val="00D13D24"/>
+    <w:pPr>
+      <w:spacing w:after="100"/>
+    </w:pPr>
+  </w:style>
+  <w:style w:type="character" w:styleId="Collegamentoipertestuale">
+    <w:name w:val="Hyperlink"/>
+    <w:basedOn w:val="Carpredefinitoparagrafo"/>
+    <w:uiPriority w:val="99"/>
+    <w:unhideWhenUsed/>
+    <w:rsid w:val="00D13D24"/>
+    <w:rPr>
+      <w:color w:val="0563C1" w:themeColor="hyperlink"/>
+      <w:u w:val="single"/>
     </w:rPr>
   </w:style>
 </w:styles>
@@ -3569,4 +4888,16 @@
     </a:ext>
   </a:extLst>
 </a:theme>
+</file>
+
+<file path=customXml/item1.xml><?xml version="1.0" encoding="utf-8"?>
+<b:Sources xmlns:b="http://schemas.openxmlformats.org/officeDocument/2006/bibliography" xmlns="http://schemas.openxmlformats.org/officeDocument/2006/bibliography" SelectedStyle="\APASixthEditionOfficeOnline.xsl" StyleName="APA" Version="6"/>
+</file>
+
+<file path=customXml/itemProps1.xml><?xml version="1.0" encoding="utf-8"?>
+<ds:datastoreItem xmlns:ds="http://schemas.openxmlformats.org/officeDocument/2006/customXml" ds:itemID="{A5FE76CA-5A4B-4F31-939A-4E0253DD187F}">
+  <ds:schemaRefs>
+    <ds:schemaRef ds:uri="http://schemas.openxmlformats.org/officeDocument/2006/bibliography"/>
+  </ds:schemaRefs>
+</ds:datastoreItem>
 </file>
--- a/Relazione Progetto.docx
+++ b/Relazione Progetto.docx
@@ -34,6 +34,7 @@
           <w:docPartUnique/>
         </w:docPartObj>
       </w:sdtPr>
+      <w:sdtEndPr/>
       <w:sdtContent>
         <w:p>
           <w:pPr>
@@ -433,11 +434,167 @@
           <w:color w:val="7F7F7F" w:themeColor="text1" w:themeTint="80"/>
         </w:rPr>
       </w:pPr>
+      <w:proofErr w:type="spellStart"/>
       <w:r>
         <w:rPr>
           <w:color w:val="7F7F7F" w:themeColor="text1" w:themeTint="80"/>
         </w:rPr>
-        <w:t>javac -d bin -cp ".;lib/*" src\Order\*.java src\Utenti\*.java src\Exceptions\*.java src\Client\*.java src\Server\*.java src\Properties\*.java</w:t>
+        <w:t>javac</w:t>
+      </w:r>
+      <w:proofErr w:type="spellEnd"/>
+      <w:r>
+        <w:rPr>
+          <w:color w:val="7F7F7F" w:themeColor="text1" w:themeTint="80"/>
+        </w:rPr>
+        <w:t xml:space="preserve"> -d bin -</w:t>
+      </w:r>
+      <w:proofErr w:type="spellStart"/>
+      <w:r>
+        <w:rPr>
+          <w:color w:val="7F7F7F" w:themeColor="text1" w:themeTint="80"/>
+        </w:rPr>
+        <w:t>cp</w:t>
+      </w:r>
+      <w:proofErr w:type="spellEnd"/>
+      <w:r>
+        <w:rPr>
+          <w:color w:val="7F7F7F" w:themeColor="text1" w:themeTint="80"/>
+        </w:rPr>
+        <w:t xml:space="preserve"> "</w:t>
+      </w:r>
+      <w:proofErr w:type="gramStart"/>
+      <w:r>
+        <w:rPr>
+          <w:color w:val="7F7F7F" w:themeColor="text1" w:themeTint="80"/>
+        </w:rPr>
+        <w:t>.;</w:t>
+      </w:r>
+      <w:proofErr w:type="spellStart"/>
+      <w:r>
+        <w:rPr>
+          <w:color w:val="7F7F7F" w:themeColor="text1" w:themeTint="80"/>
+        </w:rPr>
+        <w:t>lib</w:t>
+      </w:r>
+      <w:proofErr w:type="spellEnd"/>
+      <w:proofErr w:type="gramEnd"/>
+      <w:r>
+        <w:rPr>
+          <w:color w:val="7F7F7F" w:themeColor="text1" w:themeTint="80"/>
+        </w:rPr>
+        <w:t xml:space="preserve">/*" </w:t>
+      </w:r>
+      <w:proofErr w:type="spellStart"/>
+      <w:r>
+        <w:rPr>
+          <w:color w:val="7F7F7F" w:themeColor="text1" w:themeTint="80"/>
+        </w:rPr>
+        <w:t>src</w:t>
+      </w:r>
+      <w:proofErr w:type="spellEnd"/>
+      <w:r>
+        <w:rPr>
+          <w:color w:val="7F7F7F" w:themeColor="text1" w:themeTint="80"/>
+        </w:rPr>
+        <w:t xml:space="preserve">\Order\*.java </w:t>
+      </w:r>
+      <w:proofErr w:type="spellStart"/>
+      <w:r>
+        <w:rPr>
+          <w:color w:val="7F7F7F" w:themeColor="text1" w:themeTint="80"/>
+        </w:rPr>
+        <w:t>src</w:t>
+      </w:r>
+      <w:proofErr w:type="spellEnd"/>
+      <w:r>
+        <w:rPr>
+          <w:color w:val="7F7F7F" w:themeColor="text1" w:themeTint="80"/>
+        </w:rPr>
+        <w:t xml:space="preserve">\Utenti\*.java </w:t>
+      </w:r>
+      <w:proofErr w:type="spellStart"/>
+      <w:r>
+        <w:rPr>
+          <w:color w:val="7F7F7F" w:themeColor="text1" w:themeTint="80"/>
+        </w:rPr>
+        <w:t>src</w:t>
+      </w:r>
+      <w:proofErr w:type="spellEnd"/>
+      <w:r>
+        <w:rPr>
+          <w:color w:val="7F7F7F" w:themeColor="text1" w:themeTint="80"/>
+        </w:rPr>
+        <w:t>\</w:t>
+      </w:r>
+      <w:proofErr w:type="spellStart"/>
+      <w:r>
+        <w:rPr>
+          <w:color w:val="7F7F7F" w:themeColor="text1" w:themeTint="80"/>
+        </w:rPr>
+        <w:t>Exceptions</w:t>
+      </w:r>
+      <w:proofErr w:type="spellEnd"/>
+      <w:r>
+        <w:rPr>
+          <w:color w:val="7F7F7F" w:themeColor="text1" w:themeTint="80"/>
+        </w:rPr>
+        <w:t xml:space="preserve">\*.java </w:t>
+      </w:r>
+      <w:proofErr w:type="spellStart"/>
+      <w:r>
+        <w:rPr>
+          <w:color w:val="7F7F7F" w:themeColor="text1" w:themeTint="80"/>
+        </w:rPr>
+        <w:t>src</w:t>
+      </w:r>
+      <w:proofErr w:type="spellEnd"/>
+      <w:r>
+        <w:rPr>
+          <w:color w:val="7F7F7F" w:themeColor="text1" w:themeTint="80"/>
+        </w:rPr>
+        <w:t xml:space="preserve">\Client\*.java </w:t>
+      </w:r>
+      <w:proofErr w:type="spellStart"/>
+      <w:r>
+        <w:rPr>
+          <w:color w:val="7F7F7F" w:themeColor="text1" w:themeTint="80"/>
+        </w:rPr>
+        <w:t>src</w:t>
+      </w:r>
+      <w:proofErr w:type="spellEnd"/>
+      <w:r>
+        <w:rPr>
+          <w:color w:val="7F7F7F" w:themeColor="text1" w:themeTint="80"/>
+        </w:rPr>
+        <w:t xml:space="preserve">\Server\*.java </w:t>
+      </w:r>
+      <w:proofErr w:type="spellStart"/>
+      <w:r>
+        <w:rPr>
+          <w:color w:val="7F7F7F" w:themeColor="text1" w:themeTint="80"/>
+        </w:rPr>
+        <w:t>src</w:t>
+      </w:r>
+      <w:proofErr w:type="spellEnd"/>
+      <w:r>
+        <w:rPr>
+          <w:color w:val="7F7F7F" w:themeColor="text1" w:themeTint="80"/>
+        </w:rPr>
+        <w:t>\</w:t>
+      </w:r>
+      <w:proofErr w:type="spellStart"/>
+      <w:r>
+        <w:rPr>
+          <w:color w:val="7F7F7F" w:themeColor="text1" w:themeTint="80"/>
+        </w:rPr>
+        <w:t>Properties</w:t>
+      </w:r>
+      <w:proofErr w:type="spellEnd"/>
+      <w:r>
+        <w:rPr>
+          <w:color w:val="7F7F7F" w:themeColor="text1" w:themeTint="80"/>
+        </w:rPr>
+        <w:t>\*.java</w:t>
       </w:r>
     </w:p>
     <w:p>
@@ -449,7 +606,15 @@
         </w:numPr>
       </w:pPr>
       <w:r>
-        <w:t>Istruzione per l’esecuzione del Main:</w:t>
+        <w:t xml:space="preserve">Istruzione per l’esecuzione del </w:t>
+      </w:r>
+      <w:proofErr w:type="spellStart"/>
+      <w:r>
+        <w:t>Main</w:t>
+      </w:r>
+      <w:proofErr w:type="spellEnd"/>
+      <w:r>
+        <w:t>:</w:t>
       </w:r>
     </w:p>
     <w:p>
@@ -467,10 +632,26 @@
         <w:t>java</w:t>
       </w:r>
       <w:r>
-        <w:t xml:space="preserve"> -jar Client.jar </w:t>
-      </w:r>
-      <w:r>
-        <w:t>(per il main del client);</w:t>
+        <w:t xml:space="preserve"> -</w:t>
+      </w:r>
+      <w:proofErr w:type="spellStart"/>
+      <w:r>
+        <w:t>jar</w:t>
+      </w:r>
+      <w:proofErr w:type="spellEnd"/>
+      <w:r>
+        <w:t xml:space="preserve"> Client.jar </w:t>
+      </w:r>
+      <w:r>
+        <w:t xml:space="preserve">(per il </w:t>
+      </w:r>
+      <w:proofErr w:type="spellStart"/>
+      <w:r>
+        <w:t>main</w:t>
+      </w:r>
+      <w:proofErr w:type="spellEnd"/>
+      <w:r>
+        <w:t xml:space="preserve"> del client);</w:t>
       </w:r>
     </w:p>
     <w:p>
@@ -482,10 +663,26 @@
         </w:numPr>
       </w:pPr>
       <w:r>
-        <w:t xml:space="preserve">java -jar Server.jar </w:t>
-      </w:r>
-      <w:r>
-        <w:t>(per il main del server);</w:t>
+        <w:t>java -</w:t>
+      </w:r>
+      <w:proofErr w:type="spellStart"/>
+      <w:r>
+        <w:t>jar</w:t>
+      </w:r>
+      <w:proofErr w:type="spellEnd"/>
+      <w:r>
+        <w:t xml:space="preserve"> Server.jar </w:t>
+      </w:r>
+      <w:r>
+        <w:t xml:space="preserve">(per il </w:t>
+      </w:r>
+      <w:proofErr w:type="spellStart"/>
+      <w:r>
+        <w:t>main</w:t>
+      </w:r>
+      <w:proofErr w:type="spellEnd"/>
+      <w:r>
+        <w:t xml:space="preserve"> del server);</w:t>
       </w:r>
     </w:p>
     <w:p>
@@ -555,7 +752,23 @@
         </w:numPr>
       </w:pPr>
       <w:r>
-        <w:t>utilizzato per la serializzazione/deserializzazione in formato json delle varie richieste e risposte sia TCP che UDP;</w:t>
+        <w:t>utilizzato per la serializzazione/</w:t>
+      </w:r>
+      <w:proofErr w:type="spellStart"/>
+      <w:r>
+        <w:t>deserializzazione</w:t>
+      </w:r>
+      <w:proofErr w:type="spellEnd"/>
+      <w:r>
+        <w:t xml:space="preserve"> in formato </w:t>
+      </w:r>
+      <w:proofErr w:type="spellStart"/>
+      <w:r>
+        <w:t>json</w:t>
+      </w:r>
+      <w:proofErr w:type="spellEnd"/>
+      <w:r>
+        <w:t xml:space="preserve"> delle varie richieste e risposte sia TCP che UDP;</w:t>
       </w:r>
     </w:p>
     <w:p>
@@ -567,7 +780,25 @@
         </w:numPr>
       </w:pPr>
       <w:r>
-        <w:t>usato anche per il salvataggio dei dati in file esterni (users.json e storicoOrdini.json;</w:t>
+        <w:t>usato anche per il salvataggio dei dati in file esterni (</w:t>
+      </w:r>
+      <w:proofErr w:type="spellStart"/>
+      <w:proofErr w:type="gramStart"/>
+      <w:r>
+        <w:t>users.json</w:t>
+      </w:r>
+      <w:proofErr w:type="spellEnd"/>
+      <w:proofErr w:type="gramEnd"/>
+      <w:r>
+        <w:t xml:space="preserve"> e </w:t>
+      </w:r>
+      <w:proofErr w:type="spellStart"/>
+      <w:r>
+        <w:t>storicoOrdini.json</w:t>
+      </w:r>
+      <w:proofErr w:type="spellEnd"/>
+      <w:r>
+        <w:t>;</w:t>
       </w:r>
     </w:p>
     <w:p>
@@ -605,22 +836,61 @@
       <w:r>
         <w:t xml:space="preserve">Poiché nel progetto è stato richiesto di NON passare nulla come argomenti da passare al codice, è stata utilizzata la classe </w:t>
       </w:r>
+      <w:proofErr w:type="spellStart"/>
+      <w:proofErr w:type="gramStart"/>
       <w:r>
         <w:rPr>
           <w:i/>
           <w:iCs/>
         </w:rPr>
-        <w:t>java.util.properties</w:t>
-      </w:r>
+        <w:t>java.util</w:t>
+      </w:r>
+      <w:proofErr w:type="gramEnd"/>
       <w:r>
         <w:rPr>
           <w:i/>
           <w:iCs/>
         </w:rPr>
+        <w:t>.properties</w:t>
+      </w:r>
+      <w:proofErr w:type="spellEnd"/>
+      <w:r>
+        <w:rPr>
+          <w:i/>
+          <w:iCs/>
+        </w:rPr>
         <w:t xml:space="preserve"> </w:t>
       </w:r>
       <w:r>
-        <w:t>per la lettura di due file di configurazione (client.properties e server.properties) nelle classi main corrispondenti.</w:t>
+        <w:t>per la lettura di due file di configurazione (</w:t>
+      </w:r>
+      <w:proofErr w:type="spellStart"/>
+      <w:proofErr w:type="gramStart"/>
+      <w:r>
+        <w:t>client.properties</w:t>
+      </w:r>
+      <w:proofErr w:type="spellEnd"/>
+      <w:proofErr w:type="gramEnd"/>
+      <w:r>
+        <w:t xml:space="preserve"> e </w:t>
+      </w:r>
+      <w:proofErr w:type="spellStart"/>
+      <w:proofErr w:type="gramStart"/>
+      <w:r>
+        <w:t>server.properties</w:t>
+      </w:r>
+      <w:proofErr w:type="spellEnd"/>
+      <w:proofErr w:type="gramEnd"/>
+      <w:r>
+        <w:t xml:space="preserve">) nelle classi </w:t>
+      </w:r>
+      <w:proofErr w:type="spellStart"/>
+      <w:r>
+        <w:t>main</w:t>
+      </w:r>
+      <w:proofErr w:type="spellEnd"/>
+      <w:r>
+        <w:t xml:space="preserve"> corrispondenti.</w:t>
       </w:r>
     </w:p>
     <w:p>
@@ -670,6 +940,7 @@
           <w:bCs/>
         </w:rPr>
       </w:pPr>
+      <w:proofErr w:type="spellStart"/>
       <w:r>
         <w:rPr>
           <w:b/>
@@ -677,6 +948,7 @@
         </w:rPr>
         <w:t>Register</w:t>
       </w:r>
+      <w:proofErr w:type="spellEnd"/>
     </w:p>
     <w:p>
       <w:pPr>
@@ -708,20 +980,30 @@
         </w:rPr>
         <w:t xml:space="preserve"> </w:t>
       </w:r>
+      <w:proofErr w:type="spellStart"/>
       <w:r>
         <w:rPr>
           <w:i/>
           <w:iCs/>
           <w:color w:val="595959" w:themeColor="text1" w:themeTint="A6"/>
         </w:rPr>
-        <w:t>Register (username password)</w:t>
-      </w:r>
+        <w:t>Register</w:t>
+      </w:r>
+      <w:proofErr w:type="spellEnd"/>
       <w:r>
         <w:rPr>
           <w:i/>
           <w:iCs/>
           <w:color w:val="595959" w:themeColor="text1" w:themeTint="A6"/>
         </w:rPr>
+        <w:t xml:space="preserve"> (username password)</w:t>
+      </w:r>
+      <w:r>
+        <w:rPr>
+          <w:i/>
+          <w:iCs/>
+          <w:color w:val="595959" w:themeColor="text1" w:themeTint="A6"/>
+        </w:rPr>
         <w:t>;</w:t>
       </w:r>
     </w:p>
@@ -733,12 +1015,14 @@
           <w:numId w:val="2"/>
         </w:numPr>
       </w:pPr>
+      <w:proofErr w:type="spellStart"/>
       <w:r>
         <w:rPr>
           <w:u w:val="single"/>
         </w:rPr>
         <w:t>Desc</w:t>
       </w:r>
+      <w:proofErr w:type="spellEnd"/>
       <w:r>
         <w:t xml:space="preserve">: </w:t>
       </w:r>
@@ -766,12 +1050,37 @@
       <w:r>
         <w:t xml:space="preserve">: </w:t>
       </w:r>
+      <w:proofErr w:type="spellStart"/>
       <w:r>
         <w:rPr>
           <w:i/>
           <w:iCs/>
         </w:rPr>
-        <w:t>Register MarioRossi password123</w:t>
+        <w:t>Register</w:t>
+      </w:r>
+      <w:proofErr w:type="spellEnd"/>
+      <w:r>
+        <w:rPr>
+          <w:i/>
+          <w:iCs/>
+        </w:rPr>
+        <w:t xml:space="preserve"> </w:t>
+      </w:r>
+      <w:proofErr w:type="spellStart"/>
+      <w:r>
+        <w:rPr>
+          <w:i/>
+          <w:iCs/>
+        </w:rPr>
+        <w:t>MarioRossi</w:t>
+      </w:r>
+      <w:proofErr w:type="spellEnd"/>
+      <w:r>
+        <w:rPr>
+          <w:i/>
+          <w:iCs/>
+        </w:rPr>
+        <w:t xml:space="preserve"> password123</w:t>
       </w:r>
     </w:p>
     <w:p>
@@ -837,12 +1146,14 @@
           <w:numId w:val="2"/>
         </w:numPr>
       </w:pPr>
+      <w:proofErr w:type="spellStart"/>
       <w:r>
         <w:rPr>
           <w:u w:val="single"/>
         </w:rPr>
         <w:t>Desc</w:t>
       </w:r>
+      <w:proofErr w:type="spellEnd"/>
       <w:r>
         <w:t xml:space="preserve">: </w:t>
       </w:r>
@@ -879,7 +1190,23 @@
           <w:i/>
           <w:iCs/>
         </w:rPr>
-        <w:t>Login MarioRossi password123</w:t>
+        <w:t xml:space="preserve">Login </w:t>
+      </w:r>
+      <w:proofErr w:type="spellStart"/>
+      <w:r>
+        <w:rPr>
+          <w:i/>
+          <w:iCs/>
+        </w:rPr>
+        <w:t>MarioRossi</w:t>
+      </w:r>
+      <w:proofErr w:type="spellEnd"/>
+      <w:r>
+        <w:rPr>
+          <w:i/>
+          <w:iCs/>
+        </w:rPr>
+        <w:t xml:space="preserve"> password123</w:t>
       </w:r>
     </w:p>
     <w:p>
@@ -945,6 +1272,7 @@
           <w:numId w:val="2"/>
         </w:numPr>
       </w:pPr>
+      <w:proofErr w:type="spellStart"/>
       <w:r>
         <w:rPr>
           <w:u w:val="single"/>
@@ -952,6 +1280,7 @@
         <w:lastRenderedPageBreak/>
         <w:t>Desc</w:t>
       </w:r>
+      <w:proofErr w:type="spellEnd"/>
       <w:r>
         <w:t xml:space="preserve">: </w:t>
       </w:r>
@@ -995,8 +1324,17 @@
           <w:i/>
           <w:iCs/>
         </w:rPr>
-        <w:t xml:space="preserve"> MarioRossi</w:t>
-      </w:r>
+        <w:t xml:space="preserve"> </w:t>
+      </w:r>
+      <w:proofErr w:type="spellStart"/>
+      <w:r>
+        <w:rPr>
+          <w:i/>
+          <w:iCs/>
+        </w:rPr>
+        <w:t>MarioRossi</w:t>
+      </w:r>
+      <w:proofErr w:type="spellEnd"/>
     </w:p>
     <w:p>
       <w:pPr>
@@ -1006,6 +1344,7 @@
           <w:numId w:val="2"/>
         </w:numPr>
       </w:pPr>
+      <w:proofErr w:type="spellStart"/>
       <w:r>
         <w:rPr>
           <w:b/>
@@ -1013,6 +1352,7 @@
         </w:rPr>
         <w:t>UpdateCredentials</w:t>
       </w:r>
+      <w:proofErr w:type="spellEnd"/>
       <w:r>
         <w:t>:</w:t>
       </w:r>
@@ -1028,18 +1368,59 @@
       <w:r>
         <w:t xml:space="preserve">Sintassi: </w:t>
       </w:r>
+      <w:proofErr w:type="spellStart"/>
       <w:r>
         <w:rPr>
           <w:i/>
           <w:iCs/>
         </w:rPr>
-        <w:t>UpdateCredentials (username oldPassword newPassword)</w:t>
-      </w:r>
+        <w:t>UpdateCredentials</w:t>
+      </w:r>
+      <w:proofErr w:type="spellEnd"/>
       <w:r>
         <w:rPr>
           <w:i/>
           <w:iCs/>
         </w:rPr>
+        <w:t xml:space="preserve"> (username </w:t>
+      </w:r>
+      <w:proofErr w:type="spellStart"/>
+      <w:r>
+        <w:rPr>
+          <w:i/>
+          <w:iCs/>
+        </w:rPr>
+        <w:t>oldPassword</w:t>
+      </w:r>
+      <w:proofErr w:type="spellEnd"/>
+      <w:r>
+        <w:rPr>
+          <w:i/>
+          <w:iCs/>
+        </w:rPr>
+        <w:t xml:space="preserve"> </w:t>
+      </w:r>
+      <w:proofErr w:type="spellStart"/>
+      <w:r>
+        <w:rPr>
+          <w:i/>
+          <w:iCs/>
+        </w:rPr>
+        <w:t>newPassword</w:t>
+      </w:r>
+      <w:proofErr w:type="spellEnd"/>
+      <w:r>
+        <w:rPr>
+          <w:i/>
+          <w:iCs/>
+        </w:rPr>
+        <w:t>)</w:t>
+      </w:r>
+      <w:r>
+        <w:rPr>
+          <w:i/>
+          <w:iCs/>
+        </w:rPr>
         <w:t>;</w:t>
       </w:r>
     </w:p>
@@ -1051,8 +1432,13 @@
           <w:numId w:val="2"/>
         </w:numPr>
       </w:pPr>
-      <w:r>
-        <w:t xml:space="preserve">Desc: </w:t>
+      <w:proofErr w:type="spellStart"/>
+      <w:r>
+        <w:t>Desc</w:t>
+      </w:r>
+      <w:proofErr w:type="spellEnd"/>
+      <w:r>
+        <w:t xml:space="preserve">: </w:t>
       </w:r>
       <w:r>
         <w:t>Aggiorna le credenziali di accesso dell'utente</w:t>
@@ -1072,12 +1458,37 @@
       <w:r>
         <w:t xml:space="preserve">Es: </w:t>
       </w:r>
+      <w:proofErr w:type="spellStart"/>
       <w:r>
         <w:rPr>
           <w:i/>
           <w:iCs/>
         </w:rPr>
-        <w:t>UpdateCredentials MarioRossi password123 nuovaPassword456</w:t>
+        <w:t>UpdateCredentials</w:t>
+      </w:r>
+      <w:proofErr w:type="spellEnd"/>
+      <w:r>
+        <w:rPr>
+          <w:i/>
+          <w:iCs/>
+        </w:rPr>
+        <w:t xml:space="preserve"> </w:t>
+      </w:r>
+      <w:proofErr w:type="spellStart"/>
+      <w:r>
+        <w:rPr>
+          <w:i/>
+          <w:iCs/>
+        </w:rPr>
+        <w:t>MarioRossi</w:t>
+      </w:r>
+      <w:proofErr w:type="spellEnd"/>
+      <w:r>
+        <w:rPr>
+          <w:i/>
+          <w:iCs/>
+        </w:rPr>
+        <w:t xml:space="preserve"> password123 nuovaPassword456</w:t>
       </w:r>
     </w:p>
     <w:p>
@@ -1088,6 +1499,7 @@
           <w:numId w:val="2"/>
         </w:numPr>
       </w:pPr>
+      <w:proofErr w:type="spellStart"/>
       <w:r>
         <w:rPr>
           <w:b/>
@@ -1095,6 +1507,7 @@
         </w:rPr>
         <w:t>InsertMarketOrder</w:t>
       </w:r>
+      <w:proofErr w:type="spellEnd"/>
       <w:r>
         <w:t>:</w:t>
       </w:r>
@@ -1110,8 +1523,13 @@
       <w:r>
         <w:t xml:space="preserve">Sintassi: </w:t>
       </w:r>
-      <w:r>
-        <w:t>InsertMarketOrder (tipo dimensione)</w:t>
+      <w:proofErr w:type="spellStart"/>
+      <w:r>
+        <w:t>InsertMarketOrder</w:t>
+      </w:r>
+      <w:proofErr w:type="spellEnd"/>
+      <w:r>
+        <w:t xml:space="preserve"> (tipo dimensione)</w:t>
       </w:r>
     </w:p>
     <w:p>
@@ -1122,8 +1540,13 @@
           <w:numId w:val="2"/>
         </w:numPr>
       </w:pPr>
-      <w:r>
-        <w:t xml:space="preserve">Desc: </w:t>
+      <w:proofErr w:type="spellStart"/>
+      <w:r>
+        <w:t>Desc</w:t>
+      </w:r>
+      <w:proofErr w:type="spellEnd"/>
+      <w:r>
+        <w:t xml:space="preserve">: </w:t>
       </w:r>
       <w:r>
         <w:t>Inserisce un ordine di mercato che viene eseguito immediatamente al miglior prezzo disponibile</w:t>
@@ -1152,24 +1575,56 @@
           <w:i/>
           <w:iCs/>
         </w:rPr>
-        <w:t xml:space="preserve">: InsertMarketOrder BID 100 </w:t>
-      </w:r>
-    </w:p>
-    <w:p>
-      <w:pPr>
-        <w:pStyle w:val="Nessunaspaziatura"/>
-        <w:ind w:left="2160"/>
+        <w:t xml:space="preserve">: </w:t>
+      </w:r>
+      <w:proofErr w:type="spellStart"/>
+      <w:r>
         <w:rPr>
           <w:i/>
           <w:iCs/>
         </w:rPr>
-      </w:pPr>
+        <w:t>InsertMarketOrder</w:t>
+      </w:r>
+      <w:proofErr w:type="spellEnd"/>
       <w:r>
         <w:rPr>
           <w:i/>
           <w:iCs/>
         </w:rPr>
-        <w:t xml:space="preserve">      InsertMarketOrder ASK 50</w:t>
+        <w:t xml:space="preserve"> BID 100 </w:t>
+      </w:r>
+    </w:p>
+    <w:p>
+      <w:pPr>
+        <w:pStyle w:val="Nessunaspaziatura"/>
+        <w:ind w:left="2160"/>
+        <w:rPr>
+          <w:i/>
+          <w:iCs/>
+        </w:rPr>
+      </w:pPr>
+      <w:r>
+        <w:rPr>
+          <w:i/>
+          <w:iCs/>
+        </w:rPr>
+        <w:t xml:space="preserve">      </w:t>
+      </w:r>
+      <w:proofErr w:type="spellStart"/>
+      <w:r>
+        <w:rPr>
+          <w:i/>
+          <w:iCs/>
+        </w:rPr>
+        <w:t>InsertMarketOrder</w:t>
+      </w:r>
+      <w:proofErr w:type="spellEnd"/>
+      <w:r>
+        <w:rPr>
+          <w:i/>
+          <w:iCs/>
+        </w:rPr>
+        <w:t xml:space="preserve"> ASK 50</w:t>
       </w:r>
     </w:p>
     <w:p>
@@ -1180,6 +1635,7 @@
           <w:numId w:val="2"/>
         </w:numPr>
       </w:pPr>
+      <w:proofErr w:type="spellStart"/>
       <w:r>
         <w:rPr>
           <w:b/>
@@ -1187,6 +1643,7 @@
         </w:rPr>
         <w:t>InsertLimitOrder</w:t>
       </w:r>
+      <w:proofErr w:type="spellEnd"/>
       <w:r>
         <w:t>:</w:t>
       </w:r>
@@ -1202,8 +1659,21 @@
       <w:r>
         <w:t xml:space="preserve">Sintassi: </w:t>
       </w:r>
-      <w:r>
-        <w:t>InsertLimitOrder (tipo dimensione prezzoLimite)</w:t>
+      <w:proofErr w:type="spellStart"/>
+      <w:r>
+        <w:t>InsertLimitOrder</w:t>
+      </w:r>
+      <w:proofErr w:type="spellEnd"/>
+      <w:r>
+        <w:t xml:space="preserve"> (tipo dimensione </w:t>
+      </w:r>
+      <w:proofErr w:type="spellStart"/>
+      <w:r>
+        <w:t>prezzoLimite</w:t>
+      </w:r>
+      <w:proofErr w:type="spellEnd"/>
+      <w:r>
+        <w:t>)</w:t>
       </w:r>
     </w:p>
     <w:p>
@@ -1214,8 +1684,13 @@
           <w:numId w:val="2"/>
         </w:numPr>
       </w:pPr>
-      <w:r>
-        <w:t xml:space="preserve">Desc: </w:t>
+      <w:proofErr w:type="spellStart"/>
+      <w:r>
+        <w:t>Desc</w:t>
+      </w:r>
+      <w:proofErr w:type="spellEnd"/>
+      <w:r>
+        <w:t xml:space="preserve">: </w:t>
       </w:r>
       <w:r>
         <w:t>i</w:t>
@@ -1235,59 +1710,84 @@
       <w:r>
         <w:t xml:space="preserve">Es: </w:t>
       </w:r>
+      <w:proofErr w:type="spellStart"/>
       <w:r>
         <w:rPr>
           <w:i/>
           <w:iCs/>
         </w:rPr>
-        <w:t xml:space="preserve">InsertLimitOrder </w:t>
-      </w:r>
+        <w:t>InsertLimitOrder</w:t>
+      </w:r>
+      <w:proofErr w:type="spellEnd"/>
       <w:r>
         <w:rPr>
           <w:i/>
           <w:iCs/>
         </w:rPr>
-        <w:t>BID</w:t>
+        <w:t xml:space="preserve"> </w:t>
       </w:r>
       <w:r>
         <w:rPr>
           <w:i/>
           <w:iCs/>
         </w:rPr>
-        <w:t xml:space="preserve"> 200 48.75</w:t>
-      </w:r>
-      <w:r>
-        <w:t xml:space="preserve"> </w:t>
-      </w:r>
-    </w:p>
-    <w:p>
-      <w:pPr>
-        <w:pStyle w:val="Nessunaspaziatura"/>
-        <w:ind w:left="2136" w:firstLine="24"/>
+        <w:t>BID</w:t>
+      </w:r>
+      <w:r>
         <w:rPr>
           <w:i/>
           <w:iCs/>
         </w:rPr>
-      </w:pPr>
-      <w:r>
+        <w:t xml:space="preserve"> 200 48.75</w:t>
+      </w:r>
+      <w:r>
+        <w:t xml:space="preserve"> </w:t>
+      </w:r>
+    </w:p>
+    <w:p>
+      <w:pPr>
+        <w:pStyle w:val="Nessunaspaziatura"/>
+        <w:ind w:left="2136" w:firstLine="24"/>
         <w:rPr>
           <w:i/>
           <w:iCs/>
         </w:rPr>
-        <w:t xml:space="preserve">      InsertLimitOrder </w:t>
-      </w:r>
+      </w:pPr>
       <w:r>
         <w:rPr>
           <w:i/>
           <w:iCs/>
         </w:rPr>
-        <w:t>ASK</w:t>
-      </w:r>
+        <w:t xml:space="preserve">      </w:t>
+      </w:r>
+      <w:proofErr w:type="spellStart"/>
       <w:r>
         <w:rPr>
           <w:i/>
           <w:iCs/>
         </w:rPr>
+        <w:t>InsertLimitOrder</w:t>
+      </w:r>
+      <w:proofErr w:type="spellEnd"/>
+      <w:r>
+        <w:rPr>
+          <w:i/>
+          <w:iCs/>
+        </w:rPr>
+        <w:t xml:space="preserve"> </w:t>
+      </w:r>
+      <w:r>
+        <w:rPr>
+          <w:i/>
+          <w:iCs/>
+        </w:rPr>
+        <w:t>ASK</w:t>
+      </w:r>
+      <w:r>
+        <w:rPr>
+          <w:i/>
+          <w:iCs/>
+        </w:rPr>
         <w:t xml:space="preserve"> 150 51.30</w:t>
       </w:r>
     </w:p>
@@ -1299,6 +1799,7 @@
           <w:numId w:val="2"/>
         </w:numPr>
       </w:pPr>
+      <w:proofErr w:type="spellStart"/>
       <w:r>
         <w:rPr>
           <w:b/>
@@ -1306,6 +1807,7 @@
         </w:rPr>
         <w:t>InsertStopOrder</w:t>
       </w:r>
+      <w:proofErr w:type="spellEnd"/>
       <w:r>
         <w:t>:</w:t>
       </w:r>
@@ -1321,12 +1823,37 @@
       <w:r>
         <w:t xml:space="preserve">Sintassi: </w:t>
       </w:r>
+      <w:proofErr w:type="spellStart"/>
       <w:r>
         <w:rPr>
           <w:i/>
           <w:iCs/>
         </w:rPr>
-        <w:t>InsertStopOrder (tipo dimensione stopPrice)</w:t>
+        <w:t>InsertStopOrder</w:t>
+      </w:r>
+      <w:proofErr w:type="spellEnd"/>
+      <w:r>
+        <w:rPr>
+          <w:i/>
+          <w:iCs/>
+        </w:rPr>
+        <w:t xml:space="preserve"> (tipo dimensione </w:t>
+      </w:r>
+      <w:proofErr w:type="spellStart"/>
+      <w:r>
+        <w:rPr>
+          <w:i/>
+          <w:iCs/>
+        </w:rPr>
+        <w:t>stopPrice</w:t>
+      </w:r>
+      <w:proofErr w:type="spellEnd"/>
+      <w:r>
+        <w:rPr>
+          <w:i/>
+          <w:iCs/>
+        </w:rPr>
+        <w:t>)</w:t>
       </w:r>
     </w:p>
     <w:p>
@@ -1337,8 +1864,13 @@
           <w:numId w:val="2"/>
         </w:numPr>
       </w:pPr>
-      <w:r>
-        <w:t>Desc: i</w:t>
+      <w:proofErr w:type="spellStart"/>
+      <w:r>
+        <w:t>Desc</w:t>
+      </w:r>
+      <w:proofErr w:type="spellEnd"/>
+      <w:r>
+        <w:t>: i</w:t>
       </w:r>
       <w:r>
         <w:t>nserisce un ordine stop che si attiva quando il prezzo raggiunge il livello specificato.</w:t>
@@ -1355,8 +1887,13 @@
       <w:r>
         <w:t xml:space="preserve">Es: </w:t>
       </w:r>
-      <w:r>
-        <w:t xml:space="preserve">InsertStopOrder </w:t>
+      <w:proofErr w:type="spellStart"/>
+      <w:r>
+        <w:t>InsertStopOrder</w:t>
+      </w:r>
+      <w:proofErr w:type="spellEnd"/>
+      <w:r>
+        <w:t xml:space="preserve"> </w:t>
       </w:r>
       <w:r>
         <w:t>ASK</w:t>
@@ -1373,8 +1910,13 @@
       <w:r>
         <w:t xml:space="preserve">       </w:t>
       </w:r>
-      <w:r>
-        <w:t>InsertStopOrder B</w:t>
+      <w:proofErr w:type="spellStart"/>
+      <w:r>
+        <w:t>InsertStopOrder</w:t>
+      </w:r>
+      <w:proofErr w:type="spellEnd"/>
+      <w:r>
+        <w:t xml:space="preserve"> B</w:t>
       </w:r>
       <w:r>
         <w:t>ID</w:t>
@@ -1391,6 +1933,7 @@
           <w:numId w:val="2"/>
         </w:numPr>
       </w:pPr>
+      <w:proofErr w:type="spellStart"/>
       <w:r>
         <w:rPr>
           <w:b/>
@@ -1398,6 +1941,7 @@
         </w:rPr>
         <w:t>CancelOrder</w:t>
       </w:r>
+      <w:proofErr w:type="spellEnd"/>
       <w:r>
         <w:t>:</w:t>
       </w:r>
@@ -1413,11 +1957,21 @@
       <w:r>
         <w:t xml:space="preserve">Sintassi: </w:t>
       </w:r>
+      <w:proofErr w:type="spellStart"/>
       <w:r>
         <w:t>CancelOrder</w:t>
       </w:r>
-      <w:r>
-        <w:t xml:space="preserve"> (id_ordine);</w:t>
+      <w:proofErr w:type="spellEnd"/>
+      <w:r>
+        <w:t xml:space="preserve"> (</w:t>
+      </w:r>
+      <w:proofErr w:type="spellStart"/>
+      <w:r>
+        <w:t>id_ordine</w:t>
+      </w:r>
+      <w:proofErr w:type="spellEnd"/>
+      <w:r>
+        <w:t>);</w:t>
       </w:r>
     </w:p>
     <w:p>
@@ -1428,8 +1982,13 @@
           <w:numId w:val="2"/>
         </w:numPr>
       </w:pPr>
-      <w:r>
-        <w:t>Desc:</w:t>
+      <w:proofErr w:type="spellStart"/>
+      <w:r>
+        <w:t>Desc</w:t>
+      </w:r>
+      <w:proofErr w:type="spellEnd"/>
+      <w:r>
+        <w:t>:</w:t>
       </w:r>
       <w:r>
         <w:t xml:space="preserve"> </w:t>
@@ -1438,8 +1997,21 @@
         <w:t>ancella l'ordine inserito che non è ancora stato eseguito.</w:t>
       </w:r>
       <w:r>
-        <w:t xml:space="preserve"> (quindi o presente nella lista degli stop order o nell’orderbook</w:t>
-      </w:r>
+        <w:t xml:space="preserve"> (quindi o presente nella lista degli stop </w:t>
+      </w:r>
+      <w:proofErr w:type="spellStart"/>
+      <w:r>
+        <w:t>order</w:t>
+      </w:r>
+      <w:proofErr w:type="spellEnd"/>
+      <w:r>
+        <w:t xml:space="preserve"> o nell’</w:t>
+      </w:r>
+      <w:proofErr w:type="spellStart"/>
+      <w:r>
+        <w:t>orderbook</w:t>
+      </w:r>
+      <w:proofErr w:type="spellEnd"/>
     </w:p>
     <w:p>
       <w:pPr>
@@ -1452,8 +2024,13 @@
       <w:r>
         <w:t xml:space="preserve">Es: </w:t>
       </w:r>
-      <w:r>
-        <w:t>CancelOrder 1234</w:t>
+      <w:proofErr w:type="spellStart"/>
+      <w:r>
+        <w:t>CancelOrder</w:t>
+      </w:r>
+      <w:proofErr w:type="spellEnd"/>
+      <w:r>
+        <w:t xml:space="preserve"> 1234</w:t>
       </w:r>
     </w:p>
     <w:p>
@@ -1468,6 +2045,7 @@
           <w:bCs/>
         </w:rPr>
       </w:pPr>
+      <w:proofErr w:type="spellStart"/>
       <w:r>
         <w:rPr>
           <w:b/>
@@ -1475,6 +2053,7 @@
         </w:rPr>
         <w:t>GetHistortyPrice</w:t>
       </w:r>
+      <w:proofErr w:type="spellEnd"/>
     </w:p>
     <w:p>
       <w:pPr>
@@ -1487,8 +2066,13 @@
       <w:r>
         <w:t xml:space="preserve">Sintassi: </w:t>
       </w:r>
-      <w:r>
-        <w:t>getPriceHistory(mese)</w:t>
+      <w:proofErr w:type="spellStart"/>
+      <w:r>
+        <w:t>getPriceHistory</w:t>
+      </w:r>
+      <w:proofErr w:type="spellEnd"/>
+      <w:r>
+        <w:t>(mese)</w:t>
       </w:r>
     </w:p>
     <w:p>
@@ -1499,8 +2083,13 @@
           <w:numId w:val="2"/>
         </w:numPr>
       </w:pPr>
-      <w:r>
-        <w:t xml:space="preserve">Desc: mostra i dati relativi ad un mese in particolare: in particolare mostra </w:t>
+      <w:proofErr w:type="spellStart"/>
+      <w:r>
+        <w:t>Desc</w:t>
+      </w:r>
+      <w:proofErr w:type="spellEnd"/>
+      <w:r>
+        <w:t xml:space="preserve">: mostra i dati relativi ad un mese in particolare: in particolare mostra </w:t>
       </w:r>
       <w:r>
         <w:t>il prezzo di apertura, quello di chiusura, il prezzo massimo e quello minimo</w:t>
@@ -1520,9 +2109,11 @@
       <w:r>
         <w:t xml:space="preserve">Es: </w:t>
       </w:r>
+      <w:proofErr w:type="spellStart"/>
       <w:r>
         <w:t>getPriceHistory</w:t>
       </w:r>
+      <w:proofErr w:type="spellEnd"/>
       <w:r>
         <w:t xml:space="preserve"> 10/2025;</w:t>
       </w:r>
@@ -1566,6 +2157,7 @@
           <w:numId w:val="2"/>
         </w:numPr>
       </w:pPr>
+      <w:proofErr w:type="spellStart"/>
       <w:r>
         <w:rPr>
           <w:b/>
@@ -1573,6 +2165,7 @@
         </w:rPr>
         <w:t>Clean</w:t>
       </w:r>
+      <w:proofErr w:type="spellEnd"/>
       <w:r>
         <w:t>: pulisce il terminale.</w:t>
       </w:r>
@@ -1624,8 +2217,13 @@
         <w:t xml:space="preserve"> JSON</w:t>
       </w:r>
       <w:r>
-        <w:t xml:space="preserve"> del GetHistoryPrice</w:t>
-      </w:r>
+        <w:t xml:space="preserve"> del </w:t>
+      </w:r>
+      <w:proofErr w:type="spellStart"/>
+      <w:r>
+        <w:t>GetHistoryPrice</w:t>
+      </w:r>
+      <w:proofErr w:type="spellEnd"/>
       <w:r>
         <w:t xml:space="preserve"> è </w:t>
       </w:r>
@@ -1702,7 +2300,15 @@
         <w:ind w:left="1440"/>
       </w:pPr>
       <w:r>
-        <w:t xml:space="preserve">  "oApertura": {</w:t>
+        <w:t xml:space="preserve">  "</w:t>
+      </w:r>
+      <w:proofErr w:type="spellStart"/>
+      <w:r>
+        <w:t>oApertura</w:t>
+      </w:r>
+      <w:proofErr w:type="spellEnd"/>
+      <w:r>
+        <w:t>": {</w:t>
       </w:r>
       <w:r>
         <w:t>price di apertura per quel mese</w:t>
@@ -1717,7 +2323,15 @@
         <w:ind w:left="1440"/>
       </w:pPr>
       <w:r>
-        <w:t xml:space="preserve">  "oChiusura": {</w:t>
+        <w:t xml:space="preserve">  "</w:t>
+      </w:r>
+      <w:proofErr w:type="spellStart"/>
+      <w:r>
+        <w:t>oChiusura</w:t>
+      </w:r>
+      <w:proofErr w:type="spellEnd"/>
+      <w:r>
+        <w:t>": {</w:t>
       </w:r>
       <w:r>
         <w:t>price di chiusura per quel mese</w:t>
@@ -1732,7 +2346,15 @@
         <w:ind w:left="1440"/>
       </w:pPr>
       <w:r>
-        <w:t xml:space="preserve">  "oMax": {</w:t>
+        <w:t xml:space="preserve">  "</w:t>
+      </w:r>
+      <w:proofErr w:type="spellStart"/>
+      <w:r>
+        <w:t>oMax</w:t>
+      </w:r>
+      <w:proofErr w:type="spellEnd"/>
+      <w:r>
+        <w:t>": {</w:t>
       </w:r>
       <w:r>
         <w:t>price massimo (più alto) per quel mese</w:t>
@@ -1747,7 +2369,15 @@
         <w:ind w:left="1440"/>
       </w:pPr>
       <w:r>
-        <w:t xml:space="preserve">  "oMin": {</w:t>
+        <w:t xml:space="preserve">  "</w:t>
+      </w:r>
+      <w:proofErr w:type="spellStart"/>
+      <w:r>
+        <w:t>oMin</w:t>
+      </w:r>
+      <w:proofErr w:type="spellEnd"/>
+      <w:r>
+        <w:t>": {</w:t>
       </w:r>
       <w:r>
         <w:t>price minimo (più basso) per quel mese</w:t>
@@ -1762,7 +2392,18 @@
         <w:ind w:left="1440"/>
       </w:pPr>
       <w:r>
-        <w:t xml:space="preserve">  "message": "OK"</w:t>
+        <w:t xml:space="preserve">  "</w:t>
+      </w:r>
+      <w:proofErr w:type="spellStart"/>
+      <w:r>
+        <w:t>message</w:t>
+      </w:r>
+      <w:proofErr w:type="spellEnd"/>
+      <w:r>
+        <w:t>": "OK"</w:t>
+      </w:r>
+      <w:r>
+        <w:t xml:space="preserve"> o “Messaggio di Errore”</w:t>
       </w:r>
     </w:p>
     <w:p>
@@ -1802,7 +2443,15 @@
         </w:numPr>
       </w:pPr>
       <w:r>
-        <w:t>Per la lista degli utenti si è preferito usare una struttura dati concorrente per la loro gestione sia per lo scaricamento, modifica, output e per l’aggiornamento del file json esterno;</w:t>
+        <w:t xml:space="preserve">Per la lista degli utenti si è preferito usare una struttura dati concorrente per la loro gestione sia per lo scaricamento, modifica, output e per l’aggiornamento del file </w:t>
+      </w:r>
+      <w:proofErr w:type="spellStart"/>
+      <w:r>
+        <w:t>json</w:t>
+      </w:r>
+      <w:proofErr w:type="spellEnd"/>
+      <w:r>
+        <w:t xml:space="preserve"> esterno;</w:t>
       </w:r>
     </w:p>
     <w:p>
@@ -1814,7 +2463,23 @@
         </w:numPr>
       </w:pPr>
       <w:r>
-        <w:t>Lo storico ordini viene scaricato anche esso nella sua struttura dati (ConcurrentHashMap) gestita dalla classe OrderHistory;</w:t>
+        <w:t>Lo storico ordini viene scaricato anche esso nella sua struttura dati (</w:t>
+      </w:r>
+      <w:proofErr w:type="spellStart"/>
+      <w:r>
+        <w:t>ConcurrentHashMap</w:t>
+      </w:r>
+      <w:proofErr w:type="spellEnd"/>
+      <w:r>
+        <w:t xml:space="preserve">) gestita dalla classe </w:t>
+      </w:r>
+      <w:proofErr w:type="spellStart"/>
+      <w:r>
+        <w:t>OrderHistory</w:t>
+      </w:r>
+      <w:proofErr w:type="spellEnd"/>
+      <w:r>
+        <w:t>;</w:t>
       </w:r>
     </w:p>
     <w:p>
@@ -1849,9 +2514,13 @@
           <w:numId w:val="3"/>
         </w:numPr>
       </w:pPr>
+      <w:proofErr w:type="spellStart"/>
+      <w:proofErr w:type="gramStart"/>
       <w:r>
         <w:t>server.host</w:t>
       </w:r>
+      <w:proofErr w:type="spellEnd"/>
+      <w:proofErr w:type="gramEnd"/>
       <w:r>
         <w:t xml:space="preserve"> = indirizzo del server</w:t>
       </w:r>
@@ -1867,9 +2536,13 @@
           <w:numId w:val="3"/>
         </w:numPr>
       </w:pPr>
+      <w:proofErr w:type="spellStart"/>
+      <w:proofErr w:type="gramStart"/>
       <w:r>
         <w:t>server.port</w:t>
       </w:r>
+      <w:proofErr w:type="spellEnd"/>
+      <w:proofErr w:type="gramEnd"/>
       <w:r>
         <w:t xml:space="preserve"> = porta;</w:t>
       </w:r>
@@ -1882,9 +2555,11 @@
           <w:numId w:val="3"/>
         </w:numPr>
       </w:pPr>
+      <w:proofErr w:type="spellStart"/>
       <w:r>
         <w:t>timeout</w:t>
       </w:r>
+      <w:proofErr w:type="spellEnd"/>
       <w:r>
         <w:t xml:space="preserve"> = tot secondi che sono la durata del client</w:t>
       </w:r>
@@ -1900,11 +2575,13 @@
           <w:numId w:val="3"/>
         </w:numPr>
       </w:pPr>
+      <w:proofErr w:type="spellStart"/>
       <w:r>
         <w:t>max_users</w:t>
       </w:r>
-      <w:r>
-        <w:t xml:space="preserve"> = massimo n. di client che possono collegarsi.+</w:t>
+      <w:proofErr w:type="spellEnd"/>
+      <w:r>
+        <w:t xml:space="preserve"> = massimo n. di client che possono collegarsi.</w:t>
       </w:r>
     </w:p>
     <w:p>
@@ -1927,8 +2604,15 @@
           <w:numId w:val="3"/>
         </w:numPr>
       </w:pPr>
-      <w:r>
-        <w:t>server.host;</w:t>
+      <w:proofErr w:type="spellStart"/>
+      <w:proofErr w:type="gramStart"/>
+      <w:r>
+        <w:t>server.host</w:t>
+      </w:r>
+      <w:proofErr w:type="spellEnd"/>
+      <w:proofErr w:type="gramEnd"/>
+      <w:r>
+        <w:t>;</w:t>
       </w:r>
     </w:p>
     <w:p>
@@ -1939,8 +2623,15 @@
           <w:numId w:val="3"/>
         </w:numPr>
       </w:pPr>
-      <w:r>
-        <w:t>server.port;</w:t>
+      <w:proofErr w:type="spellStart"/>
+      <w:proofErr w:type="gramStart"/>
+      <w:r>
+        <w:t>server.port</w:t>
+      </w:r>
+      <w:proofErr w:type="spellEnd"/>
+      <w:proofErr w:type="gramEnd"/>
+      <w:r>
+        <w:t>;</w:t>
       </w:r>
     </w:p>
     <w:p>
@@ -1951,8 +2642,13 @@
           <w:numId w:val="3"/>
         </w:numPr>
       </w:pPr>
-      <w:r>
-        <w:t>timeout;</w:t>
+      <w:proofErr w:type="spellStart"/>
+      <w:r>
+        <w:t>timeout</w:t>
+      </w:r>
+      <w:proofErr w:type="spellEnd"/>
+      <w:r>
+        <w:t>;</w:t>
       </w:r>
     </w:p>
     <w:p>
@@ -1963,8 +2659,13 @@
           <w:numId w:val="3"/>
         </w:numPr>
       </w:pPr>
-      <w:r>
-        <w:t>max_users;</w:t>
+      <w:proofErr w:type="spellStart"/>
+      <w:r>
+        <w:t>max_users</w:t>
+      </w:r>
+      <w:proofErr w:type="spellEnd"/>
+      <w:r>
+        <w:t>;</w:t>
       </w:r>
     </w:p>
     <w:p>
@@ -1988,7 +2689,91 @@
         </w:numPr>
       </w:pPr>
       <w:r>
-        <w:t>Se l’utente non è loggato non può eseguire alcun comando tranne help, login, register, clean e updateCredentials.</w:t>
+        <w:t xml:space="preserve">Se l’utente non è loggato non può eseguire alcun comando tranne help, login, </w:t>
+      </w:r>
+      <w:proofErr w:type="spellStart"/>
+      <w:r>
+        <w:t>register</w:t>
+      </w:r>
+      <w:proofErr w:type="spellEnd"/>
+      <w:r>
+        <w:t xml:space="preserve">, </w:t>
+      </w:r>
+      <w:proofErr w:type="spellStart"/>
+      <w:r>
+        <w:t>clean</w:t>
+      </w:r>
+      <w:proofErr w:type="spellEnd"/>
+      <w:r>
+        <w:t xml:space="preserve"> e </w:t>
+      </w:r>
+      <w:proofErr w:type="spellStart"/>
+      <w:r>
+        <w:t>updateCredentials</w:t>
+      </w:r>
+      <w:proofErr w:type="spellEnd"/>
+      <w:r>
+        <w:t>.</w:t>
+      </w:r>
+    </w:p>
+    <w:p>
+      <w:pPr>
+        <w:pStyle w:val="Nessunaspaziatura"/>
+        <w:numPr>
+          <w:ilvl w:val="0"/>
+          <w:numId w:val="3"/>
+        </w:numPr>
+      </w:pPr>
+      <w:r>
+        <w:t xml:space="preserve">L’utente può comprare o vendere anche gli </w:t>
+      </w:r>
+      <w:proofErr w:type="spellStart"/>
+      <w:r>
+        <w:t>Ask</w:t>
+      </w:r>
+      <w:proofErr w:type="spellEnd"/>
+      <w:r>
+        <w:t xml:space="preserve"> e i </w:t>
+      </w:r>
+      <w:proofErr w:type="spellStart"/>
+      <w:r>
+        <w:t>Bid</w:t>
+      </w:r>
+      <w:proofErr w:type="spellEnd"/>
+      <w:r>
+        <w:t xml:space="preserve"> che ha messo;</w:t>
+      </w:r>
+    </w:p>
+    <w:p>
+      <w:pPr>
+        <w:pStyle w:val="Nessunaspaziatura"/>
+        <w:numPr>
+          <w:ilvl w:val="0"/>
+          <w:numId w:val="3"/>
+        </w:numPr>
+      </w:pPr>
+      <w:r>
+        <w:t>La notifica sarà inviata solo a chi completerà l’ordine;</w:t>
+      </w:r>
+    </w:p>
+    <w:p>
+      <w:pPr>
+        <w:pStyle w:val="Nessunaspaziatura"/>
+        <w:numPr>
+          <w:ilvl w:val="0"/>
+          <w:numId w:val="3"/>
+        </w:numPr>
+      </w:pPr>
+      <w:r>
+        <w:t xml:space="preserve">La struttura del client per la gestione delle notifiche è stata affidata ad un </w:t>
+      </w:r>
+      <w:proofErr w:type="spellStart"/>
+      <w:r>
+        <w:t>thread</w:t>
+      </w:r>
+      <w:proofErr w:type="spellEnd"/>
+      <w:r>
+        <w:t xml:space="preserve"> apposito.</w:t>
       </w:r>
     </w:p>
     <w:p>
@@ -1996,11 +2781,16 @@
         <w:pStyle w:val="Titolo1"/>
       </w:pPr>
       <w:bookmarkStart w:id="2" w:name="_Toc207537238"/>
+      <w:proofErr w:type="spellStart"/>
       <w:r>
         <w:t>T</w:t>
       </w:r>
       <w:r>
-        <w:t>hread attivati sia lato server che lato client</w:t>
+        <w:t>hread</w:t>
+      </w:r>
+      <w:proofErr w:type="spellEnd"/>
+      <w:r>
+        <w:t xml:space="preserve"> attivati sia lato server che lato client</w:t>
       </w:r>
       <w:bookmarkEnd w:id="2"/>
     </w:p>
@@ -2024,6 +2814,7 @@
           <w:numId w:val="5"/>
         </w:numPr>
       </w:pPr>
+      <w:proofErr w:type="spellStart"/>
       <w:r>
         <w:rPr>
           <w:b/>
@@ -2031,8 +2822,36 @@
         </w:rPr>
         <w:t>CrossServer</w:t>
       </w:r>
-      <w:r>
-        <w:t xml:space="preserve"> è il task dove il ThreadPoolExecturo assegna ad ogni thread attivato ed è il thread principale in cui viene gestita la sessione di un particolare client connesso al server (richiesta, nome utente, gestione della </w:t>
+      <w:proofErr w:type="spellEnd"/>
+      <w:r>
+        <w:t xml:space="preserve"> è il task dove il </w:t>
+      </w:r>
+      <w:proofErr w:type="spellStart"/>
+      <w:r>
+        <w:t>ThreadPoolExec</w:t>
+      </w:r>
+      <w:r>
+        <w:t>utor</w:t>
+      </w:r>
+      <w:proofErr w:type="spellEnd"/>
+      <w:r>
+        <w:t xml:space="preserve"> assegna ad ogni </w:t>
+      </w:r>
+      <w:proofErr w:type="spellStart"/>
+      <w:r>
+        <w:t>thread</w:t>
+      </w:r>
+      <w:proofErr w:type="spellEnd"/>
+      <w:r>
+        <w:t xml:space="preserve"> attivato ed è il </w:t>
+      </w:r>
+      <w:proofErr w:type="spellStart"/>
+      <w:r>
+        <w:t>thread</w:t>
+      </w:r>
+      <w:proofErr w:type="spellEnd"/>
+      <w:r>
+        <w:t xml:space="preserve"> principale in cui viene gestita la sessione di un particolare client connesso al server (richiesta, nome utente, gestione della </w:t>
       </w:r>
       <w:r>
         <w:t>disconnessione, ...</w:t>
@@ -2049,15 +2868,32 @@
           <w:numId w:val="5"/>
         </w:numPr>
       </w:pPr>
+      <w:proofErr w:type="spellStart"/>
       <w:r>
         <w:rPr>
           <w:b/>
           <w:bCs/>
         </w:rPr>
-        <w:t xml:space="preserve">SalvataggioDati </w:t>
-      </w:r>
-      <w:r>
-        <w:t xml:space="preserve">è il task dove un singolo thread gestisce il caricamento della lista degli utenti e la lista </w:t>
+        <w:t>SalvataggioDati</w:t>
+      </w:r>
+      <w:proofErr w:type="spellEnd"/>
+      <w:r>
+        <w:rPr>
+          <w:b/>
+          <w:bCs/>
+        </w:rPr>
+        <w:t xml:space="preserve"> </w:t>
+      </w:r>
+      <w:r>
+        <w:t xml:space="preserve">è il task dove un singolo </w:t>
+      </w:r>
+      <w:proofErr w:type="spellStart"/>
+      <w:r>
+        <w:t>thread</w:t>
+      </w:r>
+      <w:proofErr w:type="spellEnd"/>
+      <w:r>
+        <w:t xml:space="preserve"> gestisce il caricamento della lista degli utenti e la lista </w:t>
       </w:r>
       <w:r>
         <w:t>degli ordini</w:t>
@@ -2090,6 +2926,7 @@
           <w:bCs/>
         </w:rPr>
       </w:pPr>
+      <w:proofErr w:type="spellStart"/>
       <w:r>
         <w:rPr>
           <w:b/>
@@ -2097,6 +2934,7 @@
         </w:rPr>
         <w:t>NotificaOrdine</w:t>
       </w:r>
+      <w:proofErr w:type="spellEnd"/>
       <w:r>
         <w:rPr>
           <w:b/>
@@ -2105,7 +2943,15 @@
         <w:t xml:space="preserve"> </w:t>
       </w:r>
       <w:r>
-        <w:t>è il task usato in un unico thread dove ha il compito di accettare le notifiche che gli arrivano dal server e di mostrarle a schermo;</w:t>
+        <w:t xml:space="preserve">è il task usato in un unico </w:t>
+      </w:r>
+      <w:proofErr w:type="spellStart"/>
+      <w:r>
+        <w:t>thread</w:t>
+      </w:r>
+      <w:proofErr w:type="spellEnd"/>
+      <w:r>
+        <w:t xml:space="preserve"> dove ha il compito di accettare le notifiche che gli arrivano dal server e di mostrarle a schermo;</w:t>
       </w:r>
     </w:p>
     <w:p>
@@ -2120,6 +2966,7 @@
           <w:bCs/>
         </w:rPr>
       </w:pPr>
+      <w:proofErr w:type="spellStart"/>
       <w:r>
         <w:rPr>
           <w:b/>
@@ -2127,8 +2974,17 @@
         </w:rPr>
         <w:t>LogoutUserHandler</w:t>
       </w:r>
-      <w:r>
-        <w:t xml:space="preserve"> è il task che gestisce il caso in cui il client rimane inattivo per tot. tempo scelto dal file di configurazione (timeout);</w:t>
+      <w:proofErr w:type="spellEnd"/>
+      <w:r>
+        <w:t xml:space="preserve"> è il task che gestisce il caso in cui il client rimane inattivo per tot. tempo scelto dal file di configurazione (</w:t>
+      </w:r>
+      <w:proofErr w:type="spellStart"/>
+      <w:r>
+        <w:t>timeout</w:t>
+      </w:r>
+      <w:proofErr w:type="spellEnd"/>
+      <w:r>
+        <w:t>);</w:t>
       </w:r>
     </w:p>
     <w:p>
@@ -2137,7 +2993,15 @@
         <w:ind w:left="1440"/>
       </w:pPr>
       <w:r>
-        <w:t>Il timeout viene messo in una variabile atomica così che venga gestita la concorrenza nel caso in cui il client debba modificare la variabile (ossia nel caso in cui viene eseguito un comando da CLI</w:t>
+        <w:t xml:space="preserve">Il </w:t>
+      </w:r>
+      <w:proofErr w:type="spellStart"/>
+      <w:r>
+        <w:t>timeout</w:t>
+      </w:r>
+      <w:proofErr w:type="spellEnd"/>
+      <w:r>
+        <w:t xml:space="preserve"> viene messo in una variabile atomica così che venga gestita la concorrenza nel caso in cui il client debba modificare la variabile (ossia nel caso in cui viene eseguito un comando da CLI</w:t>
       </w:r>
       <w:r>
         <w:t>).</w:t>
@@ -2173,8 +3037,29 @@
           <w:numId w:val="7"/>
         </w:numPr>
       </w:pPr>
-      <w:r>
-        <w:t xml:space="preserve">ConcurrentHashMap&lt;String, UserConnected&gt; users </w:t>
+      <w:proofErr w:type="spellStart"/>
+      <w:r>
+        <w:t>ConcurrentHashMap</w:t>
+      </w:r>
+      <w:proofErr w:type="spellEnd"/>
+      <w:r>
+        <w:t>&lt;</w:t>
+      </w:r>
+      <w:proofErr w:type="spellStart"/>
+      <w:r>
+        <w:t>String</w:t>
+      </w:r>
+      <w:proofErr w:type="spellEnd"/>
+      <w:r>
+        <w:t xml:space="preserve">, </w:t>
+      </w:r>
+      <w:proofErr w:type="spellStart"/>
+      <w:r>
+        <w:t>UserConnected</w:t>
+      </w:r>
+      <w:proofErr w:type="spellEnd"/>
+      <w:r>
+        <w:t xml:space="preserve">&gt; users </w:t>
       </w:r>
     </w:p>
     <w:p>
@@ -2201,7 +3086,39 @@
         </w:numPr>
       </w:pPr>
       <w:r>
-        <w:t>Si è preferito usare la struttura dati ConcurrentiHashMap poiché ci interessava avere una gestione sincronizzata dato che viene usata da più thread all’interno del server (task SalvataggioDati e CrossServer);</w:t>
+        <w:t xml:space="preserve">Si è preferito usare la struttura dati </w:t>
+      </w:r>
+      <w:proofErr w:type="spellStart"/>
+      <w:r>
+        <w:t>ConcurrentiHashMap</w:t>
+      </w:r>
+      <w:proofErr w:type="spellEnd"/>
+      <w:r>
+        <w:t xml:space="preserve"> poiché ci interessava avere una gestione sincronizzata dato che viene usata da più </w:t>
+      </w:r>
+      <w:proofErr w:type="spellStart"/>
+      <w:r>
+        <w:t>thread</w:t>
+      </w:r>
+      <w:proofErr w:type="spellEnd"/>
+      <w:r>
+        <w:t xml:space="preserve"> all’interno del server (task </w:t>
+      </w:r>
+      <w:proofErr w:type="spellStart"/>
+      <w:r>
+        <w:t>SalvataggioDati</w:t>
+      </w:r>
+      <w:proofErr w:type="spellEnd"/>
+      <w:r>
+        <w:t xml:space="preserve"> e </w:t>
+      </w:r>
+      <w:proofErr w:type="spellStart"/>
+      <w:r>
+        <w:t>CrossServer</w:t>
+      </w:r>
+      <w:proofErr w:type="spellEnd"/>
+      <w:r>
+        <w:t>);</w:t>
       </w:r>
     </w:p>
     <w:p>
@@ -2213,7 +3130,16 @@
         </w:numPr>
       </w:pPr>
       <w:r>
-        <w:t>La tipologia HashMap è stata preferita per la sua comodità di trovare l’utente in maniera più rapida</w:t>
+        <w:lastRenderedPageBreak/>
+        <w:t xml:space="preserve">La tipologia </w:t>
+      </w:r>
+      <w:proofErr w:type="spellStart"/>
+      <w:r>
+        <w:t>HashMap</w:t>
+      </w:r>
+      <w:proofErr w:type="spellEnd"/>
+      <w:r>
+        <w:t xml:space="preserve"> è stata preferita per la sua comodità di trovare l’utente in maniera più rapida</w:t>
       </w:r>
     </w:p>
     <w:p>
@@ -2224,9 +3150,11 @@
           <w:numId w:val="7"/>
         </w:numPr>
       </w:pPr>
+      <w:proofErr w:type="spellStart"/>
       <w:r>
         <w:t>OrderBook</w:t>
       </w:r>
+      <w:proofErr w:type="spellEnd"/>
     </w:p>
     <w:p>
       <w:pPr>
@@ -2252,14 +3180,106 @@
         </w:numPr>
       </w:pPr>
       <w:r>
-        <w:lastRenderedPageBreak/>
-        <w:t>una TreeMap per la lista dei limitorder di tipo ask (</w:t>
-      </w:r>
-      <w:r>
-        <w:t>TreeMap&lt;Integer, LinkedList&lt;EvaluatingOrder&gt;&gt; askBoo</w:t>
-      </w:r>
-      <w:r>
-        <w:t>k) dove Integer è l’order id e la LinkedList è per i limitorder non ancora evasi in ordine di arrivo;</w:t>
+        <w:t xml:space="preserve">una </w:t>
+      </w:r>
+      <w:proofErr w:type="spellStart"/>
+      <w:r>
+        <w:t>TreeMap</w:t>
+      </w:r>
+      <w:proofErr w:type="spellEnd"/>
+      <w:r>
+        <w:t xml:space="preserve"> per la lista dei </w:t>
+      </w:r>
+      <w:proofErr w:type="spellStart"/>
+      <w:r>
+        <w:t>limitorder</w:t>
+      </w:r>
+      <w:proofErr w:type="spellEnd"/>
+      <w:r>
+        <w:t xml:space="preserve"> di tipo </w:t>
+      </w:r>
+      <w:proofErr w:type="spellStart"/>
+      <w:r>
+        <w:t>ask</w:t>
+      </w:r>
+      <w:proofErr w:type="spellEnd"/>
+      <w:r>
+        <w:t xml:space="preserve"> (</w:t>
+      </w:r>
+      <w:proofErr w:type="spellStart"/>
+      <w:r>
+        <w:t>TreeMap</w:t>
+      </w:r>
+      <w:proofErr w:type="spellEnd"/>
+      <w:r>
+        <w:t>&lt;</w:t>
+      </w:r>
+      <w:proofErr w:type="spellStart"/>
+      <w:r>
+        <w:t>Integer</w:t>
+      </w:r>
+      <w:proofErr w:type="spellEnd"/>
+      <w:r>
+        <w:t xml:space="preserve">, </w:t>
+      </w:r>
+      <w:proofErr w:type="spellStart"/>
+      <w:r>
+        <w:t>LinkedList</w:t>
+      </w:r>
+      <w:proofErr w:type="spellEnd"/>
+      <w:r>
+        <w:t>&lt;</w:t>
+      </w:r>
+      <w:proofErr w:type="spellStart"/>
+      <w:r>
+        <w:t>EvaluatingOrder</w:t>
+      </w:r>
+      <w:proofErr w:type="spellEnd"/>
+      <w:r>
+        <w:t xml:space="preserve">&gt;&gt; </w:t>
+      </w:r>
+      <w:proofErr w:type="spellStart"/>
+      <w:r>
+        <w:t>askBoo</w:t>
+      </w:r>
+      <w:r>
+        <w:t>k</w:t>
+      </w:r>
+      <w:proofErr w:type="spellEnd"/>
+      <w:r>
+        <w:t xml:space="preserve">) dove </w:t>
+      </w:r>
+      <w:proofErr w:type="spellStart"/>
+      <w:r>
+        <w:t>Integer</w:t>
+      </w:r>
+      <w:proofErr w:type="spellEnd"/>
+      <w:r>
+        <w:t xml:space="preserve"> è </w:t>
+      </w:r>
+      <w:proofErr w:type="spellStart"/>
+      <w:r>
+        <w:t>l’order</w:t>
+      </w:r>
+      <w:proofErr w:type="spellEnd"/>
+      <w:r>
+        <w:t xml:space="preserve"> id e la </w:t>
+      </w:r>
+      <w:proofErr w:type="spellStart"/>
+      <w:r>
+        <w:t>LinkedList</w:t>
+      </w:r>
+      <w:proofErr w:type="spellEnd"/>
+      <w:r>
+        <w:t xml:space="preserve"> è per i </w:t>
+      </w:r>
+      <w:proofErr w:type="spellStart"/>
+      <w:r>
+        <w:t>limitorder</w:t>
+      </w:r>
+      <w:proofErr w:type="spellEnd"/>
+      <w:r>
+        <w:t xml:space="preserve"> non ancora evasi in ordine di arrivo;</w:t>
       </w:r>
     </w:p>
     <w:p>
@@ -2271,7 +3291,23 @@
         </w:numPr>
       </w:pPr>
       <w:r>
-        <w:t>una TreeMap per il solito scopo della precedente ma per i bid;</w:t>
+        <w:t xml:space="preserve">una </w:t>
+      </w:r>
+      <w:proofErr w:type="spellStart"/>
+      <w:r>
+        <w:t>TreeMap</w:t>
+      </w:r>
+      <w:proofErr w:type="spellEnd"/>
+      <w:r>
+        <w:t xml:space="preserve"> per il solito scopo della precedente ma per i </w:t>
+      </w:r>
+      <w:proofErr w:type="spellStart"/>
+      <w:r>
+        <w:t>bid</w:t>
+      </w:r>
+      <w:proofErr w:type="spellEnd"/>
+      <w:r>
+        <w:t>;</w:t>
       </w:r>
     </w:p>
     <w:p>
@@ -2283,7 +3319,49 @@
         </w:numPr>
       </w:pPr>
       <w:r>
-        <w:t>una LinkedList per gli stop orders gestita come una coda (FIFO) così da dare la precedenza a chi ha fatto l’ordine di tipo Stop.</w:t>
+        <w:t xml:space="preserve">una </w:t>
+      </w:r>
+      <w:proofErr w:type="spellStart"/>
+      <w:r>
+        <w:t>LinkedList</w:t>
+      </w:r>
+      <w:proofErr w:type="spellEnd"/>
+      <w:r>
+        <w:t xml:space="preserve"> per gli stop </w:t>
+      </w:r>
+      <w:proofErr w:type="spellStart"/>
+      <w:r>
+        <w:t>orders</w:t>
+      </w:r>
+      <w:proofErr w:type="spellEnd"/>
+      <w:r>
+        <w:t xml:space="preserve"> gestita come una coda (FIFO) così da dare la precedenza a chi ha fatto l’ordine di tipo Stop.</w:t>
+      </w:r>
+    </w:p>
+    <w:p>
+      <w:pPr>
+        <w:pStyle w:val="Nessunaspaziatura"/>
+        <w:numPr>
+          <w:ilvl w:val="3"/>
+          <w:numId w:val="7"/>
+        </w:numPr>
+      </w:pPr>
+      <w:r>
+        <w:t xml:space="preserve">La </w:t>
+      </w:r>
+      <w:proofErr w:type="spellStart"/>
+      <w:r>
+        <w:t>TreeMap</w:t>
+      </w:r>
+      <w:proofErr w:type="spellEnd"/>
+      <w:r>
+        <w:t xml:space="preserve"> è servita per </w:t>
+      </w:r>
+      <w:r>
+        <w:t>ordinamento automatico per prezzo</w:t>
+      </w:r>
+      <w:r>
+        <w:t>.</w:t>
       </w:r>
     </w:p>
     <w:p>
@@ -2295,8 +3373,13 @@
         </w:numPr>
       </w:pPr>
       <w:r>
-        <w:t>La concorrenza è stata gestita usando i monitor sui metodi che accedevano in sola lettura oppure modificavano la struttura dati OrderBook</w:t>
-      </w:r>
+        <w:t xml:space="preserve">La concorrenza è stata gestita usando i monitor sui metodi che accedevano in sola lettura oppure modificavano la struttura dati </w:t>
+      </w:r>
+      <w:proofErr w:type="spellStart"/>
+      <w:r>
+        <w:t>OrderBook</w:t>
+      </w:r>
+      <w:proofErr w:type="spellEnd"/>
     </w:p>
     <w:p>
       <w:pPr>
@@ -2306,9 +3389,11 @@
           <w:numId w:val="7"/>
         </w:numPr>
       </w:pPr>
+      <w:proofErr w:type="spellStart"/>
       <w:r>
         <w:t>OrderHistory</w:t>
       </w:r>
+      <w:proofErr w:type="spellEnd"/>
     </w:p>
     <w:p>
       <w:pPr>
@@ -2322,7 +3407,39 @@
         <w:t xml:space="preserve">Anche essa è una classe in cui serve per gestire la struttura dati </w:t>
       </w:r>
       <w:r>
-        <w:t xml:space="preserve">    ConcurrentHashMap&lt;Integer, OrdineEvaso&gt; ordiniEvasi;</w:t>
+        <w:t xml:space="preserve">    </w:t>
+      </w:r>
+      <w:proofErr w:type="spellStart"/>
+      <w:r>
+        <w:t>ConcurrentHashMap</w:t>
+      </w:r>
+      <w:proofErr w:type="spellEnd"/>
+      <w:r>
+        <w:t>&lt;</w:t>
+      </w:r>
+      <w:proofErr w:type="spellStart"/>
+      <w:r>
+        <w:t>Integer</w:t>
+      </w:r>
+      <w:proofErr w:type="spellEnd"/>
+      <w:r>
+        <w:t xml:space="preserve">, </w:t>
+      </w:r>
+      <w:proofErr w:type="spellStart"/>
+      <w:r>
+        <w:t>OrdineEvaso</w:t>
+      </w:r>
+      <w:proofErr w:type="spellEnd"/>
+      <w:r>
+        <w:t xml:space="preserve">&gt; </w:t>
+      </w:r>
+      <w:proofErr w:type="spellStart"/>
+      <w:r>
+        <w:t>ordiniEvasi</w:t>
+      </w:r>
+      <w:proofErr w:type="spellEnd"/>
+      <w:r>
+        <w:t>;</w:t>
       </w:r>
     </w:p>
     <w:p>
@@ -2334,7 +3451,15 @@
         </w:numPr>
       </w:pPr>
       <w:r>
-        <w:t>La struttura dati serve per gestire sia gli ordini storici caricati dal file storicoOrdini.json (se valido e presente) sia per gli ordini effettuati nelle sessioni dei vari client connessi al server;</w:t>
+        <w:t xml:space="preserve">La struttura dati serve per gestire sia gli ordini storici caricati dal file </w:t>
+      </w:r>
+      <w:proofErr w:type="spellStart"/>
+      <w:r>
+        <w:t>storicoOrdini.json</w:t>
+      </w:r>
+      <w:proofErr w:type="spellEnd"/>
+      <w:r>
+        <w:t xml:space="preserve"> (se valido e presente) sia per gli ordini effettuati nelle sessioni dei vari client connessi al server;</w:t>
       </w:r>
     </w:p>
     <w:p>
@@ -2346,7 +3471,23 @@
         </w:numPr>
       </w:pPr>
       <w:r>
-        <w:t>È stata usata la ConcurrentHashMap per gestire la sincronizzazione dei thread che accedono al file sia in sola lettura che in modifica quando viene aggiunto un nuovo ordine evaso</w:t>
+        <w:t xml:space="preserve">È stata usata la </w:t>
+      </w:r>
+      <w:proofErr w:type="spellStart"/>
+      <w:r>
+        <w:t>ConcurrentHashMap</w:t>
+      </w:r>
+      <w:proofErr w:type="spellEnd"/>
+      <w:r>
+        <w:t xml:space="preserve"> per gestire la sincronizzazione dei </w:t>
+      </w:r>
+      <w:proofErr w:type="spellStart"/>
+      <w:r>
+        <w:t>thread</w:t>
+      </w:r>
+      <w:proofErr w:type="spellEnd"/>
+      <w:r>
+        <w:t xml:space="preserve"> che accedono al file sia in sola lettura che in modifica quando viene aggiunto un nuovo ordine evaso</w:t>
       </w:r>
       <w:r>
         <w:t>.</w:t>
@@ -2389,7 +3530,15 @@
         <w:t>la mutua esclusione</w:t>
       </w:r>
       <w:r>
-        <w:t xml:space="preserve"> a sezioni di codice da parte di un solo thread alla volta</w:t>
+        <w:t xml:space="preserve"> a sezioni di codice da parte di un solo </w:t>
+      </w:r>
+      <w:proofErr w:type="spellStart"/>
+      <w:r>
+        <w:t>thread</w:t>
+      </w:r>
+      <w:proofErr w:type="spellEnd"/>
+      <w:r>
+        <w:t xml:space="preserve"> alla volta</w:t>
       </w:r>
       <w:r>
         <w:t>;</w:t>
@@ -2404,8 +3553,21 @@
         </w:numPr>
       </w:pPr>
       <w:r>
-        <w:t xml:space="preserve"> In Java, ogni oggetto ha un monitor associato, che viene acquisito quando si entra in un metodo o blocco synchronized. Questo garantisce la sicurezza dei dati in ambienti multithread</w:t>
-      </w:r>
+        <w:t xml:space="preserve"> In Java, ogni oggetto ha un monitor associato, che viene acquisito quando si entra in un metodo o blocco </w:t>
+      </w:r>
+      <w:proofErr w:type="spellStart"/>
+      <w:r>
+        <w:t>synchronized</w:t>
+      </w:r>
+      <w:proofErr w:type="spellEnd"/>
+      <w:r>
+        <w:t xml:space="preserve">. Questo garantisce la sicurezza dei dati in ambienti </w:t>
+      </w:r>
+      <w:proofErr w:type="spellStart"/>
+      <w:r>
+        <w:t>multithread</w:t>
+      </w:r>
+      <w:proofErr w:type="spellEnd"/>
       <w:r>
         <w:t>;</w:t>
       </w:r>
@@ -2431,7 +3593,15 @@
         </w:numPr>
       </w:pPr>
       <w:r>
-        <w:t>La classe ConcurrentHashMap:</w:t>
+        <w:t xml:space="preserve">La classe </w:t>
+      </w:r>
+      <w:proofErr w:type="spellStart"/>
+      <w:r>
+        <w:t>ConcurrentHashMap</w:t>
+      </w:r>
+      <w:proofErr w:type="spellEnd"/>
+      <w:r>
+        <w:t>:</w:t>
       </w:r>
       <w:r>
         <w:tab/>
@@ -2446,7 +3616,23 @@
         </w:numPr>
       </w:pPr>
       <w:r>
-        <w:t xml:space="preserve">una mappa thread-safe in Java che consente l'accesso simultaneo da più thread senza bisogno di sincronizzazione esterna. </w:t>
+        <w:t xml:space="preserve">una mappa </w:t>
+      </w:r>
+      <w:proofErr w:type="spellStart"/>
+      <w:r>
+        <w:t>thread</w:t>
+      </w:r>
+      <w:proofErr w:type="spellEnd"/>
+      <w:r>
+        <w:t xml:space="preserve">-safe in Java che consente l'accesso simultaneo da più </w:t>
+      </w:r>
+      <w:proofErr w:type="spellStart"/>
+      <w:r>
+        <w:t>thread</w:t>
+      </w:r>
+      <w:proofErr w:type="spellEnd"/>
+      <w:r>
+        <w:t xml:space="preserve"> senza bisogno di sincronizzazione esterna. </w:t>
       </w:r>
     </w:p>
     <w:p>
@@ -2458,7 +3644,15 @@
         </w:numPr>
       </w:pPr>
       <w:r>
-        <w:t>Divide internamente la mappa in segmenti per ridurre la contesa e migliorare le prestazioni. È ideale per ambienti concorrenti dove più thread leggono e scrivono dati in parallelo.</w:t>
+        <w:t xml:space="preserve">Divide internamente la mappa in segmenti per ridurre la contesa e migliorare le prestazioni. È ideale per ambienti concorrenti dove più </w:t>
+      </w:r>
+      <w:proofErr w:type="spellStart"/>
+      <w:r>
+        <w:t>thread</w:t>
+      </w:r>
+      <w:proofErr w:type="spellEnd"/>
+      <w:r>
+        <w:t xml:space="preserve"> leggono e scrivono dati in parallelo.</w:t>
       </w:r>
     </w:p>
     <w:p>
@@ -2481,12 +3675,11 @@
           <w:numId w:val="8"/>
         </w:numPr>
       </w:pPr>
-      <w:r>
-        <w:rPr>
-          <w:u w:val="single"/>
-        </w:rPr>
+      <w:proofErr w:type="spellStart"/>
+      <w:r>
         <w:t>AtomicInteger</w:t>
       </w:r>
+      <w:proofErr w:type="spellEnd"/>
       <w:r>
         <w:rPr>
           <w:u w:val="single"/>
@@ -2502,8 +3695,13 @@
           <w:numId w:val="8"/>
         </w:numPr>
       </w:pPr>
-      <w:r>
-        <w:t>AtomicInteger è una classe di Java che fornisce operazioni atomiche su variabili intere, evitando la necessità di sincronizzazione esplicita.</w:t>
+      <w:proofErr w:type="spellStart"/>
+      <w:r>
+        <w:t>AtomicInteger</w:t>
+      </w:r>
+      <w:proofErr w:type="spellEnd"/>
+      <w:r>
+        <w:t> è una classe di Java che fornisce operazioni atomiche su variabili intere, evitando la necessità di sincronizzazione esplicita.</w:t>
       </w:r>
     </w:p>
     <w:p>
@@ -2515,7 +3713,15 @@
         </w:numPr>
       </w:pPr>
       <w:r>
-        <w:t>È utile in ambienti multithread per incrementi, decrementi e confronti sicuri.</w:t>
+        <w:t xml:space="preserve">È utile in ambienti </w:t>
+      </w:r>
+      <w:proofErr w:type="spellStart"/>
+      <w:r>
+        <w:t>multithread</w:t>
+      </w:r>
+      <w:proofErr w:type="spellEnd"/>
+      <w:r>
+        <w:t xml:space="preserve"> per incrementi, decrementi e confronti sicuri.</w:t>
       </w:r>
     </w:p>
     <w:p>
@@ -2530,7 +3736,23 @@
         <w:t>È</w:t>
       </w:r>
       <w:r>
-        <w:t xml:space="preserve"> stata usata per creare un timer gestione dal thread apposito, poiché usato da 2 thread, uno per decrementarlo e per terminare in client in caso di inattività e l’altro per resettarlo quando viene inserito un nuovo comando da CLI;</w:t>
+        <w:t xml:space="preserve"> stata usata per creare un timer gestione dal </w:t>
+      </w:r>
+      <w:proofErr w:type="spellStart"/>
+      <w:r>
+        <w:t>thread</w:t>
+      </w:r>
+      <w:proofErr w:type="spellEnd"/>
+      <w:r>
+        <w:t xml:space="preserve"> apposito, poiché usato da 2 </w:t>
+      </w:r>
+      <w:proofErr w:type="spellStart"/>
+      <w:r>
+        <w:t>thread</w:t>
+      </w:r>
+      <w:proofErr w:type="spellEnd"/>
+      <w:r>
+        <w:t>, uno per decrementarlo e per terminare in client in caso di inattività e l’altro per resettarlo quando viene inserito un nuovo comando da CLI;</w:t>
       </w:r>
     </w:p>
     <w:p>
@@ -2542,10 +3764,45 @@
         </w:numPr>
       </w:pPr>
       <w:r>
+        <w:lastRenderedPageBreak/>
         <w:t>È</w:t>
       </w:r>
       <w:r>
-        <w:t xml:space="preserve"> stata usata anche per assegnare l’orderId ai vari ordini e incrementare ogni volta che viene creato un ordine nuovo;l’orderId viene settato o con 1 o con l’OrderId storico più alto + 1 del file storicoOrdini.json.</w:t>
+        <w:t xml:space="preserve"> stata usata anche per assegnare l’</w:t>
+      </w:r>
+      <w:proofErr w:type="spellStart"/>
+      <w:r>
+        <w:t>orderId</w:t>
+      </w:r>
+      <w:proofErr w:type="spellEnd"/>
+      <w:r>
+        <w:t xml:space="preserve"> ai vari ordini e incrementare ogni volta che viene creato un ordine </w:t>
+      </w:r>
+      <w:proofErr w:type="spellStart"/>
+      <w:proofErr w:type="gramStart"/>
+      <w:r>
+        <w:t>nuovo;l’orderId</w:t>
+      </w:r>
+      <w:proofErr w:type="spellEnd"/>
+      <w:proofErr w:type="gramEnd"/>
+      <w:r>
+        <w:t xml:space="preserve"> viene settato o con 1 o con l’</w:t>
+      </w:r>
+      <w:proofErr w:type="spellStart"/>
+      <w:r>
+        <w:t>OrderId</w:t>
+      </w:r>
+      <w:proofErr w:type="spellEnd"/>
+      <w:r>
+        <w:t xml:space="preserve"> storico più alto + 1 del file </w:t>
+      </w:r>
+      <w:proofErr w:type="spellStart"/>
+      <w:r>
+        <w:t>storicoOrdini.json</w:t>
+      </w:r>
+      <w:proofErr w:type="spellEnd"/>
+      <w:r>
+        <w:t>.</w:t>
       </w:r>
     </w:p>
     <w:sectPr>
@@ -4105,7 +5362,6 @@
   <w:style w:type="character" w:default="1" w:styleId="Carpredefinitoparagrafo">
     <w:name w:val="Default Paragraph Font"/>
     <w:uiPriority w:val="1"/>
-    <w:semiHidden/>
     <w:unhideWhenUsed/>
   </w:style>
   <w:style w:type="table" w:default="1" w:styleId="Tabellanormale">
